--- a/ZavrsniRad/завршни рад.docx
+++ b/ZavrsniRad/завршни рад.docx
@@ -431,9 +431,8 @@
           <w:szCs w:val="28"/>
           <w:lang w:val="sr-Cyrl-RS"/>
         </w:rPr>
-        <w:t xml:space="preserve">Владимир </w:t>
-      </w:r>
-      <w:proofErr w:type="spellStart"/>
+        <w:t>Владимир Цв</w:t>
+      </w:r>
       <w:r>
         <w:rPr>
           <w:b/>
@@ -442,7 +441,7 @@
           <w:szCs w:val="28"/>
           <w:lang w:val="sr-Cyrl-RS"/>
         </w:rPr>
-        <w:t>Цв</w:t>
+        <w:t>j</w:t>
       </w:r>
       <w:r>
         <w:rPr>
@@ -452,19 +451,8 @@
           <w:szCs w:val="28"/>
           <w:lang w:val="sr-Cyrl-RS"/>
         </w:rPr>
-        <w:t>j</w:t>
-      </w:r>
-      <w:r>
-        <w:rPr>
-          <w:b/>
-          <w:bCs/>
-          <w:sz w:val="28"/>
-          <w:szCs w:val="28"/>
-          <w:lang w:val="sr-Cyrl-RS"/>
-        </w:rPr>
         <w:t>етковић</w:t>
       </w:r>
-      <w:proofErr w:type="spellEnd"/>
     </w:p>
     <w:p>
       <w:pPr>
@@ -4925,21 +4913,7 @@
         <w:rPr>
           <w:lang w:val="sr-Cyrl-RS"/>
         </w:rPr>
-        <w:t xml:space="preserve">MERN </w:t>
-      </w:r>
-      <w:proofErr w:type="spellStart"/>
-      <w:r>
-        <w:rPr>
-          <w:lang w:val="sr-Cyrl-RS"/>
-        </w:rPr>
-        <w:t>stack</w:t>
-      </w:r>
-      <w:proofErr w:type="spellEnd"/>
-      <w:r>
-        <w:rPr>
-          <w:lang w:val="sr-Cyrl-RS"/>
-        </w:rPr>
-        <w:t xml:space="preserve"> </w:t>
+        <w:t xml:space="preserve">MERN stack </w:t>
       </w:r>
       <w:r>
         <w:rPr>
@@ -4951,35 +4925,17 @@
         <w:rPr>
           <w:lang w:val="sr-Cyrl-RS"/>
         </w:rPr>
-        <w:t xml:space="preserve"> скуп од четири технологије: </w:t>
-      </w:r>
-      <w:proofErr w:type="spellStart"/>
-      <w:r>
-        <w:rPr>
-          <w:lang w:val="sr-Cyrl-RS"/>
-        </w:rPr>
-        <w:t>MongoDB</w:t>
-      </w:r>
-      <w:proofErr w:type="spellEnd"/>
-      <w:r>
-        <w:t xml:space="preserve">, </w:t>
-      </w:r>
-      <w:proofErr w:type="spellStart"/>
-      <w:r>
-        <w:t>Express</w:t>
+        <w:t xml:space="preserve"> скуп од четири технологије: MongoDB</w:t>
+      </w:r>
+      <w:r>
+        <w:t>, Express</w:t>
       </w:r>
       <w:r>
         <w:t>Js</w:t>
       </w:r>
-      <w:proofErr w:type="spellEnd"/>
-      <w:r>
-        <w:t>, React ,</w:t>
-      </w:r>
-      <w:proofErr w:type="spellStart"/>
-      <w:r>
-        <w:t>NodeJs</w:t>
-      </w:r>
-      <w:proofErr w:type="spellEnd"/>
+      <w:r>
+        <w:t>, React ,NodeJs</w:t>
+      </w:r>
     </w:p>
     <w:p>
       <w:pPr>
@@ -5037,14 +4993,12 @@
           <w:lang w:val="sr-Cyrl-RS"/>
         </w:rPr>
       </w:pPr>
-      <w:proofErr w:type="spellStart"/>
       <w:r>
         <w:rPr>
           <w:lang w:val="sr-Cyrl-RS"/>
         </w:rPr>
         <w:t>NoSQL</w:t>
       </w:r>
-      <w:proofErr w:type="spellEnd"/>
       <w:r>
         <w:rPr>
           <w:lang w:val="sr-Cyrl-RS"/>
@@ -5087,14 +5041,12 @@
       <w:r>
         <w:t>F</w:t>
       </w:r>
-      <w:proofErr w:type="spellStart"/>
       <w:r>
         <w:rPr>
           <w:lang w:val="sr-Cyrl-RS"/>
         </w:rPr>
         <w:t>ramework</w:t>
       </w:r>
-      <w:proofErr w:type="spellEnd"/>
       <w:r>
         <w:t xml:space="preserve"> –</w:t>
       </w:r>
@@ -5183,21 +5135,7 @@
         <w:rPr>
           <w:lang w:val="sr-Cyrl-RS"/>
         </w:rPr>
-        <w:t>BSON (</w:t>
-      </w:r>
-      <w:proofErr w:type="spellStart"/>
-      <w:r>
-        <w:rPr>
-          <w:lang w:val="sr-Cyrl-RS"/>
-        </w:rPr>
-        <w:t>Binary</w:t>
-      </w:r>
-      <w:proofErr w:type="spellEnd"/>
-      <w:r>
-        <w:rPr>
-          <w:lang w:val="sr-Cyrl-RS"/>
-        </w:rPr>
-        <w:t xml:space="preserve"> JSON) </w:t>
+        <w:t xml:space="preserve">BSON (Binary JSON) </w:t>
       </w:r>
       <w:r>
         <w:rPr>
@@ -5273,13 +5211,8 @@
           <w:lang w:val="sr-Cyrl-RS"/>
         </w:rPr>
       </w:pPr>
-      <w:proofErr w:type="gramStart"/>
-      <w:r>
-        <w:t>JSX(</w:t>
-      </w:r>
-      <w:proofErr w:type="gramEnd"/>
-      <w:r>
-        <w:t>JavaScript XML)</w:t>
+      <w:r>
+        <w:t>JSX(JavaScript XML)</w:t>
       </w:r>
       <w:r>
         <w:rPr>
@@ -5371,14 +5304,12 @@
       <w:r>
         <w:t>O</w:t>
       </w:r>
-      <w:proofErr w:type="spellStart"/>
       <w:r>
         <w:rPr>
           <w:lang w:val="sr-Cyrl-RS"/>
         </w:rPr>
         <w:t>pen-source</w:t>
       </w:r>
-      <w:proofErr w:type="spellEnd"/>
       <w:r>
         <w:rPr>
           <w:lang w:val="sr-Cyrl-RS"/>
@@ -5409,7 +5340,6 @@
           <w:lang w:val="sr-Cyrl-RS"/>
         </w:rPr>
       </w:pPr>
-      <w:proofErr w:type="gramStart"/>
       <w:r>
         <w:t>API</w:t>
       </w:r>
@@ -5419,7 +5349,6 @@
         </w:rPr>
         <w:t>(</w:t>
       </w:r>
-      <w:proofErr w:type="gramEnd"/>
       <w:r>
         <w:t>Application Programming Interface</w:t>
       </w:r>
@@ -5486,42 +5415,12 @@
         </w:rPr>
         <w:t>(</w:t>
       </w:r>
-      <w:proofErr w:type="spellStart"/>
-      <w:r>
-        <w:rPr>
-          <w:lang w:val="sr-Cyrl-RS"/>
-        </w:rPr>
-        <w:t>HyperText</w:t>
-      </w:r>
-      <w:proofErr w:type="spellEnd"/>
-      <w:r>
-        <w:rPr>
-          <w:lang w:val="sr-Cyrl-RS"/>
-        </w:rPr>
-        <w:t xml:space="preserve"> </w:t>
-      </w:r>
-      <w:proofErr w:type="spellStart"/>
-      <w:r>
-        <w:rPr>
-          <w:lang w:val="sr-Cyrl-RS"/>
-        </w:rPr>
-        <w:t>Transfer</w:t>
-      </w:r>
-      <w:proofErr w:type="spellEnd"/>
-      <w:r>
-        <w:rPr>
-          <w:lang w:val="sr-Cyrl-RS"/>
-        </w:rPr>
-        <w:t xml:space="preserve"> </w:t>
-      </w:r>
-      <w:proofErr w:type="spellStart"/>
-      <w:r>
-        <w:rPr>
-          <w:lang w:val="sr-Cyrl-RS"/>
-        </w:rPr>
-        <w:t>Protocol</w:t>
-      </w:r>
-      <w:proofErr w:type="spellEnd"/>
+      <w:r>
+        <w:rPr>
+          <w:lang w:val="sr-Cyrl-RS"/>
+        </w:rPr>
+        <w:t>HyperText Transfer Protocol</w:t>
+      </w:r>
       <w:r>
         <w:rPr>
           <w:lang w:val="sr-Cyrl-RS"/>
@@ -5561,14 +5460,12 @@
       <w:r>
         <w:t>S</w:t>
       </w:r>
-      <w:proofErr w:type="spellStart"/>
       <w:r>
         <w:rPr>
           <w:lang w:val="sr-Cyrl-RS"/>
         </w:rPr>
         <w:t>pider</w:t>
       </w:r>
-      <w:proofErr w:type="spellEnd"/>
       <w:r>
         <w:t xml:space="preserve"> </w:t>
       </w:r>
@@ -5590,19 +5487,11 @@
       <w:r>
         <w:t>Scrape-</w:t>
       </w:r>
-      <w:proofErr w:type="spellStart"/>
-      <w:r>
-        <w:rPr>
-          <w:lang w:val="sr-Cyrl-RS"/>
-        </w:rPr>
-        <w:t>овање</w:t>
-      </w:r>
-      <w:proofErr w:type="spellEnd"/>
-      <w:r>
-        <w:rPr>
-          <w:lang w:val="sr-Cyrl-RS"/>
-        </w:rPr>
-        <w:t xml:space="preserve"> </w:t>
+      <w:r>
+        <w:rPr>
+          <w:lang w:val="sr-Cyrl-RS"/>
+        </w:rPr>
+        <w:t xml:space="preserve">овање </w:t>
       </w:r>
       <w:r>
         <w:rPr>
@@ -5915,255 +5804,226 @@
           <w:lang w:val="sr-Cyrl-RS"/>
         </w:rPr>
         <w:tab/>
-        <w:t>Апликација “</w:t>
-      </w:r>
-      <w:proofErr w:type="spellStart"/>
+        <w:t>Апликација “EzDeals” је настала као решење за горе наведене проблеме.</w:t>
+      </w:r>
+      <w:r>
+        <w:rPr>
+          <w:lang w:val="sr-Cyrl-RS"/>
+        </w:rPr>
+        <w:t xml:space="preserve"> Назив „</w:t>
+      </w:r>
       <w:r>
         <w:rPr>
           <w:lang w:val="sr-Cyrl-RS"/>
         </w:rPr>
         <w:t>EzDeals</w:t>
       </w:r>
-      <w:proofErr w:type="spellEnd"/>
-      <w:r>
-        <w:rPr>
-          <w:lang w:val="sr-Cyrl-RS"/>
-        </w:rPr>
-        <w:t>” је настала као решење за горе наведене проблеме.</w:t>
-      </w:r>
-      <w:r>
-        <w:rPr>
-          <w:lang w:val="sr-Cyrl-RS"/>
-        </w:rPr>
-        <w:t xml:space="preserve"> Назив „</w:t>
-      </w:r>
-      <w:proofErr w:type="spellStart"/>
+      <w:r>
+        <w:rPr>
+          <w:lang w:val="sr-Cyrl-RS"/>
+        </w:rPr>
+        <w:t>“</w:t>
+      </w:r>
+      <w:r>
+        <w:rPr>
+          <w:lang w:val="sr-Cyrl-RS"/>
+        </w:rPr>
+        <w:t xml:space="preserve"> </w:t>
+      </w:r>
+      <w:r>
+        <w:rPr>
+          <w:lang w:val="sr-Cyrl-RS"/>
+        </w:rPr>
+        <w:t xml:space="preserve"> је сленг односно скраћеница</w:t>
+      </w:r>
+      <w:r>
+        <w:t xml:space="preserve"> </w:t>
+      </w:r>
+      <w:r>
+        <w:rPr>
+          <w:lang w:val="sr-Cyrl-RS"/>
+        </w:rPr>
+        <w:t xml:space="preserve"> од „</w:t>
+      </w:r>
+      <w:r>
+        <w:rPr>
+          <w:lang w:val="sr-Cyrl-RS"/>
+        </w:rPr>
+        <w:t>E</w:t>
+      </w:r>
+      <w:r>
+        <w:t xml:space="preserve">asy </w:t>
+      </w:r>
+      <w:r>
+        <w:rPr>
+          <w:lang w:val="sr-Cyrl-RS"/>
+        </w:rPr>
+        <w:t>Deals</w:t>
+      </w:r>
+      <w:r>
+        <w:rPr>
+          <w:lang w:val="sr-Cyrl-RS"/>
+        </w:rPr>
+        <w:t>“</w:t>
+      </w:r>
+      <w:r>
+        <w:t xml:space="preserve"> </w:t>
+      </w:r>
+      <w:r>
+        <w:rPr>
+          <w:lang w:val="sr-Cyrl-RS"/>
+        </w:rPr>
+        <w:t>што би могло да се преведе као „Лаке добре понуде“</w:t>
+      </w:r>
+      <w:r>
+        <w:rPr>
+          <w:lang w:val="sr-Cyrl-RS"/>
+        </w:rPr>
+        <w:t xml:space="preserve"> односно „Што лакше до добрих понуда“</w:t>
+      </w:r>
+      <w:r>
+        <w:t xml:space="preserve">. </w:t>
+      </w:r>
+      <w:r>
+        <w:rPr>
+          <w:lang w:val="sr-Cyrl-RS"/>
+        </w:rPr>
+        <w:t>Она ће омогућити корисницима да врше претрагу жељених производа и имају увид у тренутне цене у различитим продавницама као и промене цене датог производа кроз одређени временски период.</w:t>
+      </w:r>
+    </w:p>
+    <w:p/>
+    <w:p>
+      <w:pPr>
+        <w:rPr>
+          <w:lang w:val="sr-Cyrl-RS"/>
+        </w:rPr>
+      </w:pPr>
+      <w:r>
+        <w:tab/>
+      </w:r>
+      <w:r>
+        <w:rPr>
+          <w:lang w:val="sr-Cyrl-RS"/>
+        </w:rPr>
+        <w:t xml:space="preserve">У тренутку писања </w:t>
+      </w:r>
+      <w:r>
+        <w:rPr>
+          <w:lang w:val="sr-Cyrl-RS"/>
+        </w:rPr>
+        <w:t>овог документа постоји пар</w:t>
+      </w:r>
+      <w:r>
+        <w:rPr>
+          <w:lang w:val="sr-Cyrl-RS"/>
+        </w:rPr>
+        <w:t xml:space="preserve"> сличних веб</w:t>
+      </w:r>
+      <w:r>
+        <w:rPr>
+          <w:lang w:val="sr-Cyrl-RS"/>
+        </w:rPr>
+        <w:t xml:space="preserve"> апликација</w:t>
+      </w:r>
+      <w:r>
+        <w:t xml:space="preserve"> </w:t>
+      </w:r>
+      <w:r>
+        <w:rPr>
+          <w:lang w:val="sr-Cyrl-RS"/>
+        </w:rPr>
+        <w:t xml:space="preserve">које се зову </w:t>
+      </w:r>
+      <w:r>
+        <w:rPr>
+          <w:lang w:val="sr-Cyrl-RS"/>
+        </w:rPr>
+        <w:t>„</w:t>
+      </w:r>
+      <w:r>
+        <w:t>EPonuda</w:t>
+      </w:r>
+      <w:r>
+        <w:rPr>
+          <w:lang w:val="sr-Cyrl-RS"/>
+        </w:rPr>
+        <w:t>“</w:t>
+      </w:r>
+      <w:r>
+        <w:t xml:space="preserve"> </w:t>
+      </w:r>
+      <w:r>
+        <w:rPr>
+          <w:lang w:val="sr-Cyrl-RS"/>
+        </w:rPr>
+        <w:t>и „</w:t>
+      </w:r>
+      <w:r>
+        <w:t>itsvet</w:t>
+      </w:r>
+      <w:r>
+        <w:rPr>
+          <w:lang w:val="sr-Cyrl-RS"/>
+        </w:rPr>
+        <w:t>“</w:t>
+      </w:r>
+      <w:r>
+        <w:t>.</w:t>
+      </w:r>
+      <w:r>
+        <w:rPr>
+          <w:lang w:val="sr-Cyrl-RS"/>
+        </w:rPr>
+        <w:t xml:space="preserve"> </w:t>
+      </w:r>
+      <w:r>
+        <w:rPr>
+          <w:lang w:val="sr-Cyrl-RS"/>
+        </w:rPr>
+        <w:t>Њихов</w:t>
+      </w:r>
+      <w:r>
+        <w:rPr>
+          <w:lang w:val="sr-Cyrl-RS"/>
+        </w:rPr>
+        <w:t xml:space="preserve"> највећи проблем</w:t>
+      </w:r>
+      <w:r>
+        <w:rPr>
+          <w:lang w:val="sr-Cyrl-RS"/>
+        </w:rPr>
+        <w:t xml:space="preserve"> је</w:t>
+      </w:r>
+      <w:r>
+        <w:rPr>
+          <w:lang w:val="sr-Cyrl-RS"/>
+        </w:rPr>
+        <w:t xml:space="preserve"> лоша ажурност података, што доводи до тога да добар део производа није на стању или су цене истих нетачне.</w:t>
+      </w:r>
+      <w:r>
+        <w:rPr>
+          <w:lang w:val="sr-Cyrl-RS"/>
+        </w:rPr>
+        <w:t xml:space="preserve"> </w:t>
+      </w:r>
+      <w:r>
+        <w:rPr>
+          <w:lang w:val="sr-Cyrl-RS"/>
+        </w:rPr>
+        <w:t xml:space="preserve">Овај проблем је један од главних повода за развој апликације </w:t>
+      </w:r>
+      <w:r>
+        <w:rPr>
+          <w:lang w:val="sr-Cyrl-RS"/>
+        </w:rPr>
+        <w:t>„</w:t>
+      </w:r>
       <w:r>
         <w:rPr>
           <w:lang w:val="sr-Cyrl-RS"/>
         </w:rPr>
         <w:t>EzDeals</w:t>
       </w:r>
-      <w:proofErr w:type="spellEnd"/>
-      <w:r>
-        <w:rPr>
-          <w:lang w:val="sr-Cyrl-RS"/>
-        </w:rPr>
-        <w:t>“</w:t>
-      </w:r>
-      <w:r>
-        <w:rPr>
-          <w:lang w:val="sr-Cyrl-RS"/>
-        </w:rPr>
-        <w:t xml:space="preserve"> </w:t>
-      </w:r>
-      <w:r>
-        <w:rPr>
-          <w:lang w:val="sr-Cyrl-RS"/>
-        </w:rPr>
-        <w:t xml:space="preserve"> је сленг односно скраћеница</w:t>
-      </w:r>
-      <w:r>
-        <w:t xml:space="preserve"> </w:t>
-      </w:r>
-      <w:r>
-        <w:rPr>
-          <w:lang w:val="sr-Cyrl-RS"/>
-        </w:rPr>
-        <w:t xml:space="preserve"> од „</w:t>
-      </w:r>
-      <w:r>
-        <w:rPr>
-          <w:lang w:val="sr-Cyrl-RS"/>
-        </w:rPr>
-        <w:t>E</w:t>
-      </w:r>
-      <w:proofErr w:type="spellStart"/>
-      <w:r>
-        <w:t>asy</w:t>
-      </w:r>
-      <w:proofErr w:type="spellEnd"/>
-      <w:r>
-        <w:t xml:space="preserve"> </w:t>
-      </w:r>
-      <w:proofErr w:type="spellStart"/>
-      <w:r>
-        <w:rPr>
-          <w:lang w:val="sr-Cyrl-RS"/>
-        </w:rPr>
-        <w:t>Deals</w:t>
-      </w:r>
-      <w:proofErr w:type="spellEnd"/>
-      <w:r>
-        <w:rPr>
-          <w:lang w:val="sr-Cyrl-RS"/>
-        </w:rPr>
-        <w:t>“</w:t>
-      </w:r>
-      <w:r>
-        <w:t xml:space="preserve"> </w:t>
-      </w:r>
-      <w:r>
-        <w:rPr>
-          <w:lang w:val="sr-Cyrl-RS"/>
-        </w:rPr>
-        <w:t>што би могло да се преведе као „Лаке добре понуде“</w:t>
-      </w:r>
-      <w:r>
-        <w:rPr>
-          <w:lang w:val="sr-Cyrl-RS"/>
-        </w:rPr>
-        <w:t xml:space="preserve"> односно „Што лакше до добрих понуда“</w:t>
-      </w:r>
-      <w:r>
-        <w:t xml:space="preserve">. </w:t>
-      </w:r>
-      <w:r>
-        <w:rPr>
-          <w:lang w:val="sr-Cyrl-RS"/>
-        </w:rPr>
-        <w:t>Она ће омогућити корисницима да врше претрагу жељених производа и имају увид у тренутне цене у различитим продавницама као и промене цене датог производа кроз одређени временски период.</w:t>
-      </w:r>
-    </w:p>
-    <w:p/>
-    <w:p>
-      <w:pPr>
-        <w:rPr>
-          <w:lang w:val="sr-Cyrl-RS"/>
-        </w:rPr>
-      </w:pPr>
-      <w:r>
-        <w:tab/>
-      </w:r>
-      <w:r>
-        <w:rPr>
-          <w:lang w:val="sr-Cyrl-RS"/>
-        </w:rPr>
-        <w:t xml:space="preserve">У тренутку писања </w:t>
-      </w:r>
-      <w:r>
-        <w:rPr>
-          <w:lang w:val="sr-Cyrl-RS"/>
-        </w:rPr>
-        <w:t>овог документа постоји пар</w:t>
-      </w:r>
-      <w:r>
-        <w:rPr>
-          <w:lang w:val="sr-Cyrl-RS"/>
-        </w:rPr>
-        <w:t xml:space="preserve"> сличних веб</w:t>
-      </w:r>
-      <w:r>
-        <w:rPr>
-          <w:lang w:val="sr-Cyrl-RS"/>
-        </w:rPr>
-        <w:t xml:space="preserve"> апликација</w:t>
-      </w:r>
-      <w:r>
-        <w:t xml:space="preserve"> </w:t>
-      </w:r>
-      <w:r>
-        <w:rPr>
-          <w:lang w:val="sr-Cyrl-RS"/>
-        </w:rPr>
-        <w:t xml:space="preserve">које се зову </w:t>
-      </w:r>
-      <w:r>
-        <w:rPr>
-          <w:lang w:val="sr-Cyrl-RS"/>
-        </w:rPr>
-        <w:t>„</w:t>
-      </w:r>
-      <w:proofErr w:type="spellStart"/>
-      <w:r>
-        <w:t>EPonuda</w:t>
-      </w:r>
-      <w:proofErr w:type="spellEnd"/>
-      <w:r>
-        <w:rPr>
-          <w:lang w:val="sr-Cyrl-RS"/>
-        </w:rPr>
-        <w:t>“</w:t>
-      </w:r>
-      <w:r>
-        <w:t xml:space="preserve"> </w:t>
-      </w:r>
-      <w:r>
-        <w:rPr>
-          <w:lang w:val="sr-Cyrl-RS"/>
-        </w:rPr>
-        <w:t>и „</w:t>
-      </w:r>
-      <w:proofErr w:type="spellStart"/>
-      <w:r>
-        <w:t>itsvet</w:t>
-      </w:r>
-      <w:proofErr w:type="spellEnd"/>
-      <w:r>
-        <w:rPr>
-          <w:lang w:val="sr-Cyrl-RS"/>
-        </w:rPr>
-        <w:t>“</w:t>
-      </w:r>
-      <w:r>
-        <w:t>.</w:t>
-      </w:r>
-      <w:r>
-        <w:rPr>
-          <w:lang w:val="sr-Cyrl-RS"/>
-        </w:rPr>
-        <w:t xml:space="preserve"> </w:t>
-      </w:r>
-      <w:r>
-        <w:rPr>
-          <w:lang w:val="sr-Cyrl-RS"/>
-        </w:rPr>
-        <w:t>Њихов</w:t>
-      </w:r>
-      <w:r>
-        <w:rPr>
-          <w:lang w:val="sr-Cyrl-RS"/>
-        </w:rPr>
-        <w:t xml:space="preserve"> највећи проблем</w:t>
-      </w:r>
-      <w:r>
-        <w:rPr>
-          <w:lang w:val="sr-Cyrl-RS"/>
-        </w:rPr>
-        <w:t xml:space="preserve"> је</w:t>
-      </w:r>
-      <w:r>
-        <w:rPr>
-          <w:lang w:val="sr-Cyrl-RS"/>
-        </w:rPr>
-        <w:t xml:space="preserve"> лоша ажурност података, што доводи до тога да добар део производа није на стању или су цене истих нетачне.</w:t>
-      </w:r>
-      <w:r>
-        <w:rPr>
-          <w:lang w:val="sr-Cyrl-RS"/>
-        </w:rPr>
-        <w:t xml:space="preserve"> </w:t>
-      </w:r>
-      <w:r>
-        <w:rPr>
-          <w:lang w:val="sr-Cyrl-RS"/>
-        </w:rPr>
-        <w:t xml:space="preserve">Овај проблем је један од главних повода за развој апликације </w:t>
-      </w:r>
-      <w:r>
-        <w:rPr>
-          <w:lang w:val="sr-Cyrl-RS"/>
-        </w:rPr>
-        <w:t>„</w:t>
-      </w:r>
-      <w:proofErr w:type="spellStart"/>
-      <w:r>
-        <w:rPr>
-          <w:lang w:val="sr-Cyrl-RS"/>
-        </w:rPr>
-        <w:t>EzDeals</w:t>
-      </w:r>
-      <w:proofErr w:type="spellEnd"/>
       <w:r>
         <w:rPr>
           <w:lang w:val="sr-Cyrl-RS"/>
@@ -6427,21 +6287,7 @@
         <w:rPr>
           <w:lang w:val="sr-Cyrl-RS"/>
         </w:rPr>
-        <w:t xml:space="preserve"> се налази “MERN </w:t>
-      </w:r>
-      <w:proofErr w:type="spellStart"/>
-      <w:r>
-        <w:rPr>
-          <w:lang w:val="sr-Cyrl-RS"/>
-        </w:rPr>
-        <w:t>stack</w:t>
-      </w:r>
-      <w:proofErr w:type="spellEnd"/>
-      <w:r>
-        <w:rPr>
-          <w:lang w:val="sr-Cyrl-RS"/>
-        </w:rPr>
-        <w:t>” који се састоји од следећих технологија:</w:t>
+        <w:t xml:space="preserve"> се налази “MERN stack” који се састоји од следећих технологија:</w:t>
       </w:r>
     </w:p>
     <w:p>
@@ -6455,14 +6301,12 @@
           <w:lang w:val="sr-Cyrl-RS"/>
         </w:rPr>
       </w:pPr>
-      <w:proofErr w:type="spellStart"/>
       <w:r>
         <w:rPr>
           <w:lang w:val="sr-Cyrl-RS"/>
         </w:rPr>
         <w:t>MongoDB</w:t>
       </w:r>
-      <w:proofErr w:type="spellEnd"/>
     </w:p>
     <w:p>
       <w:pPr>
@@ -6528,30 +6372,14 @@
         <w:rPr>
           <w:lang w:val="sr-Cyrl-RS"/>
         </w:rPr>
-        <w:t xml:space="preserve">Уз “MERN </w:t>
-      </w:r>
-      <w:proofErr w:type="spellStart"/>
-      <w:r>
-        <w:rPr>
-          <w:lang w:val="sr-Cyrl-RS"/>
-        </w:rPr>
-        <w:t>stack</w:t>
-      </w:r>
-      <w:proofErr w:type="spellEnd"/>
-      <w:r>
-        <w:rPr>
-          <w:lang w:val="sr-Cyrl-RS"/>
-        </w:rPr>
-        <w:t xml:space="preserve">” је коришћена и REDIS база података за </w:t>
-      </w:r>
-      <w:proofErr w:type="spellStart"/>
-      <w:r>
-        <w:rPr>
-          <w:lang w:val="sr-Cyrl-RS"/>
-        </w:rPr>
-        <w:t>кеширање</w:t>
-      </w:r>
-      <w:proofErr w:type="spellEnd"/>
+        <w:t xml:space="preserve">Уз “MERN stack” је коришћена и REDIS база података за кеширање </w:t>
+      </w:r>
+      <w:r>
+        <w:rPr>
+          <w:lang w:val="sr-Cyrl-RS"/>
+        </w:rPr>
+        <w:t>података у радној меморији.</w:t>
+      </w:r>
       <w:r>
         <w:rPr>
           <w:lang w:val="sr-Cyrl-RS"/>
@@ -6562,7 +6390,63 @@
         <w:rPr>
           <w:lang w:val="sr-Cyrl-RS"/>
         </w:rPr>
-        <w:t>података у радној меморији.</w:t>
+        <w:t xml:space="preserve">SCRAPER сервис је развијен у </w:t>
+      </w:r>
+      <w:r>
+        <w:rPr>
+          <w:lang w:val="sr-Cyrl-RS"/>
+        </w:rPr>
+        <w:t xml:space="preserve">Python окружењу </w:t>
+      </w:r>
+      <w:r>
+        <w:rPr>
+          <w:lang w:val="sr-Cyrl-RS"/>
+        </w:rPr>
+        <w:t>на основу Scrapy framework-a.</w:t>
+      </w:r>
+    </w:p>
+    <w:p>
+      <w:pPr>
+        <w:rPr>
+          <w:lang w:val="sr-Cyrl-RS"/>
+        </w:rPr>
+      </w:pPr>
+    </w:p>
+    <w:p>
+      <w:pPr>
+        <w:rPr>
+          <w:lang w:val="sr-Cyrl-RS"/>
+        </w:rPr>
+      </w:pPr>
+    </w:p>
+    <w:p>
+      <w:pPr>
+        <w:pStyle w:val="Heading2"/>
+        <w:rPr>
+          <w:lang w:val="sr-Cyrl-RS"/>
+        </w:rPr>
+      </w:pPr>
+      <w:bookmarkStart w:id="5" w:name="_Toc161506702"/>
+      <w:r>
+        <w:rPr>
+          <w:lang w:val="sr-Cyrl-RS"/>
+        </w:rPr>
+        <w:t>MongoDB</w:t>
+      </w:r>
+      <w:bookmarkEnd w:id="5"/>
+    </w:p>
+    <w:p>
+      <w:pPr>
+        <w:rPr>
+          <w:lang w:val="sr-Cyrl-RS"/>
+        </w:rPr>
+      </w:pPr>
+      <w:r>
+        <w:rPr>
+          <w:lang w:val="sr-Cyrl-RS"/>
+        </w:rPr>
+        <w:tab/>
+        <w:t>MongoDB је NoSQL база података која складишти податке у BSON</w:t>
       </w:r>
       <w:r>
         <w:rPr>
@@ -6574,139 +6458,6 @@
         <w:rPr>
           <w:lang w:val="sr-Cyrl-RS"/>
         </w:rPr>
-        <w:t xml:space="preserve">SCRAPER сервис је развијен у </w:t>
-      </w:r>
-      <w:proofErr w:type="spellStart"/>
-      <w:r>
-        <w:rPr>
-          <w:lang w:val="sr-Cyrl-RS"/>
-        </w:rPr>
-        <w:t>Python</w:t>
-      </w:r>
-      <w:proofErr w:type="spellEnd"/>
-      <w:r>
-        <w:rPr>
-          <w:lang w:val="sr-Cyrl-RS"/>
-        </w:rPr>
-        <w:t xml:space="preserve"> окружењу </w:t>
-      </w:r>
-      <w:r>
-        <w:rPr>
-          <w:lang w:val="sr-Cyrl-RS"/>
-        </w:rPr>
-        <w:t xml:space="preserve">на основу </w:t>
-      </w:r>
-      <w:proofErr w:type="spellStart"/>
-      <w:r>
-        <w:rPr>
-          <w:lang w:val="sr-Cyrl-RS"/>
-        </w:rPr>
-        <w:t>Scrapy</w:t>
-      </w:r>
-      <w:proofErr w:type="spellEnd"/>
-      <w:r>
-        <w:rPr>
-          <w:lang w:val="sr-Cyrl-RS"/>
-        </w:rPr>
-        <w:t xml:space="preserve"> </w:t>
-      </w:r>
-      <w:proofErr w:type="spellStart"/>
-      <w:r>
-        <w:rPr>
-          <w:lang w:val="sr-Cyrl-RS"/>
-        </w:rPr>
-        <w:t>framework</w:t>
-      </w:r>
-      <w:proofErr w:type="spellEnd"/>
-      <w:r>
-        <w:rPr>
-          <w:lang w:val="sr-Cyrl-RS"/>
-        </w:rPr>
-        <w:t>-a.</w:t>
-      </w:r>
-    </w:p>
-    <w:p>
-      <w:pPr>
-        <w:rPr>
-          <w:lang w:val="sr-Cyrl-RS"/>
-        </w:rPr>
-      </w:pPr>
-    </w:p>
-    <w:p>
-      <w:pPr>
-        <w:rPr>
-          <w:lang w:val="sr-Cyrl-RS"/>
-        </w:rPr>
-      </w:pPr>
-    </w:p>
-    <w:p>
-      <w:pPr>
-        <w:pStyle w:val="Heading2"/>
-        <w:rPr>
-          <w:lang w:val="sr-Cyrl-RS"/>
-        </w:rPr>
-      </w:pPr>
-      <w:bookmarkStart w:id="5" w:name="_Toc161506702"/>
-      <w:proofErr w:type="spellStart"/>
-      <w:r>
-        <w:rPr>
-          <w:lang w:val="sr-Cyrl-RS"/>
-        </w:rPr>
-        <w:t>MongoDB</w:t>
-      </w:r>
-      <w:bookmarkEnd w:id="5"/>
-      <w:proofErr w:type="spellEnd"/>
-    </w:p>
-    <w:p>
-      <w:pPr>
-        <w:rPr>
-          <w:lang w:val="sr-Cyrl-RS"/>
-        </w:rPr>
-      </w:pPr>
-      <w:r>
-        <w:rPr>
-          <w:lang w:val="sr-Cyrl-RS"/>
-        </w:rPr>
-        <w:tab/>
-      </w:r>
-      <w:proofErr w:type="spellStart"/>
-      <w:r>
-        <w:rPr>
-          <w:lang w:val="sr-Cyrl-RS"/>
-        </w:rPr>
-        <w:t>MongoDB</w:t>
-      </w:r>
-      <w:proofErr w:type="spellEnd"/>
-      <w:r>
-        <w:rPr>
-          <w:lang w:val="sr-Cyrl-RS"/>
-        </w:rPr>
-        <w:t xml:space="preserve"> је </w:t>
-      </w:r>
-      <w:proofErr w:type="spellStart"/>
-      <w:r>
-        <w:rPr>
-          <w:lang w:val="sr-Cyrl-RS"/>
-        </w:rPr>
-        <w:t>NoSQL</w:t>
-      </w:r>
-      <w:proofErr w:type="spellEnd"/>
-      <w:r>
-        <w:rPr>
-          <w:lang w:val="sr-Cyrl-RS"/>
-        </w:rPr>
-        <w:t xml:space="preserve"> база података која складишти податке у BSON</w:t>
-      </w:r>
-      <w:r>
-        <w:rPr>
-          <w:lang w:val="sr-Cyrl-RS"/>
-        </w:rPr>
-        <w:t xml:space="preserve"> </w:t>
-      </w:r>
-      <w:r>
-        <w:rPr>
-          <w:lang w:val="sr-Cyrl-RS"/>
-        </w:rPr>
         <w:t>формату</w:t>
       </w:r>
       <w:r>
@@ -6739,21 +6490,7 @@
         <w:rPr>
           <w:lang w:val="sr-Cyrl-RS"/>
         </w:rPr>
-        <w:t xml:space="preserve">Предности </w:t>
-      </w:r>
-      <w:proofErr w:type="spellStart"/>
-      <w:r>
-        <w:rPr>
-          <w:lang w:val="sr-Cyrl-RS"/>
-        </w:rPr>
-        <w:t>NoSQL</w:t>
-      </w:r>
-      <w:proofErr w:type="spellEnd"/>
-      <w:r>
-        <w:rPr>
-          <w:lang w:val="sr-Cyrl-RS"/>
-        </w:rPr>
-        <w:t xml:space="preserve"> база су:</w:t>
+        <w:t>Предности NoSQL база су:</w:t>
       </w:r>
     </w:p>
     <w:p>
@@ -6771,35 +6508,7 @@
         <w:rPr>
           <w:lang w:val="sr-Cyrl-RS"/>
         </w:rPr>
-        <w:t xml:space="preserve">Флексибилност- </w:t>
-      </w:r>
-      <w:proofErr w:type="spellStart"/>
-      <w:r>
-        <w:rPr>
-          <w:lang w:val="sr-Cyrl-RS"/>
-        </w:rPr>
-        <w:t>NoSQL</w:t>
-      </w:r>
-      <w:proofErr w:type="spellEnd"/>
-      <w:r>
-        <w:rPr>
-          <w:lang w:val="sr-Cyrl-RS"/>
-        </w:rPr>
-        <w:t xml:space="preserve"> базе података лако могу обрадити било који формат података, као што су структурисани, полу-структурисани и </w:t>
-      </w:r>
-      <w:proofErr w:type="spellStart"/>
-      <w:r>
-        <w:rPr>
-          <w:lang w:val="sr-Cyrl-RS"/>
-        </w:rPr>
-        <w:t>неструктурисани</w:t>
-      </w:r>
-      <w:proofErr w:type="spellEnd"/>
-      <w:r>
-        <w:rPr>
-          <w:lang w:val="sr-Cyrl-RS"/>
-        </w:rPr>
-        <w:t xml:space="preserve"> подаци, у једном складишту података. Ово омогућава брз и поједностављен развој апликације.</w:t>
+        <w:t>Флексибилност- NoSQL базе података лако могу обрадити било који формат података, као што су структурисани, полу-структурисани и неструктурисани подаци, у једном складишту података. Ово омогућава брз и поједностављен развој апликације.</w:t>
       </w:r>
     </w:p>
     <w:p>
@@ -6823,35 +6532,7 @@
         <w:rPr>
           <w:lang w:val="sr-Cyrl-RS"/>
         </w:rPr>
-        <w:t xml:space="preserve">у случају да нам је потребан већи меморијски простор можемо цео систем </w:t>
-      </w:r>
-      <w:proofErr w:type="spellStart"/>
-      <w:r>
-        <w:rPr>
-          <w:lang w:val="sr-Cyrl-RS"/>
-        </w:rPr>
-        <w:t>скалирати</w:t>
-      </w:r>
-      <w:proofErr w:type="spellEnd"/>
-      <w:r>
-        <w:rPr>
-          <w:lang w:val="sr-Cyrl-RS"/>
-        </w:rPr>
-        <w:t xml:space="preserve"> у ширину(изнајмљивање нових сервера) што је јефтиније и лакше од </w:t>
-      </w:r>
-      <w:proofErr w:type="spellStart"/>
-      <w:r>
-        <w:rPr>
-          <w:lang w:val="sr-Cyrl-RS"/>
-        </w:rPr>
-        <w:t>скалирања</w:t>
-      </w:r>
-      <w:proofErr w:type="spellEnd"/>
-      <w:r>
-        <w:rPr>
-          <w:lang w:val="sr-Cyrl-RS"/>
-        </w:rPr>
-        <w:t xml:space="preserve"> у висину(надоградња тренутног сервера). </w:t>
+        <w:t xml:space="preserve">у случају да нам је потребан већи меморијски простор можемо цео систем скалирати у ширину(изнајмљивање нових сервера) што је јефтиније и лакше од скалирања у висину(надоградња тренутног сервера). </w:t>
       </w:r>
     </w:p>
     <w:p>
@@ -6881,21 +6562,7 @@
         <w:rPr>
           <w:lang w:val="sr-Cyrl-RS"/>
         </w:rPr>
-        <w:t xml:space="preserve">. Ово је један од главних разлога што је одабрана </w:t>
-      </w:r>
-      <w:proofErr w:type="spellStart"/>
-      <w:r>
-        <w:rPr>
-          <w:lang w:val="sr-Cyrl-RS"/>
-        </w:rPr>
-        <w:t>NoSQL</w:t>
-      </w:r>
-      <w:proofErr w:type="spellEnd"/>
-      <w:r>
-        <w:rPr>
-          <w:lang w:val="sr-Cyrl-RS"/>
-        </w:rPr>
-        <w:t xml:space="preserve"> база података</w:t>
+        <w:t>. Ово је један од главних разлога што је одабрана NoSQL база података</w:t>
       </w:r>
     </w:p>
     <w:p>
@@ -6990,7 +6657,6 @@
         </w:rPr>
       </w:pPr>
       <w:bookmarkStart w:id="6" w:name="_Toc161506703"/>
-      <w:proofErr w:type="spellStart"/>
       <w:r>
         <w:rPr>
           <w:lang w:val="sr-Cyrl-RS"/>
@@ -6998,7 +6664,6 @@
         <w:t>React</w:t>
       </w:r>
       <w:bookmarkEnd w:id="6"/>
-      <w:proofErr w:type="spellEnd"/>
     </w:p>
     <w:p>
       <w:pPr>
@@ -7008,247 +6673,167 @@
           <w:lang w:val="sr-Cyrl-RS"/>
         </w:rPr>
       </w:pPr>
-      <w:proofErr w:type="spellStart"/>
       <w:r>
         <w:rPr>
           <w:rFonts w:ascii="Liberation Serif" w:hAnsi="Liberation Serif"/>
           <w:lang w:val="sr-Cyrl-RS"/>
         </w:rPr>
-        <w:t>React</w:t>
-      </w:r>
-      <w:proofErr w:type="spellEnd"/>
+        <w:t>React је библиотека за развој интерактивних и динамичних веб апликација</w:t>
+      </w:r>
       <w:r>
         <w:rPr>
           <w:rFonts w:ascii="Liberation Serif" w:hAnsi="Liberation Serif"/>
           <w:lang w:val="sr-Cyrl-RS"/>
         </w:rPr>
-        <w:t xml:space="preserve"> је библиотека за развој интерактивних и динамичних веб апликација</w:t>
+        <w:t>.</w:t>
       </w:r>
       <w:r>
         <w:rPr>
           <w:rFonts w:ascii="Liberation Serif" w:hAnsi="Liberation Serif"/>
           <w:lang w:val="sr-Cyrl-RS"/>
         </w:rPr>
-        <w:t>.</w:t>
-      </w:r>
-      <w:r>
+        <w:t xml:space="preserve"> У тренутку писања овог документа је и најпопуларнија frontend технологија.</w:t>
+      </w:r>
+    </w:p>
+    <w:p>
+      <w:r>
+        <w:tab/>
+      </w:r>
+      <w:r>
+        <w:rPr>
+          <w:lang w:val="sr-Cyrl-RS"/>
+        </w:rPr>
+        <w:t xml:space="preserve">Кориснички интерфејс се </w:t>
+      </w:r>
+      <w:r>
+        <w:rPr>
+          <w:lang w:val="sr-Cyrl-RS"/>
+        </w:rPr>
+        <w:t>састоји од</w:t>
+      </w:r>
+      <w:r>
+        <w:rPr>
+          <w:lang w:val="sr-Cyrl-RS"/>
+        </w:rPr>
+        <w:t xml:space="preserve"> </w:t>
+      </w:r>
+      <w:r>
+        <w:rPr>
+          <w:lang w:val="sr-Cyrl-RS"/>
+        </w:rPr>
+        <w:t xml:space="preserve">мањих </w:t>
+      </w:r>
+      <w:r>
+        <w:rPr>
+          <w:lang w:val="sr-Cyrl-RS"/>
+        </w:rPr>
+        <w:t>компонент</w:t>
+      </w:r>
+      <w:r>
+        <w:rPr>
+          <w:lang w:val="sr-Cyrl-RS"/>
+        </w:rPr>
+        <w:t>а</w:t>
+      </w:r>
+      <w:r>
+        <w:rPr>
+          <w:lang w:val="sr-Cyrl-RS"/>
+        </w:rPr>
+        <w:t xml:space="preserve"> које су представљене у </w:t>
+      </w:r>
+      <w:r>
+        <w:t>JSX</w:t>
+      </w:r>
+      <w:r>
+        <w:t xml:space="preserve"> </w:t>
+      </w:r>
+      <w:r>
+        <w:rPr>
+          <w:lang w:val="sr-Cyrl-RS"/>
+        </w:rPr>
+        <w:t>формату.</w:t>
+      </w:r>
+      <w:r>
+        <w:rPr>
+          <w:lang w:val="sr-Cyrl-RS"/>
+        </w:rPr>
+        <w:t xml:space="preserve"> </w:t>
+      </w:r>
+      <w:r>
+        <w:t>JSX</w:t>
+      </w:r>
+      <w:r>
+        <w:rPr>
+          <w:lang w:val="sr-Cyrl-RS"/>
+        </w:rPr>
+        <w:t xml:space="preserve"> </w:t>
+      </w:r>
+      <w:r>
+        <w:rPr>
+          <w:lang w:val="sr-Cyrl-RS"/>
+        </w:rPr>
+        <w:t xml:space="preserve">нам омогућава да пишемо </w:t>
+      </w:r>
+      <w:r>
+        <w:t xml:space="preserve">HTML </w:t>
+      </w:r>
+      <w:r>
+        <w:rPr>
+          <w:lang w:val="sr-Cyrl-RS"/>
+        </w:rPr>
+        <w:t xml:space="preserve">елементе унутар </w:t>
+      </w:r>
+      <w:r>
+        <w:t xml:space="preserve">JavaScript </w:t>
+      </w:r>
+      <w:r>
+        <w:rPr>
+          <w:lang w:val="sr-Cyrl-RS"/>
+        </w:rPr>
+        <w:t xml:space="preserve">кода. </w:t>
+      </w:r>
+      <w:r>
+        <w:rPr>
+          <w:lang w:val="sr-Cyrl-RS"/>
+        </w:rPr>
+        <w:t xml:space="preserve">Више компонената се комбинују у појединачне стране и једна компонента се може искористити у креирању више различитих страна. Могућност поновне употребе компонената је једна од главних особина React-а која знатно убрзава развој апликације. </w:t>
+      </w:r>
+      <w:r>
+        <w:rPr>
+          <w:lang w:val="sr-Cyrl-RS"/>
+        </w:rPr>
+        <w:t>Модуларна структура такође омогућава лакше одржавање кода што додатно утиче на време потребно за израду апликације.</w:t>
+      </w:r>
+    </w:p>
+    <w:p/>
+    <w:p>
+      <w:pPr>
+        <w:pStyle w:val="Textbody"/>
         <w:rPr>
           <w:rFonts w:ascii="Liberation Serif" w:hAnsi="Liberation Serif"/>
           <w:lang w:val="sr-Cyrl-RS"/>
         </w:rPr>
-        <w:t xml:space="preserve"> У тренутку писања овог документа је и најпопуларнија </w:t>
-      </w:r>
-      <w:proofErr w:type="spellStart"/>
+      </w:pPr>
       <w:r>
         <w:rPr>
           <w:rFonts w:ascii="Liberation Serif" w:hAnsi="Liberation Serif"/>
           <w:lang w:val="sr-Cyrl-RS"/>
         </w:rPr>
-        <w:t>frontend</w:t>
-      </w:r>
-      <w:proofErr w:type="spellEnd"/>
+        <w:t>Virtual DOM</w:t>
+      </w:r>
       <w:r>
         <w:rPr>
           <w:rFonts w:ascii="Liberation Serif" w:hAnsi="Liberation Serif"/>
           <w:lang w:val="sr-Cyrl-RS"/>
         </w:rPr>
-        <w:t xml:space="preserve"> технологија.</w:t>
-      </w:r>
-    </w:p>
-    <w:p>
-      <w:r>
-        <w:tab/>
-      </w:r>
-      <w:r>
-        <w:rPr>
-          <w:lang w:val="sr-Cyrl-RS"/>
-        </w:rPr>
-        <w:t xml:space="preserve">Кориснички интерфејс се </w:t>
-      </w:r>
-      <w:r>
-        <w:rPr>
-          <w:lang w:val="sr-Cyrl-RS"/>
-        </w:rPr>
-        <w:t>састоји од</w:t>
-      </w:r>
-      <w:r>
-        <w:rPr>
-          <w:lang w:val="sr-Cyrl-RS"/>
-        </w:rPr>
         <w:t xml:space="preserve"> </w:t>
       </w:r>
       <w:r>
         <w:rPr>
-          <w:lang w:val="sr-Cyrl-RS"/>
-        </w:rPr>
-        <w:t xml:space="preserve">мањих </w:t>
-      </w:r>
-      <w:r>
-        <w:rPr>
-          <w:lang w:val="sr-Cyrl-RS"/>
-        </w:rPr>
-        <w:t>компонент</w:t>
-      </w:r>
-      <w:r>
-        <w:rPr>
-          <w:lang w:val="sr-Cyrl-RS"/>
-        </w:rPr>
-        <w:t>а</w:t>
-      </w:r>
-      <w:r>
-        <w:rPr>
-          <w:lang w:val="sr-Cyrl-RS"/>
-        </w:rPr>
-        <w:t xml:space="preserve"> које су представљене у </w:t>
-      </w:r>
-      <w:r>
-        <w:t>JSX</w:t>
-      </w:r>
-      <w:r>
-        <w:t xml:space="preserve"> </w:t>
-      </w:r>
-      <w:r>
-        <w:rPr>
-          <w:lang w:val="sr-Cyrl-RS"/>
-        </w:rPr>
-        <w:t>формату.</w:t>
-      </w:r>
-      <w:r>
-        <w:rPr>
-          <w:lang w:val="sr-Cyrl-RS"/>
-        </w:rPr>
-        <w:t xml:space="preserve"> </w:t>
-      </w:r>
-      <w:r>
-        <w:t>JSX</w:t>
-      </w:r>
-      <w:r>
-        <w:rPr>
-          <w:lang w:val="sr-Cyrl-RS"/>
-        </w:rPr>
-        <w:t xml:space="preserve"> </w:t>
-      </w:r>
-      <w:r>
-        <w:rPr>
-          <w:lang w:val="sr-Cyrl-RS"/>
-        </w:rPr>
-        <w:t xml:space="preserve">нам омогућава да пишемо </w:t>
-      </w:r>
-      <w:r>
-        <w:t xml:space="preserve">HTML </w:t>
-      </w:r>
-      <w:r>
-        <w:rPr>
-          <w:lang w:val="sr-Cyrl-RS"/>
-        </w:rPr>
-        <w:t xml:space="preserve">елементе унутар </w:t>
-      </w:r>
-      <w:r>
-        <w:t xml:space="preserve">JavaScript </w:t>
-      </w:r>
-      <w:r>
-        <w:rPr>
-          <w:lang w:val="sr-Cyrl-RS"/>
-        </w:rPr>
-        <w:t xml:space="preserve">кода. </w:t>
-      </w:r>
-      <w:r>
-        <w:rPr>
-          <w:lang w:val="sr-Cyrl-RS"/>
-        </w:rPr>
-        <w:t xml:space="preserve">Више компонената се комбинују у појединачне стране и једна компонента се може искористити у креирању више различитих страна. Могућност поновне употребе компонената је једна од главних особина </w:t>
-      </w:r>
-      <w:proofErr w:type="spellStart"/>
-      <w:r>
-        <w:rPr>
-          <w:lang w:val="sr-Cyrl-RS"/>
-        </w:rPr>
-        <w:t>React</w:t>
-      </w:r>
-      <w:proofErr w:type="spellEnd"/>
-      <w:r>
-        <w:rPr>
-          <w:lang w:val="sr-Cyrl-RS"/>
-        </w:rPr>
-        <w:t xml:space="preserve">-а која знатно убрзава развој апликације. </w:t>
-      </w:r>
-      <w:r>
-        <w:rPr>
-          <w:lang w:val="sr-Cyrl-RS"/>
-        </w:rPr>
-        <w:t>Модуларна структура такође омогућава лакше одржавање кода што додатно утиче на време потребно за израду апликације.</w:t>
-      </w:r>
-    </w:p>
-    <w:p/>
-    <w:p>
-      <w:pPr>
-        <w:pStyle w:val="Textbody"/>
-        <w:rPr>
           <w:rFonts w:ascii="Liberation Serif" w:hAnsi="Liberation Serif"/>
           <w:lang w:val="sr-Cyrl-RS"/>
         </w:rPr>
-      </w:pPr>
-      <w:proofErr w:type="spellStart"/>
-      <w:r>
-        <w:rPr>
-          <w:rFonts w:ascii="Liberation Serif" w:hAnsi="Liberation Serif"/>
-          <w:lang w:val="sr-Cyrl-RS"/>
-        </w:rPr>
-        <w:t>Virtual</w:t>
-      </w:r>
-      <w:proofErr w:type="spellEnd"/>
-      <w:r>
-        <w:rPr>
-          <w:rFonts w:ascii="Liberation Serif" w:hAnsi="Liberation Serif"/>
-          <w:lang w:val="sr-Cyrl-RS"/>
-        </w:rPr>
-        <w:t xml:space="preserve"> DOM</w:t>
-      </w:r>
-      <w:r>
-        <w:rPr>
-          <w:rFonts w:ascii="Liberation Serif" w:hAnsi="Liberation Serif"/>
-          <w:lang w:val="sr-Cyrl-RS"/>
-        </w:rPr>
-        <w:t xml:space="preserve"> </w:t>
-      </w:r>
-      <w:r>
-        <w:rPr>
-          <w:rFonts w:ascii="Liberation Serif" w:hAnsi="Liberation Serif"/>
-          <w:lang w:val="sr-Cyrl-RS"/>
-        </w:rPr>
-        <w:t xml:space="preserve">представља копију DOM-а и омогућава </w:t>
-      </w:r>
-      <w:proofErr w:type="spellStart"/>
-      <w:r>
-        <w:rPr>
-          <w:rFonts w:ascii="Liberation Serif" w:hAnsi="Liberation Serif"/>
-          <w:lang w:val="sr-Cyrl-RS"/>
-        </w:rPr>
-        <w:t>React</w:t>
-      </w:r>
-      <w:proofErr w:type="spellEnd"/>
-      <w:r>
-        <w:rPr>
-          <w:rFonts w:ascii="Liberation Serif" w:hAnsi="Liberation Serif"/>
-          <w:lang w:val="sr-Cyrl-RS"/>
-        </w:rPr>
-        <w:t xml:space="preserve">-у да утврди промене настале од стране корисника и позадинских процеса и на основу датих промена одлучује које компоненте ће се поново </w:t>
-      </w:r>
-      <w:proofErr w:type="spellStart"/>
-      <w:r>
-        <w:rPr>
-          <w:rFonts w:ascii="Liberation Serif" w:hAnsi="Liberation Serif"/>
-          <w:lang w:val="sr-Cyrl-RS"/>
-        </w:rPr>
-        <w:t>рендеровати</w:t>
-      </w:r>
-      <w:proofErr w:type="spellEnd"/>
-      <w:r>
-        <w:rPr>
-          <w:rFonts w:ascii="Liberation Serif" w:hAnsi="Liberation Serif"/>
-          <w:lang w:val="sr-Cyrl-RS"/>
-        </w:rPr>
-        <w:t>.</w:t>
+        <w:t>представља копију DOM-а и омогућава React-у да утврди промене настале од стране корисника и позадинских процеса и на основу датих промена одлучује које компоненте ће се поново рендеровати.</w:t>
       </w:r>
     </w:p>
     <w:p>
@@ -7283,7 +6868,6 @@
         </w:rPr>
         <w:t xml:space="preserve">Node.js је </w:t>
       </w:r>
-      <w:proofErr w:type="spellStart"/>
       <w:r>
         <w:rPr>
           <w:rFonts w:ascii="Liberation Serif" w:hAnsi="Liberation Serif"/>
@@ -7291,146 +6875,40 @@
         </w:rPr>
         <w:t>open-source</w:t>
       </w:r>
-      <w:proofErr w:type="spellEnd"/>
       <w:r>
         <w:rPr>
           <w:rFonts w:ascii="Liberation Serif" w:hAnsi="Liberation Serif"/>
           <w:lang w:val="sr-Cyrl-RS"/>
         </w:rPr>
-        <w:t xml:space="preserve"> </w:t>
-      </w:r>
-      <w:proofErr w:type="spellStart"/>
+        <w:t xml:space="preserve"> JavaScript</w:t>
+      </w:r>
       <w:r>
         <w:rPr>
           <w:rFonts w:ascii="Liberation Serif" w:hAnsi="Liberation Serif"/>
           <w:lang w:val="sr-Cyrl-RS"/>
         </w:rPr>
-        <w:t>JavaScript</w:t>
-      </w:r>
-      <w:proofErr w:type="spellEnd"/>
+        <w:t xml:space="preserve"> окружење </w:t>
+      </w:r>
       <w:r>
         <w:rPr>
           <w:rFonts w:ascii="Liberation Serif" w:hAnsi="Liberation Serif"/>
           <w:lang w:val="sr-Cyrl-RS"/>
         </w:rPr>
-        <w:t xml:space="preserve"> окружење </w:t>
+        <w:t xml:space="preserve">које нам омогућава да </w:t>
       </w:r>
       <w:r>
         <w:rPr>
           <w:rFonts w:ascii="Liberation Serif" w:hAnsi="Liberation Serif"/>
           <w:lang w:val="sr-Cyrl-RS"/>
         </w:rPr>
-        <w:t xml:space="preserve">које нам омогућава да </w:t>
+        <w:t xml:space="preserve">покренемо JavaScript код изван интернет претраживача. Ово је постигнуто помоћу Гугловог V8 engine-a. Node.js </w:t>
       </w:r>
       <w:r>
         <w:rPr>
           <w:rFonts w:ascii="Liberation Serif" w:hAnsi="Liberation Serif"/>
           <w:lang w:val="sr-Cyrl-RS"/>
         </w:rPr>
-        <w:t xml:space="preserve">покренемо </w:t>
-      </w:r>
-      <w:proofErr w:type="spellStart"/>
-      <w:r>
-        <w:rPr>
-          <w:rFonts w:ascii="Liberation Serif" w:hAnsi="Liberation Serif"/>
-          <w:lang w:val="sr-Cyrl-RS"/>
-        </w:rPr>
-        <w:t>JavaScript</w:t>
-      </w:r>
-      <w:proofErr w:type="spellEnd"/>
-      <w:r>
-        <w:rPr>
-          <w:rFonts w:ascii="Liberation Serif" w:hAnsi="Liberation Serif"/>
-          <w:lang w:val="sr-Cyrl-RS"/>
-        </w:rPr>
-        <w:t xml:space="preserve"> код изван интернет претраживача. Ово је постигнуто помоћу </w:t>
-      </w:r>
-      <w:proofErr w:type="spellStart"/>
-      <w:r>
-        <w:rPr>
-          <w:rFonts w:ascii="Liberation Serif" w:hAnsi="Liberation Serif"/>
-          <w:lang w:val="sr-Cyrl-RS"/>
-        </w:rPr>
-        <w:t>Гугловог</w:t>
-      </w:r>
-      <w:proofErr w:type="spellEnd"/>
-      <w:r>
-        <w:rPr>
-          <w:rFonts w:ascii="Liberation Serif" w:hAnsi="Liberation Serif"/>
-          <w:lang w:val="sr-Cyrl-RS"/>
-        </w:rPr>
-        <w:t xml:space="preserve"> V8 </w:t>
-      </w:r>
-      <w:proofErr w:type="spellStart"/>
-      <w:r>
-        <w:rPr>
-          <w:rFonts w:ascii="Liberation Serif" w:hAnsi="Liberation Serif"/>
-          <w:lang w:val="sr-Cyrl-RS"/>
-        </w:rPr>
-        <w:t>engine</w:t>
-      </w:r>
-      <w:proofErr w:type="spellEnd"/>
-      <w:r>
-        <w:rPr>
-          <w:rFonts w:ascii="Liberation Serif" w:hAnsi="Liberation Serif"/>
-          <w:lang w:val="sr-Cyrl-RS"/>
-        </w:rPr>
-        <w:t xml:space="preserve">-a. Node.js </w:t>
-      </w:r>
-      <w:r>
-        <w:rPr>
-          <w:rFonts w:ascii="Liberation Serif" w:hAnsi="Liberation Serif"/>
-          <w:lang w:val="sr-Cyrl-RS"/>
-        </w:rPr>
-        <w:t xml:space="preserve">се може користити на различитим платформама: Windows, </w:t>
-      </w:r>
-      <w:proofErr w:type="spellStart"/>
-      <w:r>
-        <w:rPr>
-          <w:rFonts w:ascii="Liberation Serif" w:hAnsi="Liberation Serif"/>
-          <w:lang w:val="sr-Cyrl-RS"/>
-        </w:rPr>
-        <w:t>Linux</w:t>
-      </w:r>
-      <w:proofErr w:type="spellEnd"/>
-      <w:r>
-        <w:rPr>
-          <w:rFonts w:ascii="Liberation Serif" w:hAnsi="Liberation Serif"/>
-          <w:lang w:val="sr-Cyrl-RS"/>
-        </w:rPr>
-        <w:t xml:space="preserve">, </w:t>
-      </w:r>
-      <w:proofErr w:type="spellStart"/>
-      <w:r>
-        <w:rPr>
-          <w:rFonts w:ascii="Liberation Serif" w:hAnsi="Liberation Serif"/>
-          <w:lang w:val="sr-Cyrl-RS"/>
-        </w:rPr>
-        <w:t>Unix</w:t>
-      </w:r>
-      <w:proofErr w:type="spellEnd"/>
-      <w:r>
-        <w:rPr>
-          <w:rFonts w:ascii="Liberation Serif" w:hAnsi="Liberation Serif"/>
-          <w:lang w:val="sr-Cyrl-RS"/>
-        </w:rPr>
-        <w:t xml:space="preserve">, </w:t>
-      </w:r>
-      <w:proofErr w:type="spellStart"/>
-      <w:r>
-        <w:rPr>
-          <w:rFonts w:ascii="Liberation Serif" w:hAnsi="Liberation Serif"/>
-          <w:lang w:val="sr-Cyrl-RS"/>
-        </w:rPr>
-        <w:t>Mac</w:t>
-      </w:r>
-      <w:proofErr w:type="spellEnd"/>
-      <w:r>
-        <w:rPr>
-          <w:rFonts w:ascii="Liberation Serif" w:hAnsi="Liberation Serif"/>
-          <w:lang w:val="sr-Cyrl-RS"/>
-        </w:rPr>
-        <w:t xml:space="preserve"> OS X…</w:t>
+        <w:t>се може користити на различитим платформама: Windows, Linux, Unix, Mac OS X…</w:t>
       </w:r>
     </w:p>
     <w:p>
@@ -7478,7 +6956,6 @@
           <w:lang w:val="sr-Cyrl-RS"/>
         </w:rPr>
       </w:pPr>
-      <w:proofErr w:type="spellStart"/>
       <w:r>
         <w:rPr>
           <w:lang w:val="sr-Cyrl-RS"/>
@@ -7495,14 +6972,7 @@
         <w:rPr>
           <w:lang w:val="sr-Cyrl-RS"/>
         </w:rPr>
-        <w:t>а</w:t>
-      </w:r>
-      <w:proofErr w:type="spellEnd"/>
-      <w:r>
-        <w:rPr>
-          <w:lang w:val="sr-Cyrl-RS"/>
-        </w:rPr>
-        <w:t xml:space="preserve"> петља догађаја са</w:t>
+        <w:t>а петља догађаја са</w:t>
       </w:r>
       <w:r>
         <w:rPr>
@@ -7562,55 +7032,13 @@
         <w:rPr>
           <w:lang w:val="sr-Cyrl-RS"/>
         </w:rPr>
-        <w:t>NPM (</w:t>
-      </w:r>
-      <w:proofErr w:type="spellStart"/>
-      <w:r>
-        <w:rPr>
-          <w:lang w:val="sr-Cyrl-RS"/>
-        </w:rPr>
-        <w:t>Node</w:t>
-      </w:r>
-      <w:proofErr w:type="spellEnd"/>
-      <w:r>
-        <w:rPr>
-          <w:lang w:val="sr-Cyrl-RS"/>
-        </w:rPr>
-        <w:t xml:space="preserve"> </w:t>
-      </w:r>
-      <w:proofErr w:type="spellStart"/>
-      <w:r>
-        <w:rPr>
-          <w:lang w:val="sr-Cyrl-RS"/>
-        </w:rPr>
-        <w:t>Package</w:t>
-      </w:r>
-      <w:proofErr w:type="spellEnd"/>
-      <w:r>
-        <w:rPr>
-          <w:lang w:val="sr-Cyrl-RS"/>
-        </w:rPr>
-        <w:t xml:space="preserve"> Manager), </w:t>
-      </w:r>
-      <w:r>
-        <w:rPr>
-          <w:lang w:val="sr-Cyrl-RS"/>
-        </w:rPr>
-        <w:t xml:space="preserve">екосистем отворених библиотека и модула доступних за </w:t>
-      </w:r>
-      <w:proofErr w:type="spellStart"/>
-      <w:r>
-        <w:rPr>
-          <w:lang w:val="sr-Cyrl-RS"/>
-        </w:rPr>
-        <w:t>JavaScript</w:t>
-      </w:r>
-      <w:proofErr w:type="spellEnd"/>
-      <w:r>
-        <w:rPr>
-          <w:lang w:val="sr-Cyrl-RS"/>
-        </w:rPr>
-        <w:t>. Лака инсталација и надоградња пакета што додатно омогућава лак транспорт пројекта са једног система на други.</w:t>
+        <w:t xml:space="preserve">NPM (Node Package Manager), </w:t>
+      </w:r>
+      <w:r>
+        <w:rPr>
+          <w:lang w:val="sr-Cyrl-RS"/>
+        </w:rPr>
+        <w:t>екосистем отворених библиотека и модула доступних за JavaScript. Лака инсталација и надоградња пакета што додатно омогућава лак транспорт пројекта са једног система на други.</w:t>
       </w:r>
     </w:p>
     <w:p>
@@ -7665,16 +7093,53 @@
         <w:rPr>
           <w:lang w:val="sr-Cyrl-RS"/>
         </w:rPr>
-        <w:t xml:space="preserve">Express је </w:t>
-      </w:r>
-      <w:proofErr w:type="spellStart"/>
-      <w:r>
-        <w:rPr>
-          <w:lang w:val="sr-Cyrl-RS"/>
-        </w:rPr>
-        <w:t>framework</w:t>
-      </w:r>
-      <w:proofErr w:type="spellEnd"/>
+        <w:t xml:space="preserve">Express је framework </w:t>
+      </w:r>
+      <w:r>
+        <w:rPr>
+          <w:lang w:val="sr-Cyrl-RS"/>
+        </w:rPr>
+        <w:t xml:space="preserve">имплементиран унутар Node.js-а који се користи </w:t>
+      </w:r>
+      <w:r>
+        <w:rPr>
+          <w:lang w:val="sr-Cyrl-RS"/>
+        </w:rPr>
+        <w:t>за развој серверске стране веб апликације коришћењем JavaScript језика.</w:t>
+      </w:r>
+      <w:r>
+        <w:rPr>
+          <w:lang w:val="sr-Cyrl-RS"/>
+        </w:rPr>
+        <w:t xml:space="preserve"> Такође се користи и за п</w:t>
+      </w:r>
+      <w:r>
+        <w:t>ослуживање статичких</w:t>
+      </w:r>
+      <w:r>
+        <w:rPr>
+          <w:lang w:val="sr-Cyrl-RS"/>
+        </w:rPr>
+        <w:t xml:space="preserve"> фајлова као што су слике,</w:t>
+      </w:r>
+      <w:r>
+        <w:t xml:space="preserve">css </w:t>
+      </w:r>
+      <w:r>
+        <w:rPr>
+          <w:lang w:val="sr-Cyrl-RS"/>
+        </w:rPr>
+        <w:t xml:space="preserve">и </w:t>
+      </w:r>
+      <w:r>
+        <w:t xml:space="preserve">JavaScript </w:t>
+      </w:r>
+      <w:r>
+        <w:rPr>
+          <w:lang w:val="sr-Cyrl-RS"/>
+        </w:rPr>
+        <w:t>фајлови.</w:t>
+      </w:r>
       <w:r>
         <w:rPr>
           <w:lang w:val="sr-Cyrl-RS"/>
@@ -7685,101 +7150,7 @@
         <w:rPr>
           <w:lang w:val="sr-Cyrl-RS"/>
         </w:rPr>
-        <w:t xml:space="preserve">имплементиран унутар Node.js-а који се користи </w:t>
-      </w:r>
-      <w:r>
-        <w:rPr>
-          <w:lang w:val="sr-Cyrl-RS"/>
-        </w:rPr>
-        <w:t xml:space="preserve">за развој серверске стране веб апликације коришћењем </w:t>
-      </w:r>
-      <w:proofErr w:type="spellStart"/>
-      <w:r>
-        <w:rPr>
-          <w:lang w:val="sr-Cyrl-RS"/>
-        </w:rPr>
-        <w:t>JavaScript</w:t>
-      </w:r>
-      <w:proofErr w:type="spellEnd"/>
-      <w:r>
-        <w:rPr>
-          <w:lang w:val="sr-Cyrl-RS"/>
-        </w:rPr>
-        <w:t xml:space="preserve"> језика.</w:t>
-      </w:r>
-      <w:r>
-        <w:rPr>
-          <w:lang w:val="sr-Cyrl-RS"/>
-        </w:rPr>
-        <w:t xml:space="preserve"> Такође се користи и за п</w:t>
-      </w:r>
-      <w:proofErr w:type="spellStart"/>
-      <w:r>
-        <w:t>ослуживање</w:t>
-      </w:r>
-      <w:proofErr w:type="spellEnd"/>
-      <w:r>
-        <w:t xml:space="preserve"> </w:t>
-      </w:r>
-      <w:proofErr w:type="spellStart"/>
-      <w:r>
-        <w:t>статичких</w:t>
-      </w:r>
-      <w:proofErr w:type="spellEnd"/>
-      <w:r>
-        <w:rPr>
-          <w:lang w:val="sr-Cyrl-RS"/>
-        </w:rPr>
-        <w:t xml:space="preserve"> фајлова као што су слике,</w:t>
-      </w:r>
-      <w:proofErr w:type="spellStart"/>
-      <w:r>
-        <w:t>css</w:t>
-      </w:r>
-      <w:proofErr w:type="spellEnd"/>
-      <w:r>
-        <w:t xml:space="preserve"> </w:t>
-      </w:r>
-      <w:r>
-        <w:rPr>
-          <w:lang w:val="sr-Cyrl-RS"/>
-        </w:rPr>
-        <w:t xml:space="preserve">и </w:t>
-      </w:r>
-      <w:r>
-        <w:t xml:space="preserve">JavaScript </w:t>
-      </w:r>
-      <w:r>
-        <w:rPr>
-          <w:lang w:val="sr-Cyrl-RS"/>
-        </w:rPr>
-        <w:t>фајлови.</w:t>
-      </w:r>
-      <w:r>
-        <w:rPr>
-          <w:lang w:val="sr-Cyrl-RS"/>
-        </w:rPr>
-        <w:t xml:space="preserve"> </w:t>
-      </w:r>
-      <w:r>
-        <w:rPr>
-          <w:lang w:val="sr-Cyrl-RS"/>
-        </w:rPr>
-        <w:t xml:space="preserve">У овом пројекту је конкретно коришћен за дефинисање HTTP рута и </w:t>
-      </w:r>
-      <w:proofErr w:type="spellStart"/>
-      <w:r>
-        <w:rPr>
-          <w:lang w:val="sr-Cyrl-RS"/>
-        </w:rPr>
-        <w:t>middleware</w:t>
-      </w:r>
-      <w:proofErr w:type="spellEnd"/>
-      <w:r>
-        <w:rPr>
-          <w:lang w:val="sr-Cyrl-RS"/>
-        </w:rPr>
-        <w:t>-a.</w:t>
+        <w:t>У овом пројекту је конкретно коришћен за дефинисање HTTP рута и middleware-a.</w:t>
       </w:r>
       <w:r>
         <w:t xml:space="preserve"> </w:t>
@@ -7820,7 +7191,6 @@
         </w:rPr>
       </w:pPr>
       <w:bookmarkStart w:id="9" w:name="_Toc161506706"/>
-      <w:proofErr w:type="spellStart"/>
       <w:r>
         <w:rPr>
           <w:lang w:val="sr-Cyrl-RS"/>
@@ -7828,7 +7198,6 @@
         <w:t>TypeScript</w:t>
       </w:r>
       <w:bookmarkEnd w:id="9"/>
-      <w:proofErr w:type="spellEnd"/>
     </w:p>
     <w:p>
       <w:pPr>
@@ -7846,69 +7215,13 @@
         <w:rPr>
           <w:lang w:val="sr-Cyrl-RS"/>
         </w:rPr>
-        <w:t xml:space="preserve">Бесплатан и </w:t>
-      </w:r>
-      <w:proofErr w:type="spellStart"/>
-      <w:r>
-        <w:rPr>
-          <w:lang w:val="sr-Cyrl-RS"/>
-        </w:rPr>
-        <w:t>open-source</w:t>
-      </w:r>
-      <w:proofErr w:type="spellEnd"/>
-      <w:r>
-        <w:rPr>
-          <w:lang w:val="sr-Cyrl-RS"/>
-        </w:rPr>
-        <w:t xml:space="preserve"> језик који представља надоградњу </w:t>
-      </w:r>
-      <w:proofErr w:type="spellStart"/>
-      <w:r>
-        <w:rPr>
-          <w:lang w:val="sr-Cyrl-RS"/>
-        </w:rPr>
-        <w:t>JavaScript</w:t>
-      </w:r>
-      <w:proofErr w:type="spellEnd"/>
-      <w:r>
-        <w:rPr>
-          <w:lang w:val="sr-Cyrl-RS"/>
-        </w:rPr>
-        <w:t>-а</w:t>
-      </w:r>
-      <w:r>
-        <w:rPr>
-          <w:lang w:val="sr-Cyrl-RS"/>
-        </w:rPr>
-        <w:t xml:space="preserve">. Главна разлика између </w:t>
-      </w:r>
-      <w:proofErr w:type="spellStart"/>
-      <w:r>
-        <w:rPr>
-          <w:lang w:val="sr-Cyrl-RS"/>
-        </w:rPr>
-        <w:t>TypeScript</w:t>
-      </w:r>
-      <w:proofErr w:type="spellEnd"/>
-      <w:r>
-        <w:rPr>
-          <w:lang w:val="sr-Cyrl-RS"/>
-        </w:rPr>
-        <w:t xml:space="preserve">-а и </w:t>
-      </w:r>
-      <w:proofErr w:type="spellStart"/>
-      <w:r>
-        <w:rPr>
-          <w:lang w:val="sr-Cyrl-RS"/>
-        </w:rPr>
-        <w:t>JavaScript</w:t>
-      </w:r>
-      <w:proofErr w:type="spellEnd"/>
-      <w:r>
-        <w:rPr>
-          <w:lang w:val="sr-Cyrl-RS"/>
-        </w:rPr>
-        <w:t xml:space="preserve">-а је коришћење статичких типова насупрот динамичких што омогућава </w:t>
+        <w:t>Бесплатан и open-source језик који представља надоградњу JavaScript-а</w:t>
+      </w:r>
+      <w:r>
+        <w:rPr>
+          <w:lang w:val="sr-Cyrl-RS"/>
+        </w:rPr>
+        <w:t xml:space="preserve">. Главна разлика између TypeScript-а и JavaScript-а је коришћење статичких типова насупрот динамичких што омогућава </w:t>
       </w:r>
       <w:r>
         <w:rPr>
@@ -7923,19 +7236,11 @@
           <w:lang w:val="sr-Cyrl-RS"/>
         </w:rPr>
       </w:pPr>
-      <w:proofErr w:type="spellStart"/>
-      <w:r>
-        <w:rPr>
-          <w:lang w:val="sr-Cyrl-RS"/>
-        </w:rPr>
-        <w:t>TypeScript</w:t>
-      </w:r>
-      <w:proofErr w:type="spellEnd"/>
-      <w:r>
-        <w:rPr>
-          <w:lang w:val="sr-Cyrl-RS"/>
-        </w:rPr>
-        <w:t xml:space="preserve"> подржава наслеђивање што омогућава креирање хијерархије класа.</w:t>
+      <w:r>
+        <w:rPr>
+          <w:lang w:val="sr-Cyrl-RS"/>
+        </w:rPr>
+        <w:t>TypeScript подржава наслеђивање што омогућава креирање хијерархије класа.</w:t>
       </w:r>
     </w:p>
     <w:p>
@@ -7962,76 +7267,7 @@
           <w:lang w:val="sr-Cyrl-RS"/>
         </w:rPr>
         <w:tab/>
-      </w:r>
-      <w:proofErr w:type="spellStart"/>
-      <w:r>
-        <w:rPr>
-          <w:lang w:val="sr-Cyrl-RS"/>
-        </w:rPr>
-        <w:t>TypeScript</w:t>
-      </w:r>
-      <w:proofErr w:type="spellEnd"/>
-      <w:r>
-        <w:rPr>
-          <w:lang w:val="sr-Cyrl-RS"/>
-        </w:rPr>
-        <w:t xml:space="preserve"> код се компајлира у </w:t>
-      </w:r>
-      <w:proofErr w:type="spellStart"/>
-      <w:r>
-        <w:rPr>
-          <w:lang w:val="sr-Cyrl-RS"/>
-        </w:rPr>
-        <w:t>JavaScript</w:t>
-      </w:r>
-      <w:proofErr w:type="spellEnd"/>
-      <w:r>
-        <w:rPr>
-          <w:lang w:val="sr-Cyrl-RS"/>
-        </w:rPr>
-        <w:t xml:space="preserve"> код који може бити извршен на било којем </w:t>
-      </w:r>
-      <w:proofErr w:type="spellStart"/>
-      <w:r>
-        <w:rPr>
-          <w:lang w:val="sr-Cyrl-RS"/>
-        </w:rPr>
-        <w:t>JavaScript</w:t>
-      </w:r>
-      <w:proofErr w:type="spellEnd"/>
-      <w:r>
-        <w:rPr>
-          <w:lang w:val="sr-Cyrl-RS"/>
-        </w:rPr>
-        <w:t xml:space="preserve"> окружењу. Ова особина  нам је омогућила да </w:t>
-      </w:r>
-      <w:proofErr w:type="spellStart"/>
-      <w:r>
-        <w:rPr>
-          <w:lang w:val="sr-Cyrl-RS"/>
-        </w:rPr>
-        <w:t>TypeScript</w:t>
-      </w:r>
-      <w:proofErr w:type="spellEnd"/>
-      <w:r>
-        <w:rPr>
-          <w:lang w:val="sr-Cyrl-RS"/>
-        </w:rPr>
-        <w:t xml:space="preserve"> користимо при развоју </w:t>
-      </w:r>
-      <w:proofErr w:type="spellStart"/>
-      <w:r>
-        <w:rPr>
-          <w:lang w:val="sr-Cyrl-RS"/>
-        </w:rPr>
-        <w:t>React</w:t>
-      </w:r>
-      <w:proofErr w:type="spellEnd"/>
-      <w:r>
-        <w:rPr>
-          <w:lang w:val="sr-Cyrl-RS"/>
-        </w:rPr>
-        <w:t xml:space="preserve"> и Node.js апликација.</w:t>
+        <w:t>TypeScript код се компајлира у JavaScript код који може бити извршен на било којем JavaScript окружењу. Ова особина  нам је омогућила да TypeScript користимо при развоју React и Node.js апликација.</w:t>
       </w:r>
     </w:p>
     <w:p>
@@ -8056,7 +7292,6 @@
         </w:rPr>
       </w:pPr>
       <w:bookmarkStart w:id="10" w:name="_Toc161506707"/>
-      <w:proofErr w:type="spellStart"/>
       <w:r>
         <w:rPr>
           <w:lang w:val="sr-Cyrl-RS"/>
@@ -8064,7 +7299,6 @@
         <w:t>Redis</w:t>
       </w:r>
       <w:bookmarkEnd w:id="10"/>
-      <w:proofErr w:type="spellEnd"/>
     </w:p>
     <w:p>
       <w:pPr>
@@ -8078,63 +7312,7 @@
           <w:lang w:val="sr-Cyrl-RS"/>
         </w:rPr>
         <w:tab/>
-        <w:t>Open-</w:t>
-      </w:r>
-      <w:proofErr w:type="spellStart"/>
-      <w:r>
-        <w:rPr>
-          <w:lang w:val="sr-Cyrl-RS"/>
-        </w:rPr>
-        <w:t>source</w:t>
-      </w:r>
-      <w:proofErr w:type="spellEnd"/>
-      <w:r>
-        <w:rPr>
-          <w:lang w:val="sr-Cyrl-RS"/>
-        </w:rPr>
-        <w:t xml:space="preserve">, </w:t>
-      </w:r>
-      <w:proofErr w:type="spellStart"/>
-      <w:r>
-        <w:rPr>
-          <w:lang w:val="sr-Cyrl-RS"/>
-        </w:rPr>
-        <w:t>in-memory</w:t>
-      </w:r>
-      <w:proofErr w:type="spellEnd"/>
-      <w:r>
-        <w:rPr>
-          <w:lang w:val="sr-Cyrl-RS"/>
-        </w:rPr>
-        <w:t xml:space="preserve"> база података која се може користити за </w:t>
-      </w:r>
-      <w:proofErr w:type="spellStart"/>
-      <w:r>
-        <w:rPr>
-          <w:lang w:val="sr-Cyrl-RS"/>
-        </w:rPr>
-        <w:t>кеширање</w:t>
-      </w:r>
-      <w:proofErr w:type="spellEnd"/>
-      <w:r>
-        <w:rPr>
-          <w:lang w:val="sr-Cyrl-RS"/>
-        </w:rPr>
-        <w:t xml:space="preserve">, </w:t>
-      </w:r>
-      <w:proofErr w:type="spellStart"/>
-      <w:r>
-        <w:rPr>
-          <w:lang w:val="sr-Cyrl-RS"/>
-        </w:rPr>
-        <w:t>стримовање</w:t>
-      </w:r>
-      <w:proofErr w:type="spellEnd"/>
-      <w:r>
-        <w:rPr>
-          <w:lang w:val="sr-Cyrl-RS"/>
-        </w:rPr>
-        <w:t>, сервис за дистрибуцију порука…</w:t>
+        <w:t>Open-source, in-memory база података која се може користити за кеширање, стримовање, сервис за дистрибуцију порука…</w:t>
       </w:r>
     </w:p>
     <w:p>
@@ -8163,35 +7341,7 @@
           <w:lang w:val="sr-Cyrl-RS"/>
         </w:rPr>
         <w:tab/>
-        <w:t xml:space="preserve">У овом пројекту </w:t>
-      </w:r>
-      <w:proofErr w:type="spellStart"/>
-      <w:r>
-        <w:rPr>
-          <w:lang w:val="sr-Cyrl-RS"/>
-        </w:rPr>
-        <w:t>Redis</w:t>
-      </w:r>
-      <w:proofErr w:type="spellEnd"/>
-      <w:r>
-        <w:rPr>
-          <w:lang w:val="sr-Cyrl-RS"/>
-        </w:rPr>
-        <w:t xml:space="preserve"> је коришћен као систем за </w:t>
-      </w:r>
-      <w:proofErr w:type="spellStart"/>
-      <w:r>
-        <w:rPr>
-          <w:lang w:val="sr-Cyrl-RS"/>
-        </w:rPr>
-        <w:t>кеширање</w:t>
-      </w:r>
-      <w:proofErr w:type="spellEnd"/>
-      <w:r>
-        <w:rPr>
-          <w:lang w:val="sr-Cyrl-RS"/>
-        </w:rPr>
-        <w:t xml:space="preserve"> резултата одређених HTTP захтева што позитивно утиче на </w:t>
+        <w:t xml:space="preserve">У овом пројекту Redis је коришћен као систем за кеширање резултата одређених HTTP захтева што позитивно утиче на </w:t>
       </w:r>
       <w:r>
         <w:rPr>
@@ -8221,49 +7371,7 @@
         <w:rPr>
           <w:lang w:val="sr-Cyrl-RS"/>
         </w:rPr>
-        <w:t xml:space="preserve"> Једина мана овог система је што </w:t>
-      </w:r>
-      <w:proofErr w:type="spellStart"/>
-      <w:r>
-        <w:rPr>
-          <w:lang w:val="sr-Cyrl-RS"/>
-        </w:rPr>
-        <w:t>Redis</w:t>
-      </w:r>
-      <w:proofErr w:type="spellEnd"/>
-      <w:r>
-        <w:rPr>
-          <w:lang w:val="sr-Cyrl-RS"/>
-        </w:rPr>
-        <w:t xml:space="preserve"> није подржан на </w:t>
-      </w:r>
-      <w:proofErr w:type="spellStart"/>
-      <w:r>
-        <w:rPr>
-          <w:lang w:val="sr-Cyrl-RS"/>
-        </w:rPr>
-        <w:t>windows</w:t>
-      </w:r>
-      <w:proofErr w:type="spellEnd"/>
-      <w:r>
-        <w:rPr>
-          <w:lang w:val="sr-Cyrl-RS"/>
-        </w:rPr>
-        <w:t xml:space="preserve"> системима па је потребно користити виртуелну машину са </w:t>
-      </w:r>
-      <w:proofErr w:type="spellStart"/>
-      <w:r>
-        <w:rPr>
-          <w:lang w:val="sr-Cyrl-RS"/>
-        </w:rPr>
-        <w:t>Linux</w:t>
-      </w:r>
-      <w:proofErr w:type="spellEnd"/>
-      <w:r>
-        <w:rPr>
-          <w:lang w:val="sr-Cyrl-RS"/>
-        </w:rPr>
-        <w:t xml:space="preserve"> оперативним системом. </w:t>
+        <w:t xml:space="preserve"> Једина мана овог система је што Redis није подржан на windows системима па је потребно користити виртуелну машину са Linux оперативним системом. </w:t>
       </w:r>
     </w:p>
     <w:p>
@@ -8297,7 +7405,6 @@
         </w:rPr>
       </w:pPr>
       <w:bookmarkStart w:id="11" w:name="_Toc161506708"/>
-      <w:proofErr w:type="spellStart"/>
       <w:r>
         <w:rPr>
           <w:lang w:val="sr-Cyrl-RS"/>
@@ -8305,7 +7412,6 @@
         <w:t>Python</w:t>
       </w:r>
       <w:bookmarkEnd w:id="11"/>
-      <w:proofErr w:type="spellEnd"/>
     </w:p>
     <w:p>
       <w:pPr>
@@ -8319,54 +7425,13 @@
           <w:lang w:val="sr-Cyrl-RS"/>
         </w:rPr>
         <w:tab/>
-      </w:r>
-      <w:proofErr w:type="spellStart"/>
-      <w:r>
-        <w:rPr>
-          <w:lang w:val="sr-Cyrl-RS"/>
-        </w:rPr>
-        <w:t>Python</w:t>
-      </w:r>
-      <w:proofErr w:type="spellEnd"/>
-      <w:r>
-        <w:rPr>
-          <w:lang w:val="sr-Cyrl-RS"/>
-        </w:rPr>
-        <w:t xml:space="preserve"> је одабран као основа </w:t>
-      </w:r>
-      <w:proofErr w:type="spellStart"/>
-      <w:r>
-        <w:rPr>
-          <w:lang w:val="sr-Cyrl-RS"/>
-        </w:rPr>
-        <w:t>scraping</w:t>
-      </w:r>
-      <w:proofErr w:type="spellEnd"/>
-      <w:r>
-        <w:rPr>
-          <w:lang w:val="sr-Cyrl-RS"/>
-        </w:rPr>
-        <w:t xml:space="preserve"> сервиса </w:t>
-      </w:r>
-      <w:r>
-        <w:rPr>
-          <w:lang w:val="sr-Cyrl-RS"/>
-        </w:rPr>
-        <w:t xml:space="preserve">због великог броја доступних библиотека, </w:t>
-      </w:r>
-      <w:proofErr w:type="spellStart"/>
-      <w:r>
-        <w:rPr>
-          <w:lang w:val="sr-Cyrl-RS"/>
-        </w:rPr>
-        <w:t>framework</w:t>
-      </w:r>
-      <w:proofErr w:type="spellEnd"/>
-      <w:r>
-        <w:rPr>
-          <w:lang w:val="sr-Cyrl-RS"/>
-        </w:rPr>
-        <w:t xml:space="preserve">-ова и алата за обраду података. </w:t>
+        <w:t xml:space="preserve">Python је одабран као основа scraping сервиса </w:t>
+      </w:r>
+      <w:r>
+        <w:rPr>
+          <w:lang w:val="sr-Cyrl-RS"/>
+        </w:rPr>
+        <w:t xml:space="preserve">због великог броја доступних библиотека, framework-ова и алата за обраду података. </w:t>
       </w:r>
     </w:p>
     <w:p>
@@ -8385,7 +7450,6 @@
         </w:rPr>
       </w:pPr>
       <w:bookmarkStart w:id="12" w:name="_Toc161506709"/>
-      <w:proofErr w:type="spellStart"/>
       <w:r>
         <w:rPr>
           <w:lang w:val="sr-Cyrl-RS"/>
@@ -8393,7 +7457,6 @@
         <w:t>Scrapy</w:t>
       </w:r>
       <w:bookmarkEnd w:id="12"/>
-      <w:proofErr w:type="spellEnd"/>
     </w:p>
     <w:p>
       <w:pPr>
@@ -8407,118 +7470,7 @@
           <w:lang w:val="sr-Cyrl-RS"/>
         </w:rPr>
         <w:tab/>
-      </w:r>
-      <w:proofErr w:type="spellStart"/>
-      <w:r>
-        <w:rPr>
-          <w:lang w:val="sr-Cyrl-RS"/>
-        </w:rPr>
-        <w:t>Scrapy</w:t>
-      </w:r>
-      <w:proofErr w:type="spellEnd"/>
-      <w:r>
-        <w:rPr>
-          <w:lang w:val="sr-Cyrl-RS"/>
-        </w:rPr>
-        <w:t xml:space="preserve"> је </w:t>
-      </w:r>
-      <w:proofErr w:type="spellStart"/>
-      <w:r>
-        <w:rPr>
-          <w:lang w:val="sr-Cyrl-RS"/>
-        </w:rPr>
-        <w:t>open-source</w:t>
-      </w:r>
-      <w:proofErr w:type="spellEnd"/>
-      <w:r>
-        <w:rPr>
-          <w:lang w:val="sr-Cyrl-RS"/>
-        </w:rPr>
-        <w:t xml:space="preserve"> </w:t>
-      </w:r>
-      <w:proofErr w:type="spellStart"/>
-      <w:r>
-        <w:rPr>
-          <w:lang w:val="sr-Cyrl-RS"/>
-        </w:rPr>
-        <w:t>framework</w:t>
-      </w:r>
-      <w:proofErr w:type="spellEnd"/>
-      <w:r>
-        <w:rPr>
-          <w:lang w:val="sr-Cyrl-RS"/>
-        </w:rPr>
-        <w:t xml:space="preserve"> који се користи за преузимање различитих врста података са веб-а. Највећа предност овог </w:t>
-      </w:r>
-      <w:proofErr w:type="spellStart"/>
-      <w:r>
-        <w:rPr>
-          <w:lang w:val="sr-Cyrl-RS"/>
-        </w:rPr>
-        <w:t>framework</w:t>
-      </w:r>
-      <w:proofErr w:type="spellEnd"/>
-      <w:r>
-        <w:rPr>
-          <w:lang w:val="sr-Cyrl-RS"/>
-        </w:rPr>
-        <w:t xml:space="preserve">-а је лако одржавање и надоградња што је у овом пројекту битно због честих измена и додавања нових производа. Пошто је </w:t>
-      </w:r>
-      <w:proofErr w:type="spellStart"/>
-      <w:r>
-        <w:rPr>
-          <w:lang w:val="sr-Cyrl-RS"/>
-        </w:rPr>
-        <w:t>framework</w:t>
-      </w:r>
-      <w:proofErr w:type="spellEnd"/>
-      <w:r>
-        <w:rPr>
-          <w:lang w:val="sr-Cyrl-RS"/>
-        </w:rPr>
-        <w:t xml:space="preserve"> написан у </w:t>
-      </w:r>
-      <w:proofErr w:type="spellStart"/>
-      <w:r>
-        <w:rPr>
-          <w:lang w:val="sr-Cyrl-RS"/>
-        </w:rPr>
-        <w:t>Python</w:t>
-      </w:r>
-      <w:proofErr w:type="spellEnd"/>
-      <w:r>
-        <w:rPr>
-          <w:lang w:val="sr-Cyrl-RS"/>
-        </w:rPr>
-        <w:t xml:space="preserve">-у то му омогућава да ради на различитим окружењима као што су : </w:t>
-      </w:r>
-      <w:proofErr w:type="spellStart"/>
-      <w:r>
-        <w:rPr>
-          <w:lang w:val="sr-Cyrl-RS"/>
-        </w:rPr>
-        <w:t>Linux</w:t>
-      </w:r>
-      <w:proofErr w:type="spellEnd"/>
-      <w:r>
-        <w:rPr>
-          <w:lang w:val="sr-Cyrl-RS"/>
-        </w:rPr>
-        <w:t xml:space="preserve">, Windows, </w:t>
-      </w:r>
-      <w:proofErr w:type="spellStart"/>
-      <w:r>
-        <w:rPr>
-          <w:lang w:val="sr-Cyrl-RS"/>
-        </w:rPr>
-        <w:t>Mac</w:t>
-      </w:r>
-      <w:proofErr w:type="spellEnd"/>
-      <w:r>
-        <w:rPr>
-          <w:lang w:val="sr-Cyrl-RS"/>
-        </w:rPr>
-        <w:t>…</w:t>
+        <w:t>Scrapy је open-source framework који се користи за преузимање различитих врста података са веб-а. Највећа предност овог framework-а је лако одржавање и надоградња што је у овом пројекту битно због честих измена и додавања нових производа. Пошто је framework написан у Python-у то му омогућава да ради на различитим окружењима као што су : Linux, Windows, Mac…</w:t>
       </w:r>
     </w:p>
     <w:p>
@@ -8541,40 +7493,13 @@
           <w:lang w:val="sr-Cyrl-RS"/>
         </w:rPr>
         <w:tab/>
-      </w:r>
-      <w:proofErr w:type="spellStart"/>
-      <w:r>
-        <w:rPr>
-          <w:lang w:val="sr-Cyrl-RS"/>
-        </w:rPr>
-        <w:t>Scrapy</w:t>
-      </w:r>
-      <w:proofErr w:type="spellEnd"/>
-      <w:r>
-        <w:rPr>
-          <w:lang w:val="sr-Cyrl-RS"/>
-        </w:rPr>
-        <w:t xml:space="preserve"> </w:t>
-      </w:r>
-      <w:r>
-        <w:rPr>
-          <w:lang w:val="sr-Cyrl-RS"/>
-        </w:rPr>
-        <w:t>се састоји од појединачних радника(</w:t>
-      </w:r>
-      <w:proofErr w:type="spellStart"/>
-      <w:r>
-        <w:rPr>
-          <w:lang w:val="sr-Cyrl-RS"/>
-        </w:rPr>
-        <w:t>Spider</w:t>
-      </w:r>
-      <w:proofErr w:type="spellEnd"/>
-      <w:r>
-        <w:rPr>
-          <w:lang w:val="sr-Cyrl-RS"/>
-        </w:rPr>
-        <w:t>) који су задужени за рад на појединачним продавницама.</w:t>
+        <w:t xml:space="preserve">Scrapy </w:t>
+      </w:r>
+      <w:r>
+        <w:rPr>
+          <w:lang w:val="sr-Cyrl-RS"/>
+        </w:rPr>
+        <w:t>се састоји од појединачних радника(Spider) који су задужени за рад на појединачним продавницама.</w:t>
       </w:r>
       <w:r>
         <w:rPr>
@@ -8599,7 +7524,6 @@
         </w:rPr>
       </w:pPr>
       <w:bookmarkStart w:id="13" w:name="_Toc161506710"/>
-      <w:proofErr w:type="spellStart"/>
       <w:r>
         <w:rPr>
           <w:lang w:val="sr-Cyrl-RS"/>
@@ -8607,7 +7531,6 @@
         <w:t>Git</w:t>
       </w:r>
       <w:bookmarkEnd w:id="13"/>
-      <w:proofErr w:type="spellEnd"/>
     </w:p>
     <w:p>
       <w:pPr>
@@ -8621,20 +7544,7 @@
           <w:lang w:val="sr-Cyrl-RS"/>
         </w:rPr>
         <w:tab/>
-      </w:r>
-      <w:proofErr w:type="spellStart"/>
-      <w:r>
-        <w:rPr>
-          <w:lang w:val="sr-Cyrl-RS"/>
-        </w:rPr>
-        <w:t>Git</w:t>
-      </w:r>
-      <w:proofErr w:type="spellEnd"/>
-      <w:r>
-        <w:rPr>
-          <w:lang w:val="sr-Cyrl-RS"/>
-        </w:rPr>
-        <w:t xml:space="preserve"> је </w:t>
+        <w:t xml:space="preserve">Git је </w:t>
       </w:r>
       <w:r>
         <w:rPr>
@@ -8646,21 +7556,7 @@
         <w:rPr>
           <w:lang w:val="sr-Cyrl-RS"/>
         </w:rPr>
-        <w:t xml:space="preserve"> и </w:t>
-      </w:r>
-      <w:proofErr w:type="spellStart"/>
-      <w:r>
-        <w:rPr>
-          <w:lang w:val="sr-Cyrl-RS"/>
-        </w:rPr>
-        <w:t>open-source</w:t>
-      </w:r>
-      <w:proofErr w:type="spellEnd"/>
-      <w:r>
-        <w:rPr>
-          <w:lang w:val="sr-Cyrl-RS"/>
-        </w:rPr>
-        <w:t xml:space="preserve"> систем за контролу верзије кода. </w:t>
+        <w:t xml:space="preserve"> и open-source систем за контролу верзије кода. </w:t>
       </w:r>
       <w:r>
         <w:rPr>
@@ -8678,21 +7574,7 @@
         <w:rPr>
           <w:lang w:val="sr-Cyrl-RS"/>
         </w:rPr>
-        <w:t xml:space="preserve"> </w:t>
-      </w:r>
-      <w:proofErr w:type="spellStart"/>
-      <w:r>
-        <w:rPr>
-          <w:lang w:val="sr-Cyrl-RS"/>
-        </w:rPr>
-        <w:t>Git</w:t>
-      </w:r>
-      <w:proofErr w:type="spellEnd"/>
-      <w:r>
-        <w:rPr>
-          <w:lang w:val="sr-Cyrl-RS"/>
-        </w:rPr>
-        <w:t xml:space="preserve">-a </w:t>
+        <w:t xml:space="preserve"> Git-a </w:t>
       </w:r>
       <w:r>
         <w:rPr>
@@ -9152,14 +8034,12 @@
         </w:rPr>
         <w:t>„</w:t>
       </w:r>
-      <w:proofErr w:type="spellStart"/>
       <w:r>
         <w:rPr>
           <w:lang w:val="sr-Cyrl-RS"/>
         </w:rPr>
         <w:t>EzDeals</w:t>
       </w:r>
-      <w:proofErr w:type="spellEnd"/>
       <w:r>
         <w:rPr>
           <w:lang w:val="sr-Cyrl-RS"/>
@@ -9170,61 +8050,19 @@
         <w:rPr>
           <w:lang w:val="sr-Cyrl-RS"/>
         </w:rPr>
-        <w:t xml:space="preserve"> ће се састојати из три самосталне целине: клијентски део, серверски део и </w:t>
-      </w:r>
-      <w:proofErr w:type="spellStart"/>
-      <w:r>
-        <w:rPr>
-          <w:lang w:val="sr-Cyrl-RS"/>
-        </w:rPr>
-        <w:t>микросервис</w:t>
-      </w:r>
-      <w:proofErr w:type="spellEnd"/>
-      <w:r>
-        <w:rPr>
-          <w:lang w:val="sr-Cyrl-RS"/>
-        </w:rPr>
-        <w:t xml:space="preserve"> за </w:t>
-      </w:r>
-      <w:r>
-        <w:rPr>
-          <w:lang w:val="sr-Cyrl-RS"/>
-        </w:rPr>
-        <w:t xml:space="preserve">„web </w:t>
-      </w:r>
-      <w:proofErr w:type="spellStart"/>
-      <w:r>
-        <w:rPr>
-          <w:lang w:val="sr-Cyrl-RS"/>
-        </w:rPr>
-        <w:t>scraping</w:t>
-      </w:r>
-      <w:proofErr w:type="spellEnd"/>
-      <w:r>
-        <w:rPr>
-          <w:lang w:val="sr-Cyrl-RS"/>
-        </w:rPr>
-        <w:t>“</w:t>
-      </w:r>
-      <w:r>
-        <w:rPr>
-          <w:lang w:val="sr-Cyrl-RS"/>
-        </w:rPr>
-        <w:t xml:space="preserve">, као и базе података којој ће приступати и серверски део и </w:t>
-      </w:r>
-      <w:proofErr w:type="spellStart"/>
-      <w:r>
-        <w:rPr>
-          <w:lang w:val="sr-Cyrl-RS"/>
-        </w:rPr>
-        <w:t>микросервис</w:t>
-      </w:r>
-      <w:proofErr w:type="spellEnd"/>
-      <w:r>
-        <w:rPr>
-          <w:lang w:val="sr-Cyrl-RS"/>
-        </w:rPr>
-        <w:t xml:space="preserve">. Све три целине ће бити на истом серверу ради практичности, али </w:t>
+        <w:t xml:space="preserve"> ће се састојати из три самосталне целине: клијентски део, серверски део и микросервис за </w:t>
+      </w:r>
+      <w:r>
+        <w:rPr>
+          <w:lang w:val="sr-Cyrl-RS"/>
+        </w:rPr>
+        <w:t>„web scraping“</w:t>
+      </w:r>
+      <w:r>
+        <w:rPr>
+          <w:lang w:val="sr-Cyrl-RS"/>
+        </w:rPr>
+        <w:t xml:space="preserve">, као и базе података којој ће приступати и серверски део и микросервис. Све три целине ће бити на истом серверу ради практичности, али </w:t>
       </w:r>
       <w:r>
         <w:rPr>
@@ -9427,7 +8265,6 @@
         <w:tab/>
         <w:t xml:space="preserve">У оквиру система ће постојати једна врста корисника а то је </w:t>
       </w:r>
-      <w:proofErr w:type="spellStart"/>
       <w:r>
         <w:rPr>
           <w:b/>
@@ -9436,7 +8273,6 @@
         </w:rPr>
         <w:t>нерегистровани</w:t>
       </w:r>
-      <w:proofErr w:type="spellEnd"/>
       <w:r>
         <w:rPr>
           <w:lang w:val="sr-Cyrl-RS"/>
@@ -10155,21 +8991,7 @@
         <w:rPr>
           <w:lang w:val="sr-Cyrl-RS"/>
         </w:rPr>
-        <w:t xml:space="preserve">Када се корисник успешно региструје потребно је да изврши верификацију </w:t>
-      </w:r>
-      <w:proofErr w:type="spellStart"/>
-      <w:r>
-        <w:rPr>
-          <w:lang w:val="sr-Cyrl-RS"/>
-        </w:rPr>
-        <w:t>емаил</w:t>
-      </w:r>
-      <w:proofErr w:type="spellEnd"/>
-      <w:r>
-        <w:rPr>
-          <w:lang w:val="sr-Cyrl-RS"/>
-        </w:rPr>
-        <w:t>-а и да се улогује у свој налог</w:t>
+        <w:t>Када се корисник успешно региструје потребно је да изврши верификацију емаил-а и да се улогује у свој налог</w:t>
       </w:r>
       <w:r>
         <w:t>[</w:t>
@@ -10793,21 +9615,7 @@
         <w:rPr>
           <w:lang w:val="sr-Cyrl-RS"/>
         </w:rPr>
-        <w:t xml:space="preserve">објеката постоје везе које могу имати различите </w:t>
-      </w:r>
-      <w:proofErr w:type="spellStart"/>
-      <w:r>
-        <w:rPr>
-          <w:lang w:val="sr-Cyrl-RS"/>
-        </w:rPr>
-        <w:t>кардиналности</w:t>
-      </w:r>
-      <w:proofErr w:type="spellEnd"/>
-      <w:r>
-        <w:rPr>
-          <w:lang w:val="sr-Cyrl-RS"/>
-        </w:rPr>
-        <w:t>.</w:t>
+        <w:t>објеката постоје везе које могу имати различите кардиналности.</w:t>
       </w:r>
       <w:r>
         <w:t xml:space="preserve"> </w:t>
@@ -11188,19 +9996,11 @@
       <w:r>
         <w:t xml:space="preserve"> </w:t>
       </w:r>
-      <w:proofErr w:type="spellStart"/>
-      <w:r>
-        <w:rPr>
-          <w:lang w:val="sr-Cyrl-RS"/>
-        </w:rPr>
-        <w:t>framework</w:t>
-      </w:r>
-      <w:proofErr w:type="spellEnd"/>
-      <w:r>
-        <w:rPr>
-          <w:lang w:val="sr-Cyrl-RS"/>
-        </w:rPr>
-        <w:t xml:space="preserve">-у </w:t>
+      <w:r>
+        <w:rPr>
+          <w:lang w:val="sr-Cyrl-RS"/>
+        </w:rPr>
+        <w:t xml:space="preserve">framework-у </w:t>
       </w:r>
       <w:r>
         <w:rPr>
@@ -11331,14 +10131,12 @@
       <w:r>
         <w:t>scrape-</w:t>
       </w:r>
-      <w:proofErr w:type="spellStart"/>
       <w:r>
         <w:rPr>
           <w:lang w:val="sr-Cyrl-RS"/>
         </w:rPr>
         <w:t>овања</w:t>
       </w:r>
-      <w:proofErr w:type="spellEnd"/>
       <w:r>
         <w:rPr>
           <w:lang w:val="sr-Cyrl-RS"/>
@@ -11372,13 +10170,8 @@
         </w:rPr>
         <w:t xml:space="preserve">стране и преузимање потребних података помоћу </w:t>
       </w:r>
-      <w:proofErr w:type="spellStart"/>
-      <w:r>
-        <w:t>xpath</w:t>
-      </w:r>
-      <w:proofErr w:type="spellEnd"/>
-      <w:r>
-        <w:t xml:space="preserve">-a </w:t>
+      <w:r>
+        <w:t xml:space="preserve">xpath-a </w:t>
       </w:r>
       <w:r>
         <w:rPr>
@@ -11386,13 +10179,8 @@
         </w:rPr>
         <w:t xml:space="preserve">и </w:t>
       </w:r>
-      <w:proofErr w:type="spellStart"/>
-      <w:r>
-        <w:t>css</w:t>
-      </w:r>
-      <w:proofErr w:type="spellEnd"/>
-      <w:r>
-        <w:t xml:space="preserve"> </w:t>
+      <w:r>
+        <w:t xml:space="preserve">css </w:t>
       </w:r>
       <w:r>
         <w:rPr>
@@ -11532,13 +10320,8 @@
         </w:rPr>
         <w:t xml:space="preserve"> дефинишемо име, почетни </w:t>
       </w:r>
-      <w:proofErr w:type="spellStart"/>
-      <w:r>
-        <w:t>url</w:t>
-      </w:r>
-      <w:proofErr w:type="spellEnd"/>
-      <w:r>
-        <w:t xml:space="preserve"> </w:t>
+      <w:r>
+        <w:t xml:space="preserve">url </w:t>
       </w:r>
       <w:r>
         <w:rPr>
@@ -11549,19 +10332,11 @@
       <w:r>
         <w:t>scrape-</w:t>
       </w:r>
-      <w:proofErr w:type="spellStart"/>
-      <w:r>
-        <w:rPr>
-          <w:lang w:val="sr-Cyrl-RS"/>
-        </w:rPr>
-        <w:t>ујемо</w:t>
-      </w:r>
-      <w:proofErr w:type="spellEnd"/>
-      <w:r>
-        <w:rPr>
-          <w:lang w:val="sr-Cyrl-RS"/>
-        </w:rPr>
-        <w:t>.</w:t>
+      <w:r>
+        <w:rPr>
+          <w:lang w:val="sr-Cyrl-RS"/>
+        </w:rPr>
+        <w:t>ујемо.</w:t>
       </w:r>
     </w:p>
     <w:p>
@@ -12429,21 +11204,7 @@
         <w:rPr>
           <w:lang w:val="sr-Cyrl-RS"/>
         </w:rPr>
-        <w:t xml:space="preserve">Ова функција је наслеђена апстрактна функција која се извршава приликом иницијализације </w:t>
-      </w:r>
-      <w:proofErr w:type="spellStart"/>
-      <w:r>
-        <w:rPr>
-          <w:lang w:val="sr-Cyrl-RS"/>
-        </w:rPr>
-        <w:t>spider</w:t>
-      </w:r>
-      <w:proofErr w:type="spellEnd"/>
-      <w:r>
-        <w:rPr>
-          <w:lang w:val="sr-Cyrl-RS"/>
-        </w:rPr>
-        <w:t>-a.</w:t>
+        <w:t>Ова функција је наслеђена апстрактна функција која се извршава приликом иницијализације spider-a.</w:t>
       </w:r>
       <w:r>
         <w:rPr>
@@ -12460,61 +11221,20 @@
       <w:r>
         <w:t>scrape-</w:t>
       </w:r>
-      <w:proofErr w:type="spellStart"/>
-      <w:r>
-        <w:rPr>
-          <w:lang w:val="sr-Cyrl-RS"/>
-        </w:rPr>
-        <w:t>овање</w:t>
-      </w:r>
-      <w:proofErr w:type="spellEnd"/>
-      <w:r>
-        <w:rPr>
-          <w:lang w:val="sr-Cyrl-RS"/>
-        </w:rPr>
-        <w:t xml:space="preserve"> започето. На крају </w:t>
-      </w:r>
-      <w:proofErr w:type="spellStart"/>
-      <w:r>
-        <w:rPr>
-          <w:lang w:val="sr-Cyrl-RS"/>
-        </w:rPr>
-        <w:t>итерирамо</w:t>
-      </w:r>
-      <w:proofErr w:type="spellEnd"/>
-      <w:r>
-        <w:rPr>
-          <w:lang w:val="sr-Cyrl-RS"/>
-        </w:rPr>
-        <w:t xml:space="preserve"> кроз претходно дефинисане стране и шаљемо захтеве са њиховим </w:t>
-      </w:r>
-      <w:proofErr w:type="spellStart"/>
-      <w:r>
-        <w:t>url</w:t>
-      </w:r>
-      <w:proofErr w:type="spellEnd"/>
-      <w:r>
-        <w:t>-</w:t>
-      </w:r>
-      <w:r>
-        <w:rPr>
-          <w:lang w:val="sr-Cyrl-RS"/>
-        </w:rPr>
-        <w:t xml:space="preserve">овима и креирамо </w:t>
-      </w:r>
-      <w:proofErr w:type="spellStart"/>
-      <w:r>
-        <w:rPr>
-          <w:lang w:val="sr-Cyrl-RS"/>
-        </w:rPr>
-        <w:t>Listener</w:t>
-      </w:r>
-      <w:proofErr w:type="spellEnd"/>
-      <w:r>
-        <w:rPr>
-          <w:lang w:val="sr-Cyrl-RS"/>
-        </w:rPr>
-        <w:t xml:space="preserve"> којем ће се резултати захтева проследити када се захтев заврши.</w:t>
+      <w:r>
+        <w:rPr>
+          <w:lang w:val="sr-Cyrl-RS"/>
+        </w:rPr>
+        <w:t xml:space="preserve">овање започето. На крају итерирамо кроз претходно дефинисане стране и шаљемо захтеве са њиховим </w:t>
+      </w:r>
+      <w:r>
+        <w:t>url-</w:t>
+      </w:r>
+      <w:r>
+        <w:rPr>
+          <w:lang w:val="sr-Cyrl-RS"/>
+        </w:rPr>
+        <w:t>овима и креирамо Listener којем ће се резултати захтева проследити када се захтев заврши.</w:t>
       </w:r>
     </w:p>
     <w:tbl>
@@ -13143,21 +11863,7 @@
         <w:rPr>
           <w:lang w:val="sr-Cyrl-RS"/>
         </w:rPr>
-        <w:t xml:space="preserve">Пример </w:t>
-      </w:r>
-      <w:proofErr w:type="spellStart"/>
-      <w:r>
-        <w:rPr>
-          <w:lang w:val="sr-Cyrl-RS"/>
-        </w:rPr>
-        <w:t>scrape-овања</w:t>
-      </w:r>
-      <w:proofErr w:type="spellEnd"/>
-      <w:r>
-        <w:rPr>
-          <w:lang w:val="sr-Cyrl-RS"/>
-        </w:rPr>
-        <w:t xml:space="preserve"> позивањем API захтева</w:t>
+        <w:t>Пример scrape-овања позивањем API захтева</w:t>
       </w:r>
     </w:p>
     <w:p>
@@ -13173,13 +11879,8 @@
         <w:tab/>
         <w:t xml:space="preserve">Када се захтев изврши резултат се прослеђује функцији </w:t>
       </w:r>
-      <w:proofErr w:type="spellStart"/>
-      <w:r>
-        <w:t>parsePage</w:t>
-      </w:r>
-      <w:proofErr w:type="spellEnd"/>
-      <w:r>
-        <w:t xml:space="preserve">. </w:t>
+      <w:r>
+        <w:t xml:space="preserve">parsePage. </w:t>
       </w:r>
       <w:r>
         <w:rPr>
@@ -13279,7 +11980,6 @@
               </w:rPr>
               <w:t xml:space="preserve">Пример </w:t>
             </w:r>
-            <w:proofErr w:type="spellStart"/>
             <w:r>
               <w:rPr>
                 <w:b/>
@@ -13289,7 +11989,6 @@
               </w:rPr>
               <w:t>scrape-овања</w:t>
             </w:r>
-            <w:proofErr w:type="spellEnd"/>
             <w:r>
               <w:rPr>
                 <w:b/>
@@ -14660,35 +13359,7 @@
           <w:lang w:val="sr-Cyrl-RS"/>
         </w:rPr>
         <w:lastRenderedPageBreak/>
-        <w:t xml:space="preserve">Пример </w:t>
-      </w:r>
-      <w:proofErr w:type="spellStart"/>
-      <w:r>
-        <w:rPr>
-          <w:lang w:val="sr-Cyrl-RS"/>
-        </w:rPr>
-        <w:t>scrape-овања</w:t>
-      </w:r>
-      <w:proofErr w:type="spellEnd"/>
-      <w:r>
-        <w:rPr>
-          <w:lang w:val="sr-Cyrl-RS"/>
-        </w:rPr>
-        <w:t xml:space="preserve"> помоћу </w:t>
-      </w:r>
-      <w:proofErr w:type="spellStart"/>
-      <w:r>
-        <w:rPr>
-          <w:lang w:val="sr-Cyrl-RS"/>
-        </w:rPr>
-        <w:t>xpath</w:t>
-      </w:r>
-      <w:proofErr w:type="spellEnd"/>
-      <w:r>
-        <w:rPr>
-          <w:lang w:val="sr-Cyrl-RS"/>
-        </w:rPr>
-        <w:t>-a</w:t>
+        <w:t>Пример scrape-овања помоћу xpath-a</w:t>
       </w:r>
     </w:p>
     <w:p>
@@ -14703,14 +13374,12 @@
         </w:rPr>
         <w:tab/>
       </w:r>
-      <w:proofErr w:type="spellStart"/>
       <w:r>
         <w:rPr>
           <w:lang w:val="sr-Cyrl-RS"/>
         </w:rPr>
         <w:t>XPath</w:t>
       </w:r>
-      <w:proofErr w:type="spellEnd"/>
       <w:r>
         <w:t xml:space="preserve"> (</w:t>
       </w:r>
@@ -14856,7 +13525,6 @@
               </w:rPr>
               <w:t xml:space="preserve">Пример </w:t>
             </w:r>
-            <w:proofErr w:type="spellStart"/>
             <w:r>
               <w:rPr>
                 <w:b/>
@@ -14866,7 +13534,6 @@
               </w:rPr>
               <w:t>scrape-овања</w:t>
             </w:r>
-            <w:proofErr w:type="spellEnd"/>
             <w:r>
               <w:rPr>
                 <w:b/>
@@ -14885,23 +13552,13 @@
               </w:rPr>
               <w:t xml:space="preserve">помоћу </w:t>
             </w:r>
-            <w:proofErr w:type="spellStart"/>
             <w:r>
               <w:rPr>
                 <w:b/>
                 <w:bCs/>
                 <w:color w:val="FFFFFF" w:themeColor="background1"/>
               </w:rPr>
-              <w:t>xpath</w:t>
-            </w:r>
-            <w:proofErr w:type="spellEnd"/>
-            <w:r>
-              <w:rPr>
-                <w:b/>
-                <w:bCs/>
-                <w:color w:val="FFFFFF" w:themeColor="background1"/>
-              </w:rPr>
-              <w:t>-a</w:t>
+              <w:t>xpath-a</w:t>
             </w:r>
             <w:r>
               <w:rPr>
@@ -16823,83 +15480,67 @@
       <w:r>
         <w:t>P</w:t>
       </w:r>
-      <w:proofErr w:type="spellStart"/>
       <w:r>
         <w:rPr>
           <w:lang w:val="sr-Cyrl-RS"/>
         </w:rPr>
         <w:t>ymongo</w:t>
       </w:r>
-      <w:proofErr w:type="spellEnd"/>
-      <w:r>
-        <w:fldChar w:fldCharType="begin"/>
-      </w:r>
-      <w:r>
-        <w:instrText>HYPERLINK \l "_Литература"</w:instrText>
-      </w:r>
-      <w:r>
-        <w:fldChar w:fldCharType="separate"/>
-      </w:r>
-      <w:sdt>
-        <w:sdtPr>
-          <w:rPr>
-            <w:rStyle w:val="Hyperlink"/>
-            <w:lang w:val="sr-Cyrl-RS"/>
-          </w:rPr>
-          <w:id w:val="-1190982388"/>
-          <w:citation/>
-        </w:sdtPr>
-        <w:sdtContent>
-          <w:r>
+      <w:hyperlink w:anchor="_Литература" w:history="1">
+        <w:sdt>
+          <w:sdtPr>
             <w:rPr>
               <w:rStyle w:val="Hyperlink"/>
               <w:lang w:val="sr-Cyrl-RS"/>
             </w:rPr>
-            <w:fldChar w:fldCharType="begin"/>
-          </w:r>
-          <w:r>
-            <w:rPr>
-              <w:rStyle w:val="Hyperlink"/>
-            </w:rPr>
-            <w:instrText xml:space="preserve">CITATION pymongo \l 1033 </w:instrText>
-          </w:r>
-          <w:r>
-            <w:rPr>
-              <w:rStyle w:val="Hyperlink"/>
-              <w:lang w:val="sr-Cyrl-RS"/>
-            </w:rPr>
-            <w:fldChar w:fldCharType="separate"/>
-          </w:r>
-          <w:r>
-            <w:rPr>
-              <w:rStyle w:val="Hyperlink"/>
-              <w:noProof/>
-            </w:rPr>
-            <w:t xml:space="preserve"> </w:t>
-          </w:r>
-          <w:r>
-            <w:rPr>
-              <w:noProof/>
-              <w:color w:val="467886" w:themeColor="hyperlink"/>
-            </w:rPr>
-            <w:t>[3]</w:t>
-          </w:r>
-          <w:r>
-            <w:rPr>
-              <w:rStyle w:val="Hyperlink"/>
-              <w:lang w:val="sr-Cyrl-RS"/>
-            </w:rPr>
-            <w:fldChar w:fldCharType="end"/>
-          </w:r>
-        </w:sdtContent>
-      </w:sdt>
-      <w:r>
-        <w:rPr>
-          <w:rStyle w:val="Hyperlink"/>
-          <w:lang w:val="sr-Cyrl-RS"/>
-        </w:rPr>
-        <w:fldChar w:fldCharType="end"/>
-      </w:r>
+            <w:id w:val="-1190982388"/>
+            <w:citation/>
+          </w:sdtPr>
+          <w:sdtContent>
+            <w:r>
+              <w:rPr>
+                <w:rStyle w:val="Hyperlink"/>
+                <w:lang w:val="sr-Cyrl-RS"/>
+              </w:rPr>
+              <w:fldChar w:fldCharType="begin"/>
+            </w:r>
+            <w:r>
+              <w:rPr>
+                <w:rStyle w:val="Hyperlink"/>
+              </w:rPr>
+              <w:instrText xml:space="preserve">CITATION pymongo \l 1033 </w:instrText>
+            </w:r>
+            <w:r>
+              <w:rPr>
+                <w:rStyle w:val="Hyperlink"/>
+                <w:lang w:val="sr-Cyrl-RS"/>
+              </w:rPr>
+              <w:fldChar w:fldCharType="separate"/>
+            </w:r>
+            <w:r>
+              <w:rPr>
+                <w:rStyle w:val="Hyperlink"/>
+                <w:noProof/>
+              </w:rPr>
+              <w:t xml:space="preserve"> </w:t>
+            </w:r>
+            <w:r>
+              <w:rPr>
+                <w:noProof/>
+                <w:color w:val="467886" w:themeColor="hyperlink"/>
+              </w:rPr>
+              <w:t>[3]</w:t>
+            </w:r>
+            <w:r>
+              <w:rPr>
+                <w:rStyle w:val="Hyperlink"/>
+                <w:lang w:val="sr-Cyrl-RS"/>
+              </w:rPr>
+              <w:fldChar w:fldCharType="end"/>
+            </w:r>
+          </w:sdtContent>
+        </w:sdt>
+      </w:hyperlink>
       <w:r>
         <w:rPr>
           <w:lang w:val="sr-Cyrl-RS"/>
@@ -16967,37 +15608,16 @@
           <w:lang w:val="sr-Cyrl-RS"/>
         </w:rPr>
         <w:tab/>
-      </w:r>
-      <w:proofErr w:type="spellStart"/>
-      <w:r>
-        <w:rPr>
-          <w:lang w:val="sr-Cyrl-RS"/>
-        </w:rPr>
-        <w:t>Singleton</w:t>
-      </w:r>
-      <w:proofErr w:type="spellEnd"/>
-      <w:r>
-        <w:rPr>
-          <w:lang w:val="sr-Cyrl-RS"/>
-        </w:rPr>
-        <w:t xml:space="preserve"> се постиже тако што </w:t>
+        <w:t xml:space="preserve">Singleton се постиже тако што </w:t>
       </w:r>
       <w:r>
         <w:t>override-</w:t>
       </w:r>
-      <w:proofErr w:type="spellStart"/>
-      <w:r>
-        <w:rPr>
-          <w:lang w:val="sr-Cyrl-RS"/>
-        </w:rPr>
-        <w:t>ујемо</w:t>
-      </w:r>
-      <w:proofErr w:type="spellEnd"/>
-      <w:r>
-        <w:rPr>
-          <w:lang w:val="sr-Cyrl-RS"/>
-        </w:rPr>
-        <w:t xml:space="preserve"> статичну методу  </w:t>
+      <w:r>
+        <w:rPr>
+          <w:lang w:val="sr-Cyrl-RS"/>
+        </w:rPr>
+        <w:t xml:space="preserve">ујемо статичну методу  </w:t>
       </w:r>
       <w:r>
         <w:rPr>
@@ -17020,23 +15640,8 @@
         <w:rPr>
           <w:lang w:val="sr-Cyrl-RS"/>
         </w:rPr>
-        <w:t xml:space="preserve"> која се извршава приликом </w:t>
-      </w:r>
-      <w:proofErr w:type="spellStart"/>
-      <w:r>
-        <w:rPr>
-          <w:lang w:val="sr-Cyrl-RS"/>
-        </w:rPr>
-        <w:t>инстанцирања</w:t>
-      </w:r>
-      <w:proofErr w:type="spellEnd"/>
-      <w:r>
-        <w:rPr>
-          <w:lang w:val="sr-Cyrl-RS"/>
-        </w:rPr>
-        <w:t xml:space="preserve"> новог објекта дате класе. Функција као параметар прихвата </w:t>
-      </w:r>
-      <w:proofErr w:type="spellStart"/>
+        <w:t xml:space="preserve"> која се извршава приликом инстанцирања новог објекта дате класе. Функција као параметар прихвата </w:t>
+      </w:r>
       <w:r>
         <w:rPr>
           <w:b/>
@@ -17044,7 +15649,6 @@
         </w:rPr>
         <w:t>cls</w:t>
       </w:r>
-      <w:proofErr w:type="spellEnd"/>
       <w:r>
         <w:rPr>
           <w:b/>
@@ -17056,21 +15660,7 @@
         <w:rPr>
           <w:lang w:val="sr-Cyrl-RS"/>
         </w:rPr>
-        <w:t xml:space="preserve">који представља класу која се </w:t>
-      </w:r>
-      <w:proofErr w:type="spellStart"/>
-      <w:r>
-        <w:rPr>
-          <w:lang w:val="sr-Cyrl-RS"/>
-        </w:rPr>
-        <w:t>иницијализује</w:t>
-      </w:r>
-      <w:proofErr w:type="spellEnd"/>
-      <w:r>
-        <w:rPr>
-          <w:lang w:val="sr-Cyrl-RS"/>
-        </w:rPr>
-        <w:t xml:space="preserve">. </w:t>
+        <w:t xml:space="preserve">који представља класу која се иницијализује. </w:t>
       </w:r>
     </w:p>
     <w:p>
@@ -17151,21 +15741,7 @@
         <w:rPr>
           <w:lang w:val="sr-Cyrl-RS"/>
         </w:rPr>
-        <w:t xml:space="preserve">“ за приступ заједничким ресурсима. У нашем случају може доћи до тога да неке нити у исто време покушају да </w:t>
-      </w:r>
-      <w:proofErr w:type="spellStart"/>
-      <w:r>
-        <w:rPr>
-          <w:lang w:val="sr-Cyrl-RS"/>
-        </w:rPr>
-        <w:t>инстанцирају</w:t>
-      </w:r>
-      <w:proofErr w:type="spellEnd"/>
-      <w:r>
-        <w:rPr>
-          <w:lang w:val="sr-Cyrl-RS"/>
-        </w:rPr>
-        <w:t xml:space="preserve"> објекат и у исто време утврде да тренутно не постоји ниједна инстанца дате класе. Тада ће прва нит </w:t>
+        <w:t xml:space="preserve">“ за приступ заједничким ресурсима. У нашем случају може доћи до тога да неке нити у исто време покушају да инстанцирају објекат и у исто време утврде да тренутно не постоји ниједна инстанца дате класе. Тада ће прва нит </w:t>
       </w:r>
       <w:r>
         <w:rPr>
@@ -18394,21 +16970,8 @@
       <w:r>
         <w:t>[</w:t>
       </w:r>
-      <w:proofErr w:type="spellStart"/>
-      <w:r>
-        <w:t>Изворни</w:t>
-      </w:r>
-      <w:proofErr w:type="spellEnd"/>
-      <w:r>
-        <w:t xml:space="preserve"> </w:t>
-      </w:r>
-      <w:proofErr w:type="spellStart"/>
-      <w:r>
-        <w:t>код</w:t>
-      </w:r>
-      <w:proofErr w:type="spellEnd"/>
-      <w:r>
-        <w:t xml:space="preserve"> 4.5</w:t>
+      <w:r>
+        <w:t>Изворни код 4.5</w:t>
       </w:r>
       <w:r>
         <w:t xml:space="preserve">], </w:t>
@@ -18422,21 +16985,8 @@
       <w:r>
         <w:t>[</w:t>
       </w:r>
-      <w:proofErr w:type="spellStart"/>
-      <w:r>
-        <w:t>Изворни</w:t>
-      </w:r>
-      <w:proofErr w:type="spellEnd"/>
-      <w:r>
-        <w:t xml:space="preserve"> </w:t>
-      </w:r>
-      <w:proofErr w:type="spellStart"/>
-      <w:r>
-        <w:t>код</w:t>
-      </w:r>
-      <w:proofErr w:type="spellEnd"/>
-      <w:r>
-        <w:t xml:space="preserve"> 4.6</w:t>
+      <w:r>
+        <w:t>Изворни код 4.6</w:t>
       </w:r>
       <w:r>
         <w:t xml:space="preserve">] </w:t>
@@ -18450,21 +17000,8 @@
       <w:r>
         <w:t>[</w:t>
       </w:r>
-      <w:proofErr w:type="spellStart"/>
-      <w:r>
-        <w:t>Изворни</w:t>
-      </w:r>
-      <w:proofErr w:type="spellEnd"/>
-      <w:r>
-        <w:t xml:space="preserve"> </w:t>
-      </w:r>
-      <w:proofErr w:type="spellStart"/>
-      <w:r>
-        <w:t>код</w:t>
-      </w:r>
-      <w:proofErr w:type="spellEnd"/>
-      <w:r>
-        <w:t xml:space="preserve"> 4.7</w:t>
+      <w:r>
+        <w:t>Изворни код 4.7</w:t>
       </w:r>
       <w:r>
         <w:t>]</w:t>
@@ -19817,30 +18354,14 @@
         </w:rPr>
       </w:pPr>
       <w:bookmarkStart w:id="24" w:name="_Toc161506721"/>
-      <w:proofErr w:type="spellStart"/>
       <w:r>
         <w:rPr>
           <w:lang w:val="sr-Cyrl-RS"/>
         </w:rPr>
         <w:lastRenderedPageBreak/>
-        <w:t>Scrapy</w:t>
-      </w:r>
-      <w:proofErr w:type="spellEnd"/>
-      <w:r>
-        <w:rPr>
-          <w:lang w:val="sr-Cyrl-RS"/>
-        </w:rPr>
-        <w:t xml:space="preserve"> </w:t>
-      </w:r>
-      <w:proofErr w:type="spellStart"/>
-      <w:r>
-        <w:rPr>
-          <w:lang w:val="sr-Cyrl-RS"/>
-        </w:rPr>
-        <w:t>pipeline</w:t>
+        <w:t>Scrapy pipeline</w:t>
       </w:r>
       <w:bookmarkEnd w:id="24"/>
-      <w:proofErr w:type="spellEnd"/>
     </w:p>
     <w:p>
       <w:pPr>
@@ -19869,11 +18390,9 @@
         </w:rPr>
         <w:t xml:space="preserve">и </w:t>
       </w:r>
-      <w:proofErr w:type="spellStart"/>
       <w:r>
         <w:t>ProductMenager</w:t>
       </w:r>
-      <w:proofErr w:type="spellEnd"/>
       <w:r>
         <w:rPr>
           <w:lang w:val="sr-Cyrl-RS"/>
@@ -19907,41 +18426,23 @@
         </w:rPr>
         <w:t xml:space="preserve"> заврши са обрадом производа исти шаље методи  </w:t>
       </w:r>
-      <w:proofErr w:type="spellStart"/>
       <w:r>
         <w:t>process_item</w:t>
       </w:r>
-      <w:proofErr w:type="spellEnd"/>
       <w:r>
         <w:rPr>
           <w:lang w:val="sr-Cyrl-RS"/>
         </w:rPr>
         <w:t xml:space="preserve"> која га прослеђује одређеном  </w:t>
       </w:r>
-      <w:proofErr w:type="spellStart"/>
       <w:r>
         <w:t>ProductMenager</w:t>
       </w:r>
-      <w:proofErr w:type="spellEnd"/>
-      <w:r>
-        <w:rPr>
-          <w:lang w:val="sr-Cyrl-RS"/>
-        </w:rPr>
-        <w:t xml:space="preserve">-у </w:t>
-      </w:r>
-      <w:proofErr w:type="spellStart"/>
-      <w:r>
-        <w:rPr>
-          <w:lang w:val="sr-Cyrl-RS"/>
-        </w:rPr>
-        <w:t>у</w:t>
-      </w:r>
-      <w:proofErr w:type="spellEnd"/>
-      <w:r>
-        <w:rPr>
-          <w:lang w:val="sr-Cyrl-RS"/>
-        </w:rPr>
-        <w:t xml:space="preserve"> зависности од категорије</w:t>
+      <w:r>
+        <w:rPr>
+          <w:lang w:val="sr-Cyrl-RS"/>
+        </w:rPr>
+        <w:t>-у у зависности од категорије</w:t>
       </w:r>
       <w:r>
         <w:rPr>
@@ -20630,11 +19131,9 @@
         </w:rPr>
       </w:pPr>
       <w:bookmarkStart w:id="25" w:name="_Toc161506722"/>
-      <w:proofErr w:type="spellStart"/>
       <w:r>
         <w:t>ProductMenager</w:t>
       </w:r>
-      <w:proofErr w:type="spellEnd"/>
       <w:r>
         <w:rPr>
           <w:lang w:val="sr-Cyrl-RS"/>
@@ -20671,11 +19170,9 @@
         </w:rPr>
         <w:t xml:space="preserve">Сваки појединачни </w:t>
       </w:r>
-      <w:proofErr w:type="spellStart"/>
       <w:r>
         <w:t>ProductMenager</w:t>
       </w:r>
-      <w:proofErr w:type="spellEnd"/>
       <w:r>
         <w:rPr>
           <w:lang w:val="sr-Cyrl-RS"/>
@@ -20697,11 +19194,9 @@
         </w:rPr>
         <w:t xml:space="preserve"> Да смо се одлучили да користимо само једну нит за све </w:t>
       </w:r>
-      <w:proofErr w:type="spellStart"/>
       <w:r>
         <w:t>ProductMenager</w:t>
       </w:r>
-      <w:proofErr w:type="spellEnd"/>
       <w:r>
         <w:rPr>
           <w:lang w:val="sr-Cyrl-RS"/>
@@ -20722,13 +19217,8 @@
         </w:rPr>
         <w:t xml:space="preserve">између </w:t>
       </w:r>
-      <w:proofErr w:type="spellStart"/>
-      <w:r>
-        <w:t>ProductMenager</w:t>
-      </w:r>
-      <w:proofErr w:type="spellEnd"/>
-      <w:r>
-        <w:t xml:space="preserve">-a </w:t>
+      <w:r>
+        <w:t xml:space="preserve">ProductMenager-a </w:t>
       </w:r>
       <w:r>
         <w:rPr>
@@ -20813,7 +19303,6 @@
               </w:rPr>
               <w:t xml:space="preserve">: </w:t>
             </w:r>
-            <w:proofErr w:type="spellStart"/>
             <w:r>
               <w:rPr>
                 <w:b/>
@@ -20823,7 +19312,6 @@
               </w:rPr>
               <w:t>ProductMenager</w:t>
             </w:r>
-            <w:proofErr w:type="spellEnd"/>
           </w:p>
         </w:tc>
       </w:tr>
@@ -21826,11 +20314,9 @@
         </w:rPr>
         <w:t xml:space="preserve">Производи се чувају у одређеном </w:t>
       </w:r>
-      <w:proofErr w:type="spellStart"/>
       <w:r>
         <w:t>ProductMenager</w:t>
       </w:r>
-      <w:proofErr w:type="spellEnd"/>
       <w:r>
         <w:rPr>
           <w:lang w:val="sr-Cyrl-RS"/>
@@ -21964,19 +20450,8 @@
                 <w:color w:val="FFFFFF" w:themeColor="background1"/>
                 <w:lang w:val="sr-Cyrl-RS"/>
               </w:rPr>
-              <w:t xml:space="preserve"> </w:t>
-            </w:r>
-            <w:proofErr w:type="spellStart"/>
-            <w:r>
-              <w:rPr>
-                <w:b/>
-                <w:bCs/>
-                <w:color w:val="FFFFFF" w:themeColor="background1"/>
-                <w:lang w:val="sr-Cyrl-RS"/>
-              </w:rPr>
-              <w:t>ProductMenager</w:t>
-            </w:r>
-            <w:proofErr w:type="spellEnd"/>
+              <w:t xml:space="preserve"> ProductMenager</w:t>
+            </w:r>
           </w:p>
         </w:tc>
       </w:tr>
@@ -22557,38 +21032,17 @@
       <w:r>
         <w:t>scrape-</w:t>
       </w:r>
-      <w:proofErr w:type="spellStart"/>
-      <w:r>
-        <w:rPr>
-          <w:lang w:val="sr-Cyrl-RS"/>
-        </w:rPr>
-        <w:t>овање</w:t>
-      </w:r>
-      <w:proofErr w:type="spellEnd"/>
-      <w:r>
-        <w:rPr>
-          <w:lang w:val="sr-Cyrl-RS"/>
-        </w:rPr>
-        <w:t xml:space="preserve"> свих продавница онда се врши уписивање свих производа у базу</w:t>
+      <w:r>
+        <w:rPr>
+          <w:lang w:val="sr-Cyrl-RS"/>
+        </w:rPr>
+        <w:t>овање свих продавница онда се врши уписивање свих производа у базу</w:t>
       </w:r>
       <w:r>
         <w:t>[</w:t>
       </w:r>
-      <w:proofErr w:type="spellStart"/>
-      <w:r>
-        <w:t>Изворни</w:t>
-      </w:r>
-      <w:proofErr w:type="spellEnd"/>
-      <w:r>
-        <w:t xml:space="preserve"> </w:t>
-      </w:r>
-      <w:proofErr w:type="spellStart"/>
-      <w:r>
-        <w:t>код</w:t>
-      </w:r>
-      <w:proofErr w:type="spellEnd"/>
-      <w:r>
-        <w:t xml:space="preserve"> 4.11</w:t>
+      <w:r>
+        <w:t>Изворни код 4.11</w:t>
       </w:r>
       <w:r>
         <w:t>]</w:t>
@@ -23830,7 +22284,6 @@
       <w:r>
         <w:t>scrape-</w:t>
       </w:r>
-      <w:proofErr w:type="spellStart"/>
       <w:r>
         <w:rPr>
           <w:lang w:val="sr-Cyrl-RS"/>
@@ -23838,7 +22291,6 @@
         <w:t>овања</w:t>
       </w:r>
       <w:bookmarkEnd w:id="26"/>
-      <w:proofErr w:type="spellEnd"/>
     </w:p>
     <w:p>
       <w:pPr>
@@ -23856,19 +22308,11 @@
       <w:r>
         <w:t>scrape-</w:t>
       </w:r>
-      <w:proofErr w:type="spellStart"/>
-      <w:r>
-        <w:rPr>
-          <w:lang w:val="sr-Cyrl-RS"/>
-        </w:rPr>
-        <w:t>овање</w:t>
-      </w:r>
-      <w:proofErr w:type="spellEnd"/>
-      <w:r>
-        <w:rPr>
-          <w:lang w:val="sr-Cyrl-RS"/>
-        </w:rPr>
-        <w:t xml:space="preserve"> извршава више пута у току дана. Овим омогућавамо да корисници увек имају увид у најновије промене цена производа. </w:t>
+      <w:r>
+        <w:rPr>
+          <w:lang w:val="sr-Cyrl-RS"/>
+        </w:rPr>
+        <w:t xml:space="preserve">овање извршава више пута у току дана. Овим омогућавамо да корисници увек имају увид у најновије промене цена производа. </w:t>
       </w:r>
     </w:p>
     <w:p>
@@ -23890,14 +22334,12 @@
           <w:numId w:val="17"/>
         </w:numPr>
       </w:pPr>
-      <w:proofErr w:type="spellStart"/>
       <w:r>
         <w:rPr>
           <w:lang w:val="sr-Cyrl-RS"/>
         </w:rPr>
         <w:t>Multiprocessing</w:t>
       </w:r>
-      <w:proofErr w:type="spellEnd"/>
     </w:p>
     <w:p>
       <w:pPr>
@@ -23993,32 +22435,15 @@
       <w:r>
         <w:t>Scrape-</w:t>
       </w:r>
-      <w:proofErr w:type="spellStart"/>
-      <w:r>
-        <w:rPr>
-          <w:lang w:val="sr-Cyrl-RS"/>
-        </w:rPr>
-        <w:t>овање</w:t>
-      </w:r>
-      <w:proofErr w:type="spellEnd"/>
-      <w:r>
-        <w:rPr>
-          <w:lang w:val="sr-Cyrl-RS"/>
-        </w:rPr>
-        <w:t xml:space="preserve"> ће се извршавати сваког сата а попуњавање историје једном </w:t>
-      </w:r>
-      <w:proofErr w:type="gramStart"/>
-      <w:r>
-        <w:rPr>
-          <w:lang w:val="sr-Cyrl-RS"/>
-        </w:rPr>
-        <w:t>дневно</w:t>
+      <w:r>
+        <w:rPr>
+          <w:lang w:val="sr-Cyrl-RS"/>
+        </w:rPr>
+        <w:t>овање ће се извршавати сваког сата а попуњавање историје једном дневно</w:t>
       </w:r>
       <w:r>
         <w:t>[</w:t>
       </w:r>
-      <w:proofErr w:type="spellStart"/>
-      <w:proofErr w:type="gramEnd"/>
       <w:r>
         <w:t>Изворни</w:t>
       </w:r>
@@ -24026,11 +22451,7 @@
         <w:t>-</w:t>
       </w:r>
       <w:r>
-        <w:t>код</w:t>
-      </w:r>
-      <w:proofErr w:type="spellEnd"/>
-      <w:r>
-        <w:t xml:space="preserve"> 4.12</w:t>
+        <w:t>код 4.12</w:t>
       </w:r>
       <w:r>
         <w:t>]</w:t>
@@ -24050,19 +22471,11 @@
       <w:r>
         <w:t>Scrape-</w:t>
       </w:r>
-      <w:proofErr w:type="spellStart"/>
-      <w:r>
-        <w:rPr>
-          <w:lang w:val="sr-Cyrl-RS"/>
-        </w:rPr>
-        <w:t>овање</w:t>
-      </w:r>
-      <w:proofErr w:type="spellEnd"/>
-      <w:r>
-        <w:rPr>
-          <w:lang w:val="sr-Cyrl-RS"/>
-        </w:rPr>
-        <w:t xml:space="preserve"> за појединачне продавнице се извршава паралелно.</w:t>
+      <w:r>
+        <w:rPr>
+          <w:lang w:val="sr-Cyrl-RS"/>
+        </w:rPr>
+        <w:t>овање за појединачне продавнице се извршава паралелно.</w:t>
       </w:r>
     </w:p>
     <w:tbl>
@@ -24144,7 +22557,6 @@
             <w:r>
               <w:t xml:space="preserve"> </w:t>
             </w:r>
-            <w:proofErr w:type="spellStart"/>
             <w:r>
               <w:rPr>
                 <w:b/>
@@ -24154,7 +22566,6 @@
               </w:rPr>
               <w:t>scrape-овања</w:t>
             </w:r>
-            <w:proofErr w:type="spellEnd"/>
           </w:p>
         </w:tc>
       </w:tr>
@@ -24588,96 +22999,66 @@
         </w:rPr>
         <w:t xml:space="preserve">Процес </w:t>
       </w:r>
-      <w:proofErr w:type="spellStart"/>
       <w:r>
         <w:rPr>
           <w:lang w:val="sr-Cyrl-RS"/>
         </w:rPr>
         <w:t>scrape-овања</w:t>
       </w:r>
-      <w:proofErr w:type="spellEnd"/>
       <w:r>
         <w:t>[</w:t>
       </w:r>
-      <w:proofErr w:type="spellStart"/>
-      <w:r>
-        <w:t>Изворни</w:t>
-      </w:r>
-      <w:proofErr w:type="spellEnd"/>
+      <w:r>
+        <w:t>Изворни код 4.13</w:t>
+      </w:r>
+      <w:r>
+        <w:t>]</w:t>
+      </w:r>
+      <w:r>
+        <w:rPr>
+          <w:lang w:val="sr-Cyrl-RS"/>
+        </w:rPr>
+        <w:t xml:space="preserve"> започињемо тако што</w:t>
+      </w:r>
+      <w:r>
+        <w:rPr>
+          <w:lang w:val="sr-Cyrl-RS"/>
+        </w:rPr>
+        <w:t xml:space="preserve"> за</w:t>
+      </w:r>
+      <w:r>
+        <w:rPr>
+          <w:lang w:val="sr-Cyrl-RS"/>
+        </w:rPr>
+        <w:t xml:space="preserve"> све производе у бази сетујемо </w:t>
+      </w:r>
+      <w:r>
+        <w:rPr>
+          <w:lang w:val="sr-Cyrl-RS"/>
+        </w:rPr>
+        <w:t xml:space="preserve">параметар </w:t>
+      </w:r>
+      <w:r>
+        <w:t xml:space="preserve">visibility </w:t>
+      </w:r>
+      <w:r>
+        <w:rPr>
+          <w:lang w:val="sr-Cyrl-RS"/>
+        </w:rPr>
+        <w:t xml:space="preserve">на </w:t>
+      </w:r>
+      <w:r>
+        <w:t>true</w:t>
+      </w:r>
       <w:r>
         <w:t xml:space="preserve"> </w:t>
       </w:r>
-      <w:proofErr w:type="spellStart"/>
-      <w:r>
-        <w:t>код</w:t>
-      </w:r>
-      <w:proofErr w:type="spellEnd"/>
-      <w:r>
-        <w:t xml:space="preserve"> 4.13</w:t>
-      </w:r>
-      <w:r>
-        <w:t>]</w:t>
-      </w:r>
-      <w:r>
-        <w:rPr>
-          <w:lang w:val="sr-Cyrl-RS"/>
-        </w:rPr>
-        <w:t xml:space="preserve"> започињемо тако што</w:t>
-      </w:r>
-      <w:r>
-        <w:rPr>
-          <w:lang w:val="sr-Cyrl-RS"/>
-        </w:rPr>
-        <w:t xml:space="preserve"> за</w:t>
-      </w:r>
-      <w:r>
-        <w:rPr>
-          <w:lang w:val="sr-Cyrl-RS"/>
-        </w:rPr>
-        <w:t xml:space="preserve"> све производе у бази </w:t>
-      </w:r>
-      <w:proofErr w:type="spellStart"/>
-      <w:r>
-        <w:rPr>
-          <w:lang w:val="sr-Cyrl-RS"/>
-        </w:rPr>
-        <w:t>сетујемо</w:t>
-      </w:r>
-      <w:proofErr w:type="spellEnd"/>
-      <w:r>
-        <w:rPr>
-          <w:lang w:val="sr-Cyrl-RS"/>
-        </w:rPr>
-        <w:t xml:space="preserve"> </w:t>
-      </w:r>
-      <w:r>
-        <w:rPr>
-          <w:lang w:val="sr-Cyrl-RS"/>
-        </w:rPr>
-        <w:t xml:space="preserve">параметар </w:t>
-      </w:r>
-      <w:r>
-        <w:t xml:space="preserve">visibility </w:t>
-      </w:r>
-      <w:r>
-        <w:rPr>
-          <w:lang w:val="sr-Cyrl-RS"/>
-        </w:rPr>
-        <w:t xml:space="preserve">на </w:t>
-      </w:r>
-      <w:r>
-        <w:t>true</w:t>
-      </w:r>
-      <w:r>
-        <w:t xml:space="preserve"> </w:t>
-      </w:r>
       <w:r>
         <w:rPr>
           <w:lang w:val="sr-Cyrl-RS"/>
         </w:rPr>
         <w:t xml:space="preserve">и започињемо </w:t>
       </w:r>
-      <w:proofErr w:type="spellStart"/>
       <w:r>
         <w:rPr>
           <w:lang w:val="sr-Cyrl-RS"/>
@@ -24688,14 +23069,7 @@
         <w:rPr>
           <w:lang w:val="sr-Cyrl-RS"/>
         </w:rPr>
-        <w:t>е</w:t>
-      </w:r>
-      <w:proofErr w:type="spellEnd"/>
-      <w:r>
-        <w:rPr>
-          <w:lang w:val="sr-Cyrl-RS"/>
-        </w:rPr>
-        <w:t xml:space="preserve"> појединачних </w:t>
+        <w:t xml:space="preserve">е појединачних </w:t>
       </w:r>
       <w:r>
         <w:rPr>
@@ -24885,7 +23259,6 @@
             <w:r>
               <w:t xml:space="preserve"> </w:t>
             </w:r>
-            <w:proofErr w:type="spellStart"/>
             <w:r>
               <w:rPr>
                 <w:b/>
@@ -24895,7 +23268,6 @@
               </w:rPr>
               <w:t>scrape-овања</w:t>
             </w:r>
-            <w:proofErr w:type="spellEnd"/>
           </w:p>
         </w:tc>
       </w:tr>
@@ -26225,19 +24597,11 @@
       <w:r>
         <w:tab/>
       </w:r>
-      <w:proofErr w:type="spellStart"/>
-      <w:r>
-        <w:rPr>
-          <w:lang w:val="sr-Cyrl-RS"/>
-        </w:rPr>
-        <w:t>Рутирање</w:t>
-      </w:r>
-      <w:proofErr w:type="spellEnd"/>
-      <w:r>
-        <w:rPr>
-          <w:lang w:val="sr-Cyrl-RS"/>
-        </w:rPr>
-        <w:t xml:space="preserve"> је механизам којим се захтеви наводе до контролера који ће тај захтев да обради.</w:t>
+      <w:r>
+        <w:rPr>
+          <w:lang w:val="sr-Cyrl-RS"/>
+        </w:rPr>
+        <w:t>Рутирање је механизам којим се захтеви наводе до контролера који ће тај захтев да обради.</w:t>
       </w:r>
       <w:r>
         <w:t xml:space="preserve"> </w:t>
@@ -27706,100 +26070,82 @@
         </w:rPr>
         <w:t xml:space="preserve">Комуникација је изведена уз помоћ </w:t>
       </w:r>
-      <w:proofErr w:type="spellStart"/>
       <w:r>
         <w:rPr>
           <w:lang w:val="sr-Cyrl-RS"/>
         </w:rPr>
         <w:t>mongoosejs</w:t>
       </w:r>
-      <w:proofErr w:type="spellEnd"/>
-      <w:r>
-        <w:fldChar w:fldCharType="begin"/>
-      </w:r>
-      <w:r>
-        <w:instrText>HYPERLINK \l "_Литература"</w:instrText>
-      </w:r>
-      <w:r>
-        <w:fldChar w:fldCharType="separate"/>
-      </w:r>
-      <w:sdt>
-        <w:sdtPr>
-          <w:rPr>
-            <w:rStyle w:val="Hyperlink"/>
-            <w:lang w:val="sr-Cyrl-RS"/>
-          </w:rPr>
-          <w:id w:val="784470598"/>
-          <w:citation/>
-        </w:sdtPr>
-        <w:sdtContent>
-          <w:r>
+      <w:hyperlink w:anchor="_Литература" w:history="1">
+        <w:sdt>
+          <w:sdtPr>
             <w:rPr>
               <w:rStyle w:val="Hyperlink"/>
               <w:lang w:val="sr-Cyrl-RS"/>
             </w:rPr>
-            <w:fldChar w:fldCharType="begin"/>
-          </w:r>
-          <w:r>
-            <w:rPr>
-              <w:rStyle w:val="Hyperlink"/>
-              <w:lang w:val="sr-Cyrl-RS"/>
-            </w:rPr>
-            <w:instrText xml:space="preserve">CITATION mongoosejs \l 10266 </w:instrText>
-          </w:r>
-          <w:r>
-            <w:rPr>
-              <w:rStyle w:val="Hyperlink"/>
-              <w:lang w:val="sr-Cyrl-RS"/>
-            </w:rPr>
-            <w:fldChar w:fldCharType="separate"/>
-          </w:r>
-          <w:r>
-            <w:rPr>
-              <w:rStyle w:val="Hyperlink"/>
-              <w:noProof/>
-              <w:lang w:val="sr-Cyrl-RS"/>
-            </w:rPr>
-            <w:t xml:space="preserve"> </w:t>
-          </w:r>
-          <w:r>
-            <w:rPr>
-              <w:noProof/>
-              <w:color w:val="467886" w:themeColor="hyperlink"/>
-              <w:lang w:val="sr-Cyrl-RS"/>
-            </w:rPr>
-            <w:t>[6]</w:t>
-          </w:r>
-          <w:r>
-            <w:rPr>
-              <w:rStyle w:val="Hyperlink"/>
-              <w:lang w:val="sr-Cyrl-RS"/>
-            </w:rPr>
-            <w:fldChar w:fldCharType="end"/>
-          </w:r>
-        </w:sdtContent>
-      </w:sdt>
-      <w:r>
-        <w:rPr>
-          <w:rStyle w:val="Hyperlink"/>
-          <w:lang w:val="sr-Cyrl-RS"/>
-        </w:rPr>
-        <w:fldChar w:fldCharType="end"/>
-      </w:r>
+            <w:id w:val="784470598"/>
+            <w:citation/>
+          </w:sdtPr>
+          <w:sdtContent>
+            <w:r>
+              <w:rPr>
+                <w:rStyle w:val="Hyperlink"/>
+                <w:lang w:val="sr-Cyrl-RS"/>
+              </w:rPr>
+              <w:fldChar w:fldCharType="begin"/>
+            </w:r>
+            <w:r>
+              <w:rPr>
+                <w:rStyle w:val="Hyperlink"/>
+                <w:lang w:val="sr-Cyrl-RS"/>
+              </w:rPr>
+              <w:instrText xml:space="preserve">CITATION mongoosejs \l 10266 </w:instrText>
+            </w:r>
+            <w:r>
+              <w:rPr>
+                <w:rStyle w:val="Hyperlink"/>
+                <w:lang w:val="sr-Cyrl-RS"/>
+              </w:rPr>
+              <w:fldChar w:fldCharType="separate"/>
+            </w:r>
+            <w:r>
+              <w:rPr>
+                <w:rStyle w:val="Hyperlink"/>
+                <w:noProof/>
+                <w:lang w:val="sr-Cyrl-RS"/>
+              </w:rPr>
+              <w:t xml:space="preserve"> </w:t>
+            </w:r>
+            <w:r>
+              <w:rPr>
+                <w:noProof/>
+                <w:color w:val="467886" w:themeColor="hyperlink"/>
+                <w:lang w:val="sr-Cyrl-RS"/>
+              </w:rPr>
+              <w:t>[6]</w:t>
+            </w:r>
+            <w:r>
+              <w:rPr>
+                <w:rStyle w:val="Hyperlink"/>
+                <w:lang w:val="sr-Cyrl-RS"/>
+              </w:rPr>
+              <w:fldChar w:fldCharType="end"/>
+            </w:r>
+          </w:sdtContent>
+        </w:sdt>
+      </w:hyperlink>
       <w:r>
         <w:rPr>
           <w:lang w:val="sr-Cyrl-RS"/>
         </w:rPr>
         <w:t xml:space="preserve"> библиотеке. У класи </w:t>
       </w:r>
-      <w:proofErr w:type="spellStart"/>
       <w:r>
         <w:rPr>
           <w:lang w:val="sr-Cyrl-RS"/>
         </w:rPr>
         <w:t>Database</w:t>
       </w:r>
-      <w:proofErr w:type="spellEnd"/>
       <w:r>
         <w:rPr>
           <w:lang w:val="sr-Cyrl-RS"/>
@@ -27823,21 +26169,7 @@
         <w:rPr>
           <w:lang w:val="sr-Cyrl-RS"/>
         </w:rPr>
-        <w:t xml:space="preserve">фајла узимамо два параметра, </w:t>
-      </w:r>
-      <w:proofErr w:type="spellStart"/>
-      <w:r>
-        <w:rPr>
-          <w:lang w:val="sr-Cyrl-RS"/>
-        </w:rPr>
-        <w:t>конекциони</w:t>
-      </w:r>
-      <w:proofErr w:type="spellEnd"/>
-      <w:r>
-        <w:rPr>
-          <w:lang w:val="sr-Cyrl-RS"/>
-        </w:rPr>
-        <w:t xml:space="preserve"> стринг и име базе, који су нам потребни за успостављање везе са базом. Додатно креирамо </w:t>
+        <w:t xml:space="preserve">фајла узимамо два параметра, конекциони стринг и име базе, који су нам потребни за успостављање везе са базом. Додатно креирамо </w:t>
       </w:r>
       <w:r>
         <w:rPr>
@@ -30396,33 +28728,17 @@
         </w:rPr>
         <w:t xml:space="preserve"> </w:t>
       </w:r>
-      <w:proofErr w:type="spellStart"/>
       <w:r>
         <w:rPr>
           <w:lang w:val="sr-Cyrl-RS"/>
         </w:rPr>
         <w:t>productCategories</w:t>
       </w:r>
-      <w:proofErr w:type="spellEnd"/>
-      <w:r>
-        <w:rPr>
-          <w:lang w:val="sr-Cyrl-RS"/>
-        </w:rPr>
-        <w:t xml:space="preserve"> се чувају </w:t>
-      </w:r>
-      <w:proofErr w:type="spellStart"/>
-      <w:r>
-        <w:rPr>
-          <w:lang w:val="sr-Cyrl-RS"/>
-        </w:rPr>
-        <w:t>singleton</w:t>
-      </w:r>
-      <w:proofErr w:type="spellEnd"/>
-      <w:r>
-        <w:rPr>
-          <w:lang w:val="sr-Cyrl-RS"/>
-        </w:rPr>
-        <w:t xml:space="preserve"> модели појединачних категорија производа, који се после могу користити за читање и уписивање нових података у базу.</w:t>
+      <w:r>
+        <w:rPr>
+          <w:lang w:val="sr-Cyrl-RS"/>
+        </w:rPr>
+        <w:t xml:space="preserve"> се чувају singleton модели појединачних категорија производа, који се после могу користити за читање и уписивање нових података у базу.</w:t>
       </w:r>
     </w:p>
     <w:tbl>
@@ -32068,21 +30384,7 @@
         <w:rPr>
           <w:lang w:val="sr-Cyrl-RS"/>
         </w:rPr>
-        <w:t xml:space="preserve">база је коришћена као системски кеш зарад боље </w:t>
-      </w:r>
-      <w:proofErr w:type="spellStart"/>
-      <w:r>
-        <w:rPr>
-          <w:lang w:val="sr-Cyrl-RS"/>
-        </w:rPr>
-        <w:t>одзивности</w:t>
-      </w:r>
-      <w:proofErr w:type="spellEnd"/>
-      <w:r>
-        <w:rPr>
-          <w:lang w:val="sr-Cyrl-RS"/>
-        </w:rPr>
-        <w:t xml:space="preserve"> апликације. </w:t>
+        <w:t xml:space="preserve">база је коришћена као системски кеш зарад боље одзивности апликације. </w:t>
       </w:r>
     </w:p>
     <w:tbl>
@@ -32167,27 +30469,7 @@
                 <w:color w:val="FFFFFF" w:themeColor="background1"/>
                 <w:lang w:val="sr-Cyrl-RS"/>
               </w:rPr>
-              <w:t xml:space="preserve">методе за </w:t>
-            </w:r>
-            <w:proofErr w:type="spellStart"/>
-            <w:r>
-              <w:rPr>
-                <w:b/>
-                <w:bCs/>
-                <w:color w:val="FFFFFF" w:themeColor="background1"/>
-                <w:lang w:val="sr-Cyrl-RS"/>
-              </w:rPr>
-              <w:t>кеширање</w:t>
-            </w:r>
-            <w:proofErr w:type="spellEnd"/>
-            <w:r>
-              <w:rPr>
-                <w:b/>
-                <w:bCs/>
-                <w:color w:val="FFFFFF" w:themeColor="background1"/>
-                <w:lang w:val="sr-Cyrl-RS"/>
-              </w:rPr>
-              <w:t xml:space="preserve"> производа </w:t>
+              <w:t xml:space="preserve">методе за кеширање производа </w:t>
             </w:r>
             <w:r>
               <w:rPr>
@@ -32702,27 +30984,11 @@
         <w:rPr>
           <w:lang w:val="sr-Cyrl-RS"/>
         </w:rPr>
-        <w:t xml:space="preserve"> а када применимо </w:t>
-      </w:r>
-      <w:proofErr w:type="spellStart"/>
-      <w:r>
-        <w:rPr>
-          <w:lang w:val="sr-Cyrl-RS"/>
-        </w:rPr>
-        <w:t>кеширање</w:t>
-      </w:r>
-      <w:proofErr w:type="spellEnd"/>
-      <w:r>
-        <w:rPr>
-          <w:lang w:val="sr-Cyrl-RS"/>
-        </w:rPr>
-        <w:t xml:space="preserve"> само ће први послати захтев имати време извршавања од 70</w:t>
-      </w:r>
-      <w:proofErr w:type="spellStart"/>
+        <w:t xml:space="preserve"> а када применимо кеширање само ће први послати захтев имати време извршавања од 70</w:t>
+      </w:r>
       <w:r>
         <w:t>ms</w:t>
       </w:r>
-      <w:proofErr w:type="spellEnd"/>
       <w:r>
         <w:rPr>
           <w:lang w:val="sr-Cyrl-RS"/>
@@ -34180,33 +32446,17 @@
         </w:rPr>
         <w:t xml:space="preserve"> је </w:t>
       </w:r>
-      <w:proofErr w:type="spellStart"/>
       <w:r>
         <w:rPr>
           <w:lang w:val="sr-Cyrl-RS"/>
         </w:rPr>
         <w:t>useState</w:t>
       </w:r>
-      <w:proofErr w:type="spellEnd"/>
-      <w:r>
-        <w:rPr>
-          <w:lang w:val="sr-Cyrl-RS"/>
-        </w:rPr>
-        <w:t xml:space="preserve"> који се користи за декларацију и </w:t>
-      </w:r>
-      <w:proofErr w:type="spellStart"/>
-      <w:r>
-        <w:rPr>
-          <w:lang w:val="sr-Cyrl-RS"/>
-        </w:rPr>
-        <w:t>сетовање</w:t>
-      </w:r>
-      <w:proofErr w:type="spellEnd"/>
-      <w:r>
-        <w:rPr>
-          <w:lang w:val="sr-Cyrl-RS"/>
-        </w:rPr>
-        <w:t xml:space="preserve"> параметара.</w:t>
+      <w:r>
+        <w:rPr>
+          <w:lang w:val="sr-Cyrl-RS"/>
+        </w:rPr>
+        <w:t xml:space="preserve"> који се користи за декларацију и сетовање параметара.</w:t>
       </w:r>
       <w:r>
         <w:rPr>
@@ -34214,33 +32464,17 @@
         </w:rPr>
         <w:t xml:space="preserve"> Када дође до промене параметара дефинисаних у </w:t>
       </w:r>
-      <w:proofErr w:type="spellStart"/>
       <w:r>
         <w:rPr>
           <w:lang w:val="sr-Cyrl-RS"/>
         </w:rPr>
         <w:t>useState</w:t>
       </w:r>
-      <w:proofErr w:type="spellEnd"/>
-      <w:r>
-        <w:rPr>
-          <w:lang w:val="sr-Cyrl-RS"/>
-        </w:rPr>
-        <w:t xml:space="preserve">-у доћи ће и до поновног </w:t>
-      </w:r>
-      <w:proofErr w:type="spellStart"/>
-      <w:r>
-        <w:rPr>
-          <w:lang w:val="sr-Cyrl-RS"/>
-        </w:rPr>
-        <w:t>рендеровања</w:t>
-      </w:r>
-      <w:proofErr w:type="spellEnd"/>
-      <w:r>
-        <w:rPr>
-          <w:lang w:val="sr-Cyrl-RS"/>
-        </w:rPr>
-        <w:t xml:space="preserve"> стране што ће омогућити кориснику да </w:t>
+      <w:r>
+        <w:rPr>
+          <w:lang w:val="sr-Cyrl-RS"/>
+        </w:rPr>
+        <w:t xml:space="preserve">-у доћи ће и до поновног рендеровања стране што ће омогућити кориснику да </w:t>
       </w:r>
       <w:r>
         <w:rPr>
@@ -34297,30 +32531,14 @@
         </w:rPr>
         <w:tab/>
       </w:r>
-      <w:proofErr w:type="spellStart"/>
       <w:r>
         <w:t>useState</w:t>
       </w:r>
-      <w:proofErr w:type="spellEnd"/>
-      <w:r>
-        <w:rPr>
-          <w:lang w:val="sr-Cyrl-RS"/>
-        </w:rPr>
-        <w:t xml:space="preserve"> ће извршити поновно </w:t>
-      </w:r>
-      <w:proofErr w:type="spellStart"/>
-      <w:r>
-        <w:rPr>
-          <w:lang w:val="sr-Cyrl-RS"/>
-        </w:rPr>
-        <w:t>рендеровање</w:t>
-      </w:r>
-      <w:proofErr w:type="spellEnd"/>
-      <w:r>
-        <w:rPr>
-          <w:lang w:val="sr-Cyrl-RS"/>
-        </w:rPr>
-        <w:t xml:space="preserve"> стране када се производи буду учитали са </w:t>
+      <w:r>
+        <w:rPr>
+          <w:lang w:val="sr-Cyrl-RS"/>
+        </w:rPr>
+        <w:t xml:space="preserve"> ће извршити поновно рендеровање стране када се производи буду учитали са </w:t>
       </w:r>
       <w:r>
         <w:t xml:space="preserve">Node.js </w:t>
@@ -34331,11 +32549,9 @@
         </w:rPr>
         <w:t xml:space="preserve">сервера, а </w:t>
       </w:r>
-      <w:proofErr w:type="spellStart"/>
       <w:r>
         <w:t>useEffect</w:t>
       </w:r>
-      <w:proofErr w:type="spellEnd"/>
       <w:r>
         <w:rPr>
           <w:lang w:val="sr-Cyrl-RS"/>
@@ -34418,7 +32634,6 @@
               </w:rPr>
               <w:t xml:space="preserve">Пример коришћења  </w:t>
             </w:r>
-            <w:proofErr w:type="spellStart"/>
             <w:r>
               <w:rPr>
                 <w:b/>
@@ -34428,7 +32643,6 @@
               </w:rPr>
               <w:t>Hooks</w:t>
             </w:r>
-            <w:proofErr w:type="spellEnd"/>
             <w:r>
               <w:rPr>
                 <w:b/>
@@ -34645,32 +32859,17 @@
         </w:rPr>
         <w:t xml:space="preserve">За </w:t>
       </w:r>
-      <w:proofErr w:type="spellStart"/>
       <w:r>
         <w:rPr>
           <w:lang w:val="sr-Cyrl-RS"/>
         </w:rPr>
         <w:t>рутирање</w:t>
       </w:r>
-      <w:proofErr w:type="spellEnd"/>
       <w:r>
         <w:t>[</w:t>
       </w:r>
-      <w:proofErr w:type="spellStart"/>
-      <w:r>
-        <w:t>Изворни</w:t>
-      </w:r>
-      <w:proofErr w:type="spellEnd"/>
-      <w:r>
-        <w:t xml:space="preserve"> </w:t>
-      </w:r>
-      <w:proofErr w:type="spellStart"/>
-      <w:r>
-        <w:t>код</w:t>
-      </w:r>
-      <w:proofErr w:type="spellEnd"/>
-      <w:r>
-        <w:t xml:space="preserve"> 4.23</w:t>
+      <w:r>
+        <w:t>Изворни код 4.23</w:t>
       </w:r>
       <w:r>
         <w:t>]</w:t>
@@ -34681,33 +32880,17 @@
         </w:rPr>
         <w:t xml:space="preserve"> је коришћена </w:t>
       </w:r>
-      <w:proofErr w:type="spellStart"/>
       <w:r>
         <w:rPr>
           <w:lang w:val="sr-Cyrl-RS"/>
         </w:rPr>
         <w:t>react-router-dom</w:t>
       </w:r>
-      <w:proofErr w:type="spellEnd"/>
-      <w:r>
-        <w:rPr>
-          <w:lang w:val="sr-Cyrl-RS"/>
-        </w:rPr>
-        <w:t xml:space="preserve"> библиотека. </w:t>
-      </w:r>
-      <w:proofErr w:type="spellStart"/>
-      <w:r>
-        <w:rPr>
-          <w:lang w:val="sr-Cyrl-RS"/>
-        </w:rPr>
-        <w:t>Рутирање</w:t>
-      </w:r>
-      <w:proofErr w:type="spellEnd"/>
-      <w:r>
-        <w:rPr>
-          <w:lang w:val="sr-Cyrl-RS"/>
-        </w:rPr>
-        <w:t xml:space="preserve"> нам омогућава да</w:t>
+      <w:r>
+        <w:rPr>
+          <w:lang w:val="sr-Cyrl-RS"/>
+        </w:rPr>
+        <w:t xml:space="preserve"> библиотека. Рутирање нам омогућава да</w:t>
       </w:r>
       <w:r>
         <w:rPr>
@@ -34804,16 +32987,8 @@
         <w:rPr>
           <w:color w:val="008800"/>
         </w:rPr>
-        <w:t>:</w:t>
-      </w:r>
-      <w:proofErr w:type="spellStart"/>
-      <w:r>
-        <w:rPr>
-          <w:color w:val="008800"/>
-        </w:rPr>
-        <w:t>productId</w:t>
-      </w:r>
-      <w:proofErr w:type="spellEnd"/>
+        <w:t>:productId</w:t>
+      </w:r>
       <w:r>
         <w:rPr>
           <w:color w:val="008800"/>
@@ -34900,7 +33075,6 @@
               </w:rPr>
               <w:t xml:space="preserve">: </w:t>
             </w:r>
-            <w:proofErr w:type="spellStart"/>
             <w:r>
               <w:rPr>
                 <w:b/>
@@ -34910,7 +33084,6 @@
               </w:rPr>
               <w:t>Рутирање</w:t>
             </w:r>
-            <w:proofErr w:type="spellEnd"/>
           </w:p>
         </w:tc>
       </w:tr>
@@ -36143,21 +34316,7 @@
         <w:rPr>
           <w:lang w:val="sr-Cyrl-RS"/>
         </w:rPr>
-        <w:t xml:space="preserve"> као што су тајни кључеви и </w:t>
-      </w:r>
-      <w:proofErr w:type="spellStart"/>
-      <w:r>
-        <w:rPr>
-          <w:lang w:val="sr-Cyrl-RS"/>
-        </w:rPr>
-        <w:t>конекциони</w:t>
-      </w:r>
-      <w:proofErr w:type="spellEnd"/>
-      <w:r>
-        <w:rPr>
-          <w:lang w:val="sr-Cyrl-RS"/>
-        </w:rPr>
-        <w:t xml:space="preserve"> стрингови </w:t>
+        <w:t xml:space="preserve"> као што су тајни кључеви и конекциони стрингови </w:t>
       </w:r>
       <w:r>
         <w:rPr>
@@ -36834,21 +34993,7 @@
         <w:rPr>
           <w:lang w:val="sr-Cyrl-RS"/>
         </w:rPr>
-        <w:t>Кликом на дугме „</w:t>
-      </w:r>
-      <w:proofErr w:type="spellStart"/>
-      <w:r>
-        <w:rPr>
-          <w:lang w:val="sr-Cyrl-RS"/>
-        </w:rPr>
-        <w:t>Proizvodi</w:t>
-      </w:r>
-      <w:proofErr w:type="spellEnd"/>
-      <w:r>
-        <w:rPr>
-          <w:lang w:val="sr-Cyrl-RS"/>
-        </w:rPr>
-        <w:t>“ из навигационе траке прелазимо на страну за одабир категорије производа. Кликом на одговарајућу категорију корисник прелази на страну на којој су приказани само производи из те категорије.</w:t>
+        <w:t>Кликом на дугме „Proizvodi“ из навигационе траке прелазимо на страну за одабир категорије производа. Кликом на одговарајућу категорију корисник прелази на страну на којој су приказани само производи из те категорије.</w:t>
       </w:r>
     </w:p>
     <w:p>
@@ -37928,7 +36073,6 @@
         </w:rPr>
         <w:t xml:space="preserve">“ у </w:t>
       </w:r>
-      <w:proofErr w:type="spellStart"/>
       <w:r>
         <w:rPr>
           <w:b/>
@@ -37937,7 +36081,6 @@
         </w:rPr>
         <w:t>Десимировцу</w:t>
       </w:r>
-      <w:proofErr w:type="spellEnd"/>
       <w:r>
         <w:rPr>
           <w:lang w:val="sr-Cyrl-RS"/>
@@ -38288,21 +36431,25 @@
         <w:rPr>
           <w:lang w:val="sr-Cyrl-RS"/>
         </w:rPr>
-        <w:t xml:space="preserve">Владимир </w:t>
-      </w:r>
-      <w:proofErr w:type="spellStart"/>
-      <w:r>
-        <w:rPr>
-          <w:lang w:val="sr-Cyrl-RS"/>
-        </w:rPr>
-        <w:t>Цвjетковић</w:t>
-      </w:r>
-      <w:proofErr w:type="spellEnd"/>
-      <w:r>
-        <w:rPr>
-          <w:lang w:val="sr-Cyrl-RS"/>
-        </w:rPr>
-        <w:t>, звање,</w:t>
+        <w:t>Владимир Цвjетковић</w:t>
+      </w:r>
+      <w:r>
+        <w:rPr>
+          <w:lang w:val="sr-Cyrl-RS"/>
+        </w:rPr>
+        <w:t xml:space="preserve">, </w:t>
+      </w:r>
+      <w:r>
+        <w:rPr>
+          <w:lang w:val="sr-Cyrl-RS"/>
+        </w:rPr>
+        <w:t>доцент</w:t>
+      </w:r>
+      <w:r>
+        <w:rPr>
+          <w:lang w:val="sr-Cyrl-RS"/>
+        </w:rPr>
+        <w:t>,</w:t>
       </w:r>
     </w:p>
     <w:p>
@@ -38408,7 +36555,31 @@
         <w:rPr>
           <w:lang w:val="sr-Cyrl-RS"/>
         </w:rPr>
-        <w:t>др Име Презиме, звање,</w:t>
+        <w:t xml:space="preserve">др </w:t>
+      </w:r>
+      <w:r>
+        <w:rPr>
+          <w:lang w:val="sr-Cyrl-RS"/>
+        </w:rPr>
+        <w:t>Бранко Арсић</w:t>
+      </w:r>
+      <w:r>
+        <w:rPr>
+          <w:lang w:val="sr-Cyrl-RS"/>
+        </w:rPr>
+        <w:t xml:space="preserve">, </w:t>
+      </w:r>
+      <w:r>
+        <w:rPr>
+          <w:lang w:val="sr-Cyrl-RS"/>
+        </w:rPr>
+        <w:t>доцент</w:t>
+      </w:r>
+      <w:r>
+        <w:rPr>
+          <w:lang w:val="sr-Cyrl-RS"/>
+        </w:rPr>
+        <w:t>,</w:t>
       </w:r>
     </w:p>
     <w:p>
@@ -38485,7 +36656,31 @@
         <w:rPr>
           <w:lang w:val="sr-Cyrl-RS"/>
         </w:rPr>
-        <w:t>др Име Презиме, звање,</w:t>
+        <w:t xml:space="preserve">др </w:t>
+      </w:r>
+      <w:r>
+        <w:rPr>
+          <w:lang w:val="sr-Cyrl-RS"/>
+        </w:rPr>
+        <w:t>Марина Свичевић</w:t>
+      </w:r>
+      <w:r>
+        <w:rPr>
+          <w:lang w:val="sr-Cyrl-RS"/>
+        </w:rPr>
+        <w:t xml:space="preserve">, </w:t>
+      </w:r>
+      <w:r>
+        <w:rPr>
+          <w:lang w:val="sr-Cyrl-RS"/>
+        </w:rPr>
+        <w:t>доцент</w:t>
+      </w:r>
+      <w:r>
+        <w:rPr>
+          <w:lang w:val="sr-Cyrl-RS"/>
+        </w:rPr>
+        <w:t>,</w:t>
       </w:r>
     </w:p>
     <w:p>

--- a/ZavrsniRad/завршни рад.docx
+++ b/ZavrsniRad/завршни рад.docx
@@ -431,8 +431,9 @@
           <w:szCs w:val="28"/>
           <w:lang w:val="sr-Cyrl-RS"/>
         </w:rPr>
-        <w:t>Владимир Цв</w:t>
-      </w:r>
+        <w:t xml:space="preserve">Владимир </w:t>
+      </w:r>
+      <w:proofErr w:type="spellStart"/>
       <w:r>
         <w:rPr>
           <w:b/>
@@ -441,7 +442,7 @@
           <w:szCs w:val="28"/>
           <w:lang w:val="sr-Cyrl-RS"/>
         </w:rPr>
-        <w:t>j</w:t>
+        <w:t>Цв</w:t>
       </w:r>
       <w:r>
         <w:rPr>
@@ -451,8 +452,19 @@
           <w:szCs w:val="28"/>
           <w:lang w:val="sr-Cyrl-RS"/>
         </w:rPr>
+        <w:t>j</w:t>
+      </w:r>
+      <w:r>
+        <w:rPr>
+          <w:b/>
+          <w:bCs/>
+          <w:sz w:val="28"/>
+          <w:szCs w:val="28"/>
+          <w:lang w:val="sr-Cyrl-RS"/>
+        </w:rPr>
         <w:t>етковић</w:t>
       </w:r>
+      <w:proofErr w:type="spellEnd"/>
     </w:p>
     <w:p>
       <w:pPr>
@@ -4913,7 +4925,21 @@
         <w:rPr>
           <w:lang w:val="sr-Cyrl-RS"/>
         </w:rPr>
-        <w:t xml:space="preserve">MERN stack </w:t>
+        <w:t xml:space="preserve">MERN </w:t>
+      </w:r>
+      <w:proofErr w:type="spellStart"/>
+      <w:r>
+        <w:rPr>
+          <w:lang w:val="sr-Cyrl-RS"/>
+        </w:rPr>
+        <w:t>stack</w:t>
+      </w:r>
+      <w:proofErr w:type="spellEnd"/>
+      <w:r>
+        <w:rPr>
+          <w:lang w:val="sr-Cyrl-RS"/>
+        </w:rPr>
+        <w:t xml:space="preserve"> </w:t>
       </w:r>
       <w:r>
         <w:rPr>
@@ -4925,17 +4951,35 @@
         <w:rPr>
           <w:lang w:val="sr-Cyrl-RS"/>
         </w:rPr>
-        <w:t xml:space="preserve"> скуп од четири технологије: MongoDB</w:t>
-      </w:r>
-      <w:r>
-        <w:t>, Express</w:t>
+        <w:t xml:space="preserve"> скуп од четири технологије: </w:t>
+      </w:r>
+      <w:proofErr w:type="spellStart"/>
+      <w:r>
+        <w:rPr>
+          <w:lang w:val="sr-Cyrl-RS"/>
+        </w:rPr>
+        <w:t>MongoDB</w:t>
+      </w:r>
+      <w:proofErr w:type="spellEnd"/>
+      <w:r>
+        <w:t xml:space="preserve">, </w:t>
+      </w:r>
+      <w:proofErr w:type="spellStart"/>
+      <w:r>
+        <w:t>Express</w:t>
       </w:r>
       <w:r>
         <w:t>Js</w:t>
       </w:r>
-      <w:r>
-        <w:t>, React ,NodeJs</w:t>
-      </w:r>
+      <w:proofErr w:type="spellEnd"/>
+      <w:r>
+        <w:t>, React ,</w:t>
+      </w:r>
+      <w:proofErr w:type="spellStart"/>
+      <w:r>
+        <w:t>NodeJs</w:t>
+      </w:r>
+      <w:proofErr w:type="spellEnd"/>
     </w:p>
     <w:p>
       <w:pPr>
@@ -4993,12 +5037,14 @@
           <w:lang w:val="sr-Cyrl-RS"/>
         </w:rPr>
       </w:pPr>
+      <w:proofErr w:type="spellStart"/>
       <w:r>
         <w:rPr>
           <w:lang w:val="sr-Cyrl-RS"/>
         </w:rPr>
         <w:t>NoSQL</w:t>
       </w:r>
+      <w:proofErr w:type="spellEnd"/>
       <w:r>
         <w:rPr>
           <w:lang w:val="sr-Cyrl-RS"/>
@@ -5041,12 +5087,14 @@
       <w:r>
         <w:t>F</w:t>
       </w:r>
+      <w:proofErr w:type="spellStart"/>
       <w:r>
         <w:rPr>
           <w:lang w:val="sr-Cyrl-RS"/>
         </w:rPr>
         <w:t>ramework</w:t>
       </w:r>
+      <w:proofErr w:type="spellEnd"/>
       <w:r>
         <w:t xml:space="preserve"> –</w:t>
       </w:r>
@@ -5135,7 +5183,21 @@
         <w:rPr>
           <w:lang w:val="sr-Cyrl-RS"/>
         </w:rPr>
-        <w:t xml:space="preserve">BSON (Binary JSON) </w:t>
+        <w:t>BSON (</w:t>
+      </w:r>
+      <w:proofErr w:type="spellStart"/>
+      <w:r>
+        <w:rPr>
+          <w:lang w:val="sr-Cyrl-RS"/>
+        </w:rPr>
+        <w:t>Binary</w:t>
+      </w:r>
+      <w:proofErr w:type="spellEnd"/>
+      <w:r>
+        <w:rPr>
+          <w:lang w:val="sr-Cyrl-RS"/>
+        </w:rPr>
+        <w:t xml:space="preserve"> JSON) </w:t>
       </w:r>
       <w:r>
         <w:rPr>
@@ -5211,8 +5273,13 @@
           <w:lang w:val="sr-Cyrl-RS"/>
         </w:rPr>
       </w:pPr>
-      <w:r>
-        <w:t>JSX(JavaScript XML)</w:t>
+      <w:proofErr w:type="gramStart"/>
+      <w:r>
+        <w:t>JSX(</w:t>
+      </w:r>
+      <w:proofErr w:type="gramEnd"/>
+      <w:r>
+        <w:t>JavaScript XML)</w:t>
       </w:r>
       <w:r>
         <w:rPr>
@@ -5304,12 +5371,14 @@
       <w:r>
         <w:t>O</w:t>
       </w:r>
+      <w:proofErr w:type="spellStart"/>
       <w:r>
         <w:rPr>
           <w:lang w:val="sr-Cyrl-RS"/>
         </w:rPr>
         <w:t>pen-source</w:t>
       </w:r>
+      <w:proofErr w:type="spellEnd"/>
       <w:r>
         <w:rPr>
           <w:lang w:val="sr-Cyrl-RS"/>
@@ -5340,6 +5409,7 @@
           <w:lang w:val="sr-Cyrl-RS"/>
         </w:rPr>
       </w:pPr>
+      <w:proofErr w:type="gramStart"/>
       <w:r>
         <w:t>API</w:t>
       </w:r>
@@ -5349,6 +5419,7 @@
         </w:rPr>
         <w:t>(</w:t>
       </w:r>
+      <w:proofErr w:type="gramEnd"/>
       <w:r>
         <w:t>Application Programming Interface</w:t>
       </w:r>
@@ -5415,12 +5486,42 @@
         </w:rPr>
         <w:t>(</w:t>
       </w:r>
-      <w:r>
-        <w:rPr>
-          <w:lang w:val="sr-Cyrl-RS"/>
-        </w:rPr>
-        <w:t>HyperText Transfer Protocol</w:t>
-      </w:r>
+      <w:proofErr w:type="spellStart"/>
+      <w:r>
+        <w:rPr>
+          <w:lang w:val="sr-Cyrl-RS"/>
+        </w:rPr>
+        <w:t>HyperText</w:t>
+      </w:r>
+      <w:proofErr w:type="spellEnd"/>
+      <w:r>
+        <w:rPr>
+          <w:lang w:val="sr-Cyrl-RS"/>
+        </w:rPr>
+        <w:t xml:space="preserve"> </w:t>
+      </w:r>
+      <w:proofErr w:type="spellStart"/>
+      <w:r>
+        <w:rPr>
+          <w:lang w:val="sr-Cyrl-RS"/>
+        </w:rPr>
+        <w:t>Transfer</w:t>
+      </w:r>
+      <w:proofErr w:type="spellEnd"/>
+      <w:r>
+        <w:rPr>
+          <w:lang w:val="sr-Cyrl-RS"/>
+        </w:rPr>
+        <w:t xml:space="preserve"> </w:t>
+      </w:r>
+      <w:proofErr w:type="spellStart"/>
+      <w:r>
+        <w:rPr>
+          <w:lang w:val="sr-Cyrl-RS"/>
+        </w:rPr>
+        <w:t>Protocol</w:t>
+      </w:r>
+      <w:proofErr w:type="spellEnd"/>
       <w:r>
         <w:rPr>
           <w:lang w:val="sr-Cyrl-RS"/>
@@ -5460,12 +5561,14 @@
       <w:r>
         <w:t>S</w:t>
       </w:r>
+      <w:proofErr w:type="spellStart"/>
       <w:r>
         <w:rPr>
           <w:lang w:val="sr-Cyrl-RS"/>
         </w:rPr>
         <w:t>pider</w:t>
       </w:r>
+      <w:proofErr w:type="spellEnd"/>
       <w:r>
         <w:t xml:space="preserve"> </w:t>
       </w:r>
@@ -5487,11 +5590,19 @@
       <w:r>
         <w:t>Scrape-</w:t>
       </w:r>
-      <w:r>
-        <w:rPr>
-          <w:lang w:val="sr-Cyrl-RS"/>
-        </w:rPr>
-        <w:t xml:space="preserve">овање </w:t>
+      <w:proofErr w:type="spellStart"/>
+      <w:r>
+        <w:rPr>
+          <w:lang w:val="sr-Cyrl-RS"/>
+        </w:rPr>
+        <w:t>овање</w:t>
+      </w:r>
+      <w:proofErr w:type="spellEnd"/>
+      <w:r>
+        <w:rPr>
+          <w:lang w:val="sr-Cyrl-RS"/>
+        </w:rPr>
+        <w:t xml:space="preserve"> </w:t>
       </w:r>
       <w:r>
         <w:rPr>
@@ -5692,13 +5803,15 @@
     <w:p>
       <w:pPr>
         <w:pStyle w:val="NoSpacing"/>
-        <w:rPr>
-          <w:lang w:val="sr-Cyrl-RS"/>
-        </w:rPr>
-      </w:pPr>
-    </w:p>
-    <w:p>
-      <w:pPr>
+        <w:jc w:val="both"/>
+        <w:rPr>
+          <w:lang w:val="sr-Cyrl-RS"/>
+        </w:rPr>
+      </w:pPr>
+    </w:p>
+    <w:p>
+      <w:pPr>
+        <w:jc w:val="both"/>
         <w:rPr>
           <w:lang w:val="sr-Cyrl-RS"/>
         </w:rPr>
@@ -5724,13 +5837,15 @@
     </w:p>
     <w:p>
       <w:pPr>
-        <w:rPr>
-          <w:lang w:val="sr-Cyrl-RS"/>
-        </w:rPr>
-      </w:pPr>
-    </w:p>
-    <w:p>
-      <w:pPr>
+        <w:jc w:val="both"/>
+        <w:rPr>
+          <w:lang w:val="sr-Cyrl-RS"/>
+        </w:rPr>
+      </w:pPr>
+    </w:p>
+    <w:p>
+      <w:pPr>
+        <w:jc w:val="both"/>
         <w:rPr>
           <w:lang w:val="sr-Cyrl-RS"/>
         </w:rPr>
@@ -5787,6 +5902,7 @@
     </w:p>
     <w:p>
       <w:pPr>
+        <w:jc w:val="both"/>
         <w:rPr>
           <w:lang w:val="sr-Cyrl-RS"/>
         </w:rPr>
@@ -5799,12 +5915,29 @@
       </w:r>
     </w:p>
     <w:p>
+      <w:pPr>
+        <w:jc w:val="both"/>
+      </w:pPr>
       <w:r>
         <w:rPr>
           <w:lang w:val="sr-Cyrl-RS"/>
         </w:rPr>
         <w:tab/>
-        <w:t>Апликација “EzDeals” је настала као решење за горе наведене проблеме.</w:t>
+        <w:t>Апликација “</w:t>
+      </w:r>
+      <w:proofErr w:type="spellStart"/>
+      <w:r>
+        <w:rPr>
+          <w:lang w:val="sr-Cyrl-RS"/>
+        </w:rPr>
+        <w:t>EzDeals</w:t>
+      </w:r>
+      <w:proofErr w:type="spellEnd"/>
+      <w:r>
+        <w:rPr>
+          <w:lang w:val="sr-Cyrl-RS"/>
+        </w:rPr>
+        <w:t>” је настала као решење за горе наведене проблеме.</w:t>
       </w:r>
       <w:r>
         <w:rPr>
@@ -5812,12 +5945,14 @@
         </w:rPr>
         <w:t xml:space="preserve"> Назив „</w:t>
       </w:r>
+      <w:proofErr w:type="spellStart"/>
       <w:r>
         <w:rPr>
           <w:lang w:val="sr-Cyrl-RS"/>
         </w:rPr>
         <w:t>EzDeals</w:t>
       </w:r>
+      <w:proofErr w:type="spellEnd"/>
       <w:r>
         <w:rPr>
           <w:lang w:val="sr-Cyrl-RS"/>
@@ -5851,15 +5986,22 @@
         </w:rPr>
         <w:t>E</w:t>
       </w:r>
-      <w:r>
-        <w:t xml:space="preserve">asy </w:t>
-      </w:r>
+      <w:proofErr w:type="spellStart"/>
+      <w:r>
+        <w:t>asy</w:t>
+      </w:r>
+      <w:proofErr w:type="spellEnd"/>
+      <w:r>
+        <w:t xml:space="preserve"> </w:t>
+      </w:r>
+      <w:proofErr w:type="spellStart"/>
       <w:r>
         <w:rPr>
           <w:lang w:val="sr-Cyrl-RS"/>
         </w:rPr>
         <w:t>Deals</w:t>
       </w:r>
+      <w:proofErr w:type="spellEnd"/>
       <w:r>
         <w:rPr>
           <w:lang w:val="sr-Cyrl-RS"/>
@@ -5891,9 +6033,14 @@
         <w:t>Она ће омогућити корисницима да врше претрагу жељених производа и имају увид у тренутне цене у различитим продавницама као и промене цене датог производа кроз одређени временски период.</w:t>
       </w:r>
     </w:p>
-    <w:p/>
-    <w:p>
-      <w:pPr>
+    <w:p>
+      <w:pPr>
+        <w:jc w:val="both"/>
+      </w:pPr>
+    </w:p>
+    <w:p>
+      <w:pPr>
+        <w:jc w:val="both"/>
         <w:rPr>
           <w:lang w:val="sr-Cyrl-RS"/>
         </w:rPr>
@@ -5940,9 +6087,11 @@
         </w:rPr>
         <w:t>„</w:t>
       </w:r>
+      <w:proofErr w:type="spellStart"/>
       <w:r>
         <w:t>EPonuda</w:t>
       </w:r>
+      <w:proofErr w:type="spellEnd"/>
       <w:r>
         <w:rPr>
           <w:lang w:val="sr-Cyrl-RS"/>
@@ -5958,9 +6107,11 @@
         </w:rPr>
         <w:t>и „</w:t>
       </w:r>
+      <w:proofErr w:type="spellStart"/>
       <w:r>
         <w:t>itsvet</w:t>
       </w:r>
+      <w:proofErr w:type="spellEnd"/>
       <w:r>
         <w:rPr>
           <w:lang w:val="sr-Cyrl-RS"/>
@@ -6018,12 +6169,14 @@
         </w:rPr>
         <w:t>„</w:t>
       </w:r>
+      <w:proofErr w:type="spellStart"/>
       <w:r>
         <w:rPr>
           <w:lang w:val="sr-Cyrl-RS"/>
         </w:rPr>
         <w:t>EzDeals</w:t>
       </w:r>
+      <w:proofErr w:type="spellEnd"/>
       <w:r>
         <w:rPr>
           <w:lang w:val="sr-Cyrl-RS"/>
@@ -6224,6 +6377,7 @@
     </w:p>
     <w:p>
       <w:pPr>
+        <w:jc w:val="both"/>
         <w:rPr>
           <w:lang w:val="sr-Cyrl-RS"/>
         </w:rPr>
@@ -6267,6 +6421,7 @@
     </w:p>
     <w:p>
       <w:pPr>
+        <w:jc w:val="both"/>
         <w:rPr>
           <w:lang w:val="sr-Cyrl-RS"/>
         </w:rPr>
@@ -6287,7 +6442,21 @@
         <w:rPr>
           <w:lang w:val="sr-Cyrl-RS"/>
         </w:rPr>
-        <w:t xml:space="preserve"> се налази “MERN stack” који се састоји од следећих технологија:</w:t>
+        <w:t xml:space="preserve"> се налази “MERN </w:t>
+      </w:r>
+      <w:proofErr w:type="spellStart"/>
+      <w:r>
+        <w:rPr>
+          <w:lang w:val="sr-Cyrl-RS"/>
+        </w:rPr>
+        <w:t>stack</w:t>
+      </w:r>
+      <w:proofErr w:type="spellEnd"/>
+      <w:r>
+        <w:rPr>
+          <w:lang w:val="sr-Cyrl-RS"/>
+        </w:rPr>
+        <w:t>” који се састоји од следећих технологија:</w:t>
       </w:r>
     </w:p>
     <w:p>
@@ -6297,16 +6466,19 @@
           <w:ilvl w:val="0"/>
           <w:numId w:val="7"/>
         </w:numPr>
-        <w:rPr>
-          <w:lang w:val="sr-Cyrl-RS"/>
-        </w:rPr>
-      </w:pPr>
+        <w:jc w:val="both"/>
+        <w:rPr>
+          <w:lang w:val="sr-Cyrl-RS"/>
+        </w:rPr>
+      </w:pPr>
+      <w:proofErr w:type="spellStart"/>
       <w:r>
         <w:rPr>
           <w:lang w:val="sr-Cyrl-RS"/>
         </w:rPr>
         <w:t>MongoDB</w:t>
       </w:r>
+      <w:proofErr w:type="spellEnd"/>
     </w:p>
     <w:p>
       <w:pPr>
@@ -6315,6 +6487,7 @@
           <w:ilvl w:val="0"/>
           <w:numId w:val="7"/>
         </w:numPr>
+        <w:jc w:val="both"/>
         <w:rPr>
           <w:lang w:val="sr-Cyrl-RS"/>
         </w:rPr>
@@ -6333,6 +6506,7 @@
           <w:ilvl w:val="0"/>
           <w:numId w:val="7"/>
         </w:numPr>
+        <w:jc w:val="both"/>
         <w:rPr>
           <w:lang w:val="sr-Cyrl-RS"/>
         </w:rPr>
@@ -6351,6 +6525,7 @@
           <w:ilvl w:val="0"/>
           <w:numId w:val="7"/>
         </w:numPr>
+        <w:jc w:val="both"/>
         <w:rPr>
           <w:lang w:val="sr-Cyrl-RS"/>
         </w:rPr>
@@ -6364,15 +6539,30 @@
     </w:p>
     <w:p>
       <w:pPr>
-        <w:rPr>
-          <w:lang w:val="sr-Cyrl-RS"/>
-        </w:rPr>
-      </w:pPr>
-      <w:r>
-        <w:rPr>
-          <w:lang w:val="sr-Cyrl-RS"/>
-        </w:rPr>
-        <w:t xml:space="preserve">Уз “MERN stack” је коришћена и REDIS база података за кеширање </w:t>
+        <w:jc w:val="both"/>
+        <w:rPr>
+          <w:lang w:val="sr-Cyrl-RS"/>
+        </w:rPr>
+      </w:pPr>
+      <w:r>
+        <w:rPr>
+          <w:lang w:val="sr-Cyrl-RS"/>
+        </w:rPr>
+        <w:t xml:space="preserve">Уз “MERN </w:t>
+      </w:r>
+      <w:proofErr w:type="spellStart"/>
+      <w:r>
+        <w:rPr>
+          <w:lang w:val="sr-Cyrl-RS"/>
+        </w:rPr>
+        <w:t>stack</w:t>
+      </w:r>
+      <w:proofErr w:type="spellEnd"/>
+      <w:r>
+        <w:rPr>
+          <w:lang w:val="sr-Cyrl-RS"/>
+        </w:rPr>
+        <w:t xml:space="preserve">” је коришћена и REDIS база података за кеширање </w:t>
       </w:r>
       <w:r>
         <w:rPr>
@@ -6392,17 +6582,53 @@
         </w:rPr>
         <w:t xml:space="preserve">SCRAPER сервис је развијен у </w:t>
       </w:r>
-      <w:r>
-        <w:rPr>
-          <w:lang w:val="sr-Cyrl-RS"/>
-        </w:rPr>
-        <w:t xml:space="preserve">Python окружењу </w:t>
-      </w:r>
-      <w:r>
-        <w:rPr>
-          <w:lang w:val="sr-Cyrl-RS"/>
-        </w:rPr>
-        <w:t>на основу Scrapy framework-a.</w:t>
+      <w:proofErr w:type="spellStart"/>
+      <w:r>
+        <w:rPr>
+          <w:lang w:val="sr-Cyrl-RS"/>
+        </w:rPr>
+        <w:t>Python</w:t>
+      </w:r>
+      <w:proofErr w:type="spellEnd"/>
+      <w:r>
+        <w:rPr>
+          <w:lang w:val="sr-Cyrl-RS"/>
+        </w:rPr>
+        <w:t xml:space="preserve"> окружењу </w:t>
+      </w:r>
+      <w:r>
+        <w:rPr>
+          <w:lang w:val="sr-Cyrl-RS"/>
+        </w:rPr>
+        <w:t xml:space="preserve">на основу </w:t>
+      </w:r>
+      <w:proofErr w:type="spellStart"/>
+      <w:r>
+        <w:rPr>
+          <w:lang w:val="sr-Cyrl-RS"/>
+        </w:rPr>
+        <w:t>Scrapy</w:t>
+      </w:r>
+      <w:proofErr w:type="spellEnd"/>
+      <w:r>
+        <w:rPr>
+          <w:lang w:val="sr-Cyrl-RS"/>
+        </w:rPr>
+        <w:t xml:space="preserve"> </w:t>
+      </w:r>
+      <w:proofErr w:type="spellStart"/>
+      <w:r>
+        <w:rPr>
+          <w:lang w:val="sr-Cyrl-RS"/>
+        </w:rPr>
+        <w:t>framework</w:t>
+      </w:r>
+      <w:proofErr w:type="spellEnd"/>
+      <w:r>
+        <w:rPr>
+          <w:lang w:val="sr-Cyrl-RS"/>
+        </w:rPr>
+        <w:t>-a.</w:t>
       </w:r>
     </w:p>
     <w:p>
@@ -6427,6 +6653,7 @@
         </w:rPr>
       </w:pPr>
       <w:bookmarkStart w:id="5" w:name="_Toc161506702"/>
+      <w:proofErr w:type="spellStart"/>
       <w:r>
         <w:rPr>
           <w:lang w:val="sr-Cyrl-RS"/>
@@ -6434,9 +6661,11 @@
         <w:t>MongoDB</w:t>
       </w:r>
       <w:bookmarkEnd w:id="5"/>
-    </w:p>
-    <w:p>
-      <w:pPr>
+      <w:proofErr w:type="spellEnd"/>
+    </w:p>
+    <w:p>
+      <w:pPr>
+        <w:jc w:val="both"/>
         <w:rPr>
           <w:lang w:val="sr-Cyrl-RS"/>
         </w:rPr>
@@ -6446,7 +6675,34 @@
           <w:lang w:val="sr-Cyrl-RS"/>
         </w:rPr>
         <w:tab/>
-        <w:t>MongoDB је NoSQL база података која складишти податке у BSON</w:t>
+      </w:r>
+      <w:proofErr w:type="spellStart"/>
+      <w:r>
+        <w:rPr>
+          <w:lang w:val="sr-Cyrl-RS"/>
+        </w:rPr>
+        <w:t>MongoDB</w:t>
+      </w:r>
+      <w:proofErr w:type="spellEnd"/>
+      <w:r>
+        <w:rPr>
+          <w:lang w:val="sr-Cyrl-RS"/>
+        </w:rPr>
+        <w:t xml:space="preserve"> је </w:t>
+      </w:r>
+      <w:proofErr w:type="spellStart"/>
+      <w:r>
+        <w:rPr>
+          <w:lang w:val="sr-Cyrl-RS"/>
+        </w:rPr>
+        <w:t>NoSQL</w:t>
+      </w:r>
+      <w:proofErr w:type="spellEnd"/>
+      <w:r>
+        <w:rPr>
+          <w:lang w:val="sr-Cyrl-RS"/>
+        </w:rPr>
+        <w:t xml:space="preserve"> база података која складишти податке у BSON</w:t>
       </w:r>
       <w:r>
         <w:rPr>
@@ -6475,22 +6731,38 @@
     </w:p>
     <w:p>
       <w:pPr>
-        <w:rPr>
-          <w:lang w:val="sr-Cyrl-RS"/>
-        </w:rPr>
-      </w:pPr>
-    </w:p>
-    <w:p>
-      <w:pPr>
-        <w:rPr>
-          <w:lang w:val="sr-Cyrl-RS"/>
-        </w:rPr>
-      </w:pPr>
-      <w:r>
-        <w:rPr>
-          <w:lang w:val="sr-Cyrl-RS"/>
-        </w:rPr>
-        <w:t>Предности NoSQL база су:</w:t>
+        <w:jc w:val="both"/>
+        <w:rPr>
+          <w:lang w:val="sr-Cyrl-RS"/>
+        </w:rPr>
+      </w:pPr>
+    </w:p>
+    <w:p>
+      <w:pPr>
+        <w:jc w:val="both"/>
+        <w:rPr>
+          <w:lang w:val="sr-Cyrl-RS"/>
+        </w:rPr>
+      </w:pPr>
+      <w:r>
+        <w:rPr>
+          <w:lang w:val="sr-Cyrl-RS"/>
+        </w:rPr>
+        <w:t xml:space="preserve">Предности </w:t>
+      </w:r>
+      <w:proofErr w:type="spellStart"/>
+      <w:r>
+        <w:rPr>
+          <w:lang w:val="sr-Cyrl-RS"/>
+        </w:rPr>
+        <w:t>NoSQL</w:t>
+      </w:r>
+      <w:proofErr w:type="spellEnd"/>
+      <w:r>
+        <w:rPr>
+          <w:lang w:val="sr-Cyrl-RS"/>
+        </w:rPr>
+        <w:t xml:space="preserve"> база су:</w:t>
       </w:r>
     </w:p>
     <w:p>
@@ -6500,15 +6772,44 @@
           <w:ilvl w:val="0"/>
           <w:numId w:val="10"/>
         </w:numPr>
-        <w:rPr>
-          <w:lang w:val="sr-Cyrl-RS"/>
-        </w:rPr>
-      </w:pPr>
-      <w:r>
-        <w:rPr>
-          <w:lang w:val="sr-Cyrl-RS"/>
-        </w:rPr>
-        <w:t>Флексибилност- NoSQL базе података лако могу обрадити било који формат података, као што су структурисани, полу-структурисани и неструктурисани подаци, у једном складишту података. Ово омогућава брз и поједностављен развој апликације.</w:t>
+        <w:jc w:val="both"/>
+        <w:rPr>
+          <w:lang w:val="sr-Cyrl-RS"/>
+        </w:rPr>
+      </w:pPr>
+      <w:r>
+        <w:rPr>
+          <w:lang w:val="sr-Cyrl-RS"/>
+        </w:rPr>
+        <w:t xml:space="preserve">Флексибилност- </w:t>
+      </w:r>
+      <w:proofErr w:type="spellStart"/>
+      <w:r>
+        <w:rPr>
+          <w:lang w:val="sr-Cyrl-RS"/>
+        </w:rPr>
+        <w:t>NoSQL</w:t>
+      </w:r>
+      <w:proofErr w:type="spellEnd"/>
+      <w:r>
+        <w:rPr>
+          <w:lang w:val="sr-Cyrl-RS"/>
+        </w:rPr>
+        <w:t xml:space="preserve"> базе података лако могу обрадити било који формат података, као што су структурисани, полу-структурисани и </w:t>
+      </w:r>
+      <w:proofErr w:type="spellStart"/>
+      <w:r>
+        <w:rPr>
+          <w:lang w:val="sr-Cyrl-RS"/>
+        </w:rPr>
+        <w:t>неструктурисани</w:t>
+      </w:r>
+      <w:proofErr w:type="spellEnd"/>
+      <w:r>
+        <w:rPr>
+          <w:lang w:val="sr-Cyrl-RS"/>
+        </w:rPr>
+        <w:t xml:space="preserve"> подаци, у једном складишту података. Ово омогућава брз и поједностављен развој апликације.</w:t>
       </w:r>
     </w:p>
     <w:p>
@@ -6518,6 +6819,7 @@
           <w:ilvl w:val="0"/>
           <w:numId w:val="10"/>
         </w:numPr>
+        <w:jc w:val="both"/>
         <w:rPr>
           <w:lang w:val="sr-Cyrl-RS"/>
         </w:rPr>
@@ -6532,7 +6834,35 @@
         <w:rPr>
           <w:lang w:val="sr-Cyrl-RS"/>
         </w:rPr>
-        <w:t xml:space="preserve">у случају да нам је потребан већи меморијски простор можемо цео систем скалирати у ширину(изнајмљивање нових сервера) што је јефтиније и лакше од скалирања у висину(надоградња тренутног сервера). </w:t>
+        <w:t xml:space="preserve">у случају да нам је потребан већи меморијски простор можемо цео систем </w:t>
+      </w:r>
+      <w:proofErr w:type="spellStart"/>
+      <w:r>
+        <w:rPr>
+          <w:lang w:val="sr-Cyrl-RS"/>
+        </w:rPr>
+        <w:t>скалирати</w:t>
+      </w:r>
+      <w:proofErr w:type="spellEnd"/>
+      <w:r>
+        <w:rPr>
+          <w:lang w:val="sr-Cyrl-RS"/>
+        </w:rPr>
+        <w:t xml:space="preserve"> у ширину(изнајмљивање нових сервера) што је јефтиније и лакше од </w:t>
+      </w:r>
+      <w:proofErr w:type="spellStart"/>
+      <w:r>
+        <w:rPr>
+          <w:lang w:val="sr-Cyrl-RS"/>
+        </w:rPr>
+        <w:t>скалирања</w:t>
+      </w:r>
+      <w:proofErr w:type="spellEnd"/>
+      <w:r>
+        <w:rPr>
+          <w:lang w:val="sr-Cyrl-RS"/>
+        </w:rPr>
+        <w:t xml:space="preserve"> у висину(надоградња тренутног сервера). </w:t>
       </w:r>
     </w:p>
     <w:p>
@@ -6542,6 +6872,7 @@
           <w:ilvl w:val="0"/>
           <w:numId w:val="10"/>
         </w:numPr>
+        <w:jc w:val="both"/>
         <w:rPr>
           <w:lang w:val="sr-Cyrl-RS"/>
         </w:rPr>
@@ -6562,7 +6893,21 @@
         <w:rPr>
           <w:lang w:val="sr-Cyrl-RS"/>
         </w:rPr>
-        <w:t>. Ово је један од главних разлога што је одабрана NoSQL база података</w:t>
+        <w:t xml:space="preserve">. Ово је један од главних разлога што је одабрана </w:t>
+      </w:r>
+      <w:proofErr w:type="spellStart"/>
+      <w:r>
+        <w:rPr>
+          <w:lang w:val="sr-Cyrl-RS"/>
+        </w:rPr>
+        <w:t>NoSQL</w:t>
+      </w:r>
+      <w:proofErr w:type="spellEnd"/>
+      <w:r>
+        <w:rPr>
+          <w:lang w:val="sr-Cyrl-RS"/>
+        </w:rPr>
+        <w:t xml:space="preserve"> база података</w:t>
       </w:r>
     </w:p>
     <w:p>
@@ -6572,6 +6917,7 @@
           <w:ilvl w:val="0"/>
           <w:numId w:val="10"/>
         </w:numPr>
+        <w:jc w:val="both"/>
         <w:rPr>
           <w:lang w:val="sr-Cyrl-RS"/>
         </w:rPr>
@@ -6657,6 +7003,7 @@
         </w:rPr>
       </w:pPr>
       <w:bookmarkStart w:id="6" w:name="_Toc161506703"/>
+      <w:proofErr w:type="spellStart"/>
       <w:r>
         <w:rPr>
           <w:lang w:val="sr-Cyrl-RS"/>
@@ -6664,6 +7011,7 @@
         <w:t>React</w:t>
       </w:r>
       <w:bookmarkEnd w:id="6"/>
+      <w:proofErr w:type="spellEnd"/>
     </w:p>
     <w:p>
       <w:pPr>
@@ -6673,18 +7021,27 @@
           <w:lang w:val="sr-Cyrl-RS"/>
         </w:rPr>
       </w:pPr>
+      <w:proofErr w:type="spellStart"/>
       <w:r>
         <w:rPr>
           <w:rFonts w:ascii="Liberation Serif" w:hAnsi="Liberation Serif"/>
           <w:lang w:val="sr-Cyrl-RS"/>
         </w:rPr>
-        <w:t>React је библиотека за развој интерактивних и динамичних веб апликација</w:t>
-      </w:r>
+        <w:t>React</w:t>
+      </w:r>
+      <w:proofErr w:type="spellEnd"/>
       <w:r>
         <w:rPr>
           <w:rFonts w:ascii="Liberation Serif" w:hAnsi="Liberation Serif"/>
           <w:lang w:val="sr-Cyrl-RS"/>
         </w:rPr>
+        <w:t xml:space="preserve"> је библиотека за развој интерактивних и динамичних веб апликација</w:t>
+      </w:r>
+      <w:r>
+        <w:rPr>
+          <w:rFonts w:ascii="Liberation Serif" w:hAnsi="Liberation Serif"/>
+          <w:lang w:val="sr-Cyrl-RS"/>
+        </w:rPr>
         <w:t>.</w:t>
       </w:r>
       <w:r>
@@ -6692,10 +7049,29 @@
           <w:rFonts w:ascii="Liberation Serif" w:hAnsi="Liberation Serif"/>
           <w:lang w:val="sr-Cyrl-RS"/>
         </w:rPr>
-        <w:t xml:space="preserve"> У тренутку писања овог документа је и најпопуларнија frontend технологија.</w:t>
-      </w:r>
-    </w:p>
-    <w:p>
+        <w:t xml:space="preserve"> У тренутку писања овог документа је и најпопуларнија </w:t>
+      </w:r>
+      <w:proofErr w:type="spellStart"/>
+      <w:r>
+        <w:rPr>
+          <w:rFonts w:ascii="Liberation Serif" w:hAnsi="Liberation Serif"/>
+          <w:lang w:val="sr-Cyrl-RS"/>
+        </w:rPr>
+        <w:t>frontend</w:t>
+      </w:r>
+      <w:proofErr w:type="spellEnd"/>
+      <w:r>
+        <w:rPr>
+          <w:rFonts w:ascii="Liberation Serif" w:hAnsi="Liberation Serif"/>
+          <w:lang w:val="sr-Cyrl-RS"/>
+        </w:rPr>
+        <w:t xml:space="preserve"> технологија.</w:t>
+      </w:r>
+    </w:p>
+    <w:p>
+      <w:pPr>
+        <w:jc w:val="both"/>
+      </w:pPr>
       <w:r>
         <w:tab/>
       </w:r>
@@ -6796,7 +7172,21 @@
         <w:rPr>
           <w:lang w:val="sr-Cyrl-RS"/>
         </w:rPr>
-        <w:t xml:space="preserve">Више компонената се комбинују у појединачне стране и једна компонента се може искористити у креирању више различитих страна. Могућност поновне употребе компонената је једна од главних особина React-а која знатно убрзава развој апликације. </w:t>
+        <w:t xml:space="preserve">Више компонената се комбинују у појединачне стране и једна компонента се може искористити у креирању више различитих страна. Могућност поновне употребе компонената је једна од главних особина </w:t>
+      </w:r>
+      <w:proofErr w:type="spellStart"/>
+      <w:r>
+        <w:rPr>
+          <w:lang w:val="sr-Cyrl-RS"/>
+        </w:rPr>
+        <w:t>React</w:t>
+      </w:r>
+      <w:proofErr w:type="spellEnd"/>
+      <w:r>
+        <w:rPr>
+          <w:lang w:val="sr-Cyrl-RS"/>
+        </w:rPr>
+        <w:t xml:space="preserve">-а која знатно убрзава развој апликације. </w:t>
       </w:r>
       <w:r>
         <w:rPr>
@@ -6805,7 +7195,11 @@
         <w:t>Модуларна структура такође омогућава лакше одржавање кода што додатно утиче на време потребно за израду апликације.</w:t>
       </w:r>
     </w:p>
-    <w:p/>
+    <w:p>
+      <w:pPr>
+        <w:jc w:val="both"/>
+      </w:pPr>
+    </w:p>
     <w:p>
       <w:pPr>
         <w:pStyle w:val="Textbody"/>
@@ -6814,18 +7208,27 @@
           <w:lang w:val="sr-Cyrl-RS"/>
         </w:rPr>
       </w:pPr>
+      <w:proofErr w:type="spellStart"/>
       <w:r>
         <w:rPr>
           <w:rFonts w:ascii="Liberation Serif" w:hAnsi="Liberation Serif"/>
           <w:lang w:val="sr-Cyrl-RS"/>
         </w:rPr>
-        <w:t>Virtual DOM</w:t>
-      </w:r>
+        <w:t>Virtual</w:t>
+      </w:r>
+      <w:proofErr w:type="spellEnd"/>
       <w:r>
         <w:rPr>
           <w:rFonts w:ascii="Liberation Serif" w:hAnsi="Liberation Serif"/>
           <w:lang w:val="sr-Cyrl-RS"/>
         </w:rPr>
+        <w:t xml:space="preserve"> DOM</w:t>
+      </w:r>
+      <w:r>
+        <w:rPr>
+          <w:rFonts w:ascii="Liberation Serif" w:hAnsi="Liberation Serif"/>
+          <w:lang w:val="sr-Cyrl-RS"/>
+        </w:rPr>
         <w:t xml:space="preserve"> </w:t>
       </w:r>
       <w:r>
@@ -6833,7 +7236,39 @@
           <w:rFonts w:ascii="Liberation Serif" w:hAnsi="Liberation Serif"/>
           <w:lang w:val="sr-Cyrl-RS"/>
         </w:rPr>
-        <w:t>представља копију DOM-а и омогућава React-у да утврди промене настале од стране корисника и позадинских процеса и на основу датих промена одлучује које компоненте ће се поново рендеровати.</w:t>
+        <w:t xml:space="preserve">представља копију DOM-а и омогућава </w:t>
+      </w:r>
+      <w:proofErr w:type="spellStart"/>
+      <w:r>
+        <w:rPr>
+          <w:rFonts w:ascii="Liberation Serif" w:hAnsi="Liberation Serif"/>
+          <w:lang w:val="sr-Cyrl-RS"/>
+        </w:rPr>
+        <w:t>React</w:t>
+      </w:r>
+      <w:proofErr w:type="spellEnd"/>
+      <w:r>
+        <w:rPr>
+          <w:rFonts w:ascii="Liberation Serif" w:hAnsi="Liberation Serif"/>
+          <w:lang w:val="sr-Cyrl-RS"/>
+        </w:rPr>
+        <w:t xml:space="preserve">-у да утврди промене настале од стране корисника и позадинских процеса и на основу датих промена одлучује које компоненте ће се поново </w:t>
+      </w:r>
+      <w:proofErr w:type="spellStart"/>
+      <w:r>
+        <w:rPr>
+          <w:rFonts w:ascii="Liberation Serif" w:hAnsi="Liberation Serif"/>
+          <w:lang w:val="sr-Cyrl-RS"/>
+        </w:rPr>
+        <w:t>рендеровати</w:t>
+      </w:r>
+      <w:proofErr w:type="spellEnd"/>
+      <w:r>
+        <w:rPr>
+          <w:rFonts w:ascii="Liberation Serif" w:hAnsi="Liberation Serif"/>
+          <w:lang w:val="sr-Cyrl-RS"/>
+        </w:rPr>
+        <w:t>.</w:t>
       </w:r>
     </w:p>
     <w:p>
@@ -6868,6 +7303,7 @@
         </w:rPr>
         <w:t xml:space="preserve">Node.js је </w:t>
       </w:r>
+      <w:proofErr w:type="spellStart"/>
       <w:r>
         <w:rPr>
           <w:rFonts w:ascii="Liberation Serif" w:hAnsi="Liberation Serif"/>
@@ -6875,18 +7311,28 @@
         </w:rPr>
         <w:t>open-source</w:t>
       </w:r>
+      <w:proofErr w:type="spellEnd"/>
       <w:r>
         <w:rPr>
           <w:rFonts w:ascii="Liberation Serif" w:hAnsi="Liberation Serif"/>
           <w:lang w:val="sr-Cyrl-RS"/>
         </w:rPr>
-        <w:t xml:space="preserve"> JavaScript</w:t>
-      </w:r>
+        <w:t xml:space="preserve"> </w:t>
+      </w:r>
+      <w:proofErr w:type="spellStart"/>
       <w:r>
         <w:rPr>
           <w:rFonts w:ascii="Liberation Serif" w:hAnsi="Liberation Serif"/>
           <w:lang w:val="sr-Cyrl-RS"/>
         </w:rPr>
+        <w:t>JavaScript</w:t>
+      </w:r>
+      <w:proofErr w:type="spellEnd"/>
+      <w:r>
+        <w:rPr>
+          <w:rFonts w:ascii="Liberation Serif" w:hAnsi="Liberation Serif"/>
+          <w:lang w:val="sr-Cyrl-RS"/>
+        </w:rPr>
         <w:t xml:space="preserve"> окружење </w:t>
       </w:r>
       <w:r>
@@ -6901,14 +7347,110 @@
           <w:rFonts w:ascii="Liberation Serif" w:hAnsi="Liberation Serif"/>
           <w:lang w:val="sr-Cyrl-RS"/>
         </w:rPr>
-        <w:t xml:space="preserve">покренемо JavaScript код изван интернет претраживача. Ово је постигнуто помоћу Гугловог V8 engine-a. Node.js </w:t>
-      </w:r>
+        <w:t xml:space="preserve">покренемо </w:t>
+      </w:r>
+      <w:proofErr w:type="spellStart"/>
       <w:r>
         <w:rPr>
           <w:rFonts w:ascii="Liberation Serif" w:hAnsi="Liberation Serif"/>
           <w:lang w:val="sr-Cyrl-RS"/>
         </w:rPr>
-        <w:t>се може користити на различитим платформама: Windows, Linux, Unix, Mac OS X…</w:t>
+        <w:t>JavaScript</w:t>
+      </w:r>
+      <w:proofErr w:type="spellEnd"/>
+      <w:r>
+        <w:rPr>
+          <w:rFonts w:ascii="Liberation Serif" w:hAnsi="Liberation Serif"/>
+          <w:lang w:val="sr-Cyrl-RS"/>
+        </w:rPr>
+        <w:t xml:space="preserve"> код изван интернет претраживача. Ово је постигнуто помоћу </w:t>
+      </w:r>
+      <w:proofErr w:type="spellStart"/>
+      <w:r>
+        <w:rPr>
+          <w:rFonts w:ascii="Liberation Serif" w:hAnsi="Liberation Serif"/>
+          <w:lang w:val="sr-Cyrl-RS"/>
+        </w:rPr>
+        <w:t>Гугловог</w:t>
+      </w:r>
+      <w:proofErr w:type="spellEnd"/>
+      <w:r>
+        <w:rPr>
+          <w:rFonts w:ascii="Liberation Serif" w:hAnsi="Liberation Serif"/>
+          <w:lang w:val="sr-Cyrl-RS"/>
+        </w:rPr>
+        <w:t xml:space="preserve"> V8 </w:t>
+      </w:r>
+      <w:proofErr w:type="spellStart"/>
+      <w:r>
+        <w:rPr>
+          <w:rFonts w:ascii="Liberation Serif" w:hAnsi="Liberation Serif"/>
+          <w:lang w:val="sr-Cyrl-RS"/>
+        </w:rPr>
+        <w:t>engine</w:t>
+      </w:r>
+      <w:proofErr w:type="spellEnd"/>
+      <w:r>
+        <w:rPr>
+          <w:rFonts w:ascii="Liberation Serif" w:hAnsi="Liberation Serif"/>
+          <w:lang w:val="sr-Cyrl-RS"/>
+        </w:rPr>
+        <w:t xml:space="preserve">-a. Node.js </w:t>
+      </w:r>
+      <w:r>
+        <w:rPr>
+          <w:rFonts w:ascii="Liberation Serif" w:hAnsi="Liberation Serif"/>
+          <w:lang w:val="sr-Cyrl-RS"/>
+        </w:rPr>
+        <w:t xml:space="preserve">се може користити на различитим платформама: Windows, </w:t>
+      </w:r>
+      <w:proofErr w:type="spellStart"/>
+      <w:r>
+        <w:rPr>
+          <w:rFonts w:ascii="Liberation Serif" w:hAnsi="Liberation Serif"/>
+          <w:lang w:val="sr-Cyrl-RS"/>
+        </w:rPr>
+        <w:t>Linux</w:t>
+      </w:r>
+      <w:proofErr w:type="spellEnd"/>
+      <w:r>
+        <w:rPr>
+          <w:rFonts w:ascii="Liberation Serif" w:hAnsi="Liberation Serif"/>
+          <w:lang w:val="sr-Cyrl-RS"/>
+        </w:rPr>
+        <w:t xml:space="preserve">, </w:t>
+      </w:r>
+      <w:proofErr w:type="spellStart"/>
+      <w:r>
+        <w:rPr>
+          <w:rFonts w:ascii="Liberation Serif" w:hAnsi="Liberation Serif"/>
+          <w:lang w:val="sr-Cyrl-RS"/>
+        </w:rPr>
+        <w:t>Unix</w:t>
+      </w:r>
+      <w:proofErr w:type="spellEnd"/>
+      <w:r>
+        <w:rPr>
+          <w:rFonts w:ascii="Liberation Serif" w:hAnsi="Liberation Serif"/>
+          <w:lang w:val="sr-Cyrl-RS"/>
+        </w:rPr>
+        <w:t xml:space="preserve">, </w:t>
+      </w:r>
+      <w:proofErr w:type="spellStart"/>
+      <w:r>
+        <w:rPr>
+          <w:rFonts w:ascii="Liberation Serif" w:hAnsi="Liberation Serif"/>
+          <w:lang w:val="sr-Cyrl-RS"/>
+        </w:rPr>
+        <w:t>Mac</w:t>
+      </w:r>
+      <w:proofErr w:type="spellEnd"/>
+      <w:r>
+        <w:rPr>
+          <w:rFonts w:ascii="Liberation Serif" w:hAnsi="Liberation Serif"/>
+          <w:lang w:val="sr-Cyrl-RS"/>
+        </w:rPr>
+        <w:t xml:space="preserve"> OS X…</w:t>
       </w:r>
     </w:p>
     <w:p>
@@ -6922,6 +7464,7 @@
     </w:p>
     <w:p>
       <w:pPr>
+        <w:jc w:val="both"/>
         <w:rPr>
           <w:lang w:val="sr-Cyrl-RS"/>
         </w:rPr>
@@ -6952,10 +7495,12 @@
           <w:ilvl w:val="0"/>
           <w:numId w:val="9"/>
         </w:numPr>
-        <w:rPr>
-          <w:lang w:val="sr-Cyrl-RS"/>
-        </w:rPr>
-      </w:pPr>
+        <w:jc w:val="both"/>
+        <w:rPr>
+          <w:lang w:val="sr-Cyrl-RS"/>
+        </w:rPr>
+      </w:pPr>
+      <w:proofErr w:type="spellStart"/>
       <w:r>
         <w:rPr>
           <w:lang w:val="sr-Cyrl-RS"/>
@@ -6972,7 +7517,14 @@
         <w:rPr>
           <w:lang w:val="sr-Cyrl-RS"/>
         </w:rPr>
-        <w:t>а петља догађаја са</w:t>
+        <w:t>а</w:t>
+      </w:r>
+      <w:proofErr w:type="spellEnd"/>
+      <w:r>
+        <w:rPr>
+          <w:lang w:val="sr-Cyrl-RS"/>
+        </w:rPr>
+        <w:t xml:space="preserve"> петља догађаја са</w:t>
       </w:r>
       <w:r>
         <w:rPr>
@@ -7024,21 +7576,64 @@
           <w:ilvl w:val="0"/>
           <w:numId w:val="9"/>
         </w:numPr>
-        <w:rPr>
-          <w:lang w:val="sr-Cyrl-RS"/>
-        </w:rPr>
-      </w:pPr>
-      <w:r>
-        <w:rPr>
-          <w:lang w:val="sr-Cyrl-RS"/>
-        </w:rPr>
-        <w:t xml:space="preserve">NPM (Node Package Manager), </w:t>
-      </w:r>
-      <w:r>
-        <w:rPr>
-          <w:lang w:val="sr-Cyrl-RS"/>
-        </w:rPr>
-        <w:t>екосистем отворених библиотека и модула доступних за JavaScript. Лака инсталација и надоградња пакета што додатно омогућава лак транспорт пројекта са једног система на други.</w:t>
+        <w:jc w:val="both"/>
+        <w:rPr>
+          <w:lang w:val="sr-Cyrl-RS"/>
+        </w:rPr>
+      </w:pPr>
+      <w:r>
+        <w:rPr>
+          <w:lang w:val="sr-Cyrl-RS"/>
+        </w:rPr>
+        <w:t>NPM (</w:t>
+      </w:r>
+      <w:proofErr w:type="spellStart"/>
+      <w:r>
+        <w:rPr>
+          <w:lang w:val="sr-Cyrl-RS"/>
+        </w:rPr>
+        <w:t>Node</w:t>
+      </w:r>
+      <w:proofErr w:type="spellEnd"/>
+      <w:r>
+        <w:rPr>
+          <w:lang w:val="sr-Cyrl-RS"/>
+        </w:rPr>
+        <w:t xml:space="preserve"> </w:t>
+      </w:r>
+      <w:proofErr w:type="spellStart"/>
+      <w:r>
+        <w:rPr>
+          <w:lang w:val="sr-Cyrl-RS"/>
+        </w:rPr>
+        <w:t>Package</w:t>
+      </w:r>
+      <w:proofErr w:type="spellEnd"/>
+      <w:r>
+        <w:rPr>
+          <w:lang w:val="sr-Cyrl-RS"/>
+        </w:rPr>
+        <w:t xml:space="preserve"> Manager), </w:t>
+      </w:r>
+      <w:r>
+        <w:rPr>
+          <w:lang w:val="sr-Cyrl-RS"/>
+        </w:rPr>
+        <w:t xml:space="preserve">екосистем отворених библиотека и модула доступних за </w:t>
+      </w:r>
+      <w:proofErr w:type="spellStart"/>
+      <w:r>
+        <w:rPr>
+          <w:lang w:val="sr-Cyrl-RS"/>
+        </w:rPr>
+        <w:t>JavaScript</w:t>
+      </w:r>
+      <w:proofErr w:type="spellEnd"/>
+      <w:r>
+        <w:rPr>
+          <w:lang w:val="sr-Cyrl-RS"/>
+        </w:rPr>
+        <w:t>. Лака инсталација и надоградња пакета што додатно омогућава лак транспорт пројекта са једног система на други.</w:t>
       </w:r>
     </w:p>
     <w:p>
@@ -7048,6 +7643,7 @@
           <w:ilvl w:val="0"/>
           <w:numId w:val="9"/>
         </w:numPr>
+        <w:jc w:val="both"/>
         <w:rPr>
           <w:lang w:val="sr-Cyrl-RS"/>
         </w:rPr>
@@ -7085,15 +7681,30 @@
     <w:p>
       <w:pPr>
         <w:ind w:firstLine="709"/>
-        <w:rPr>
-          <w:lang w:val="sr-Cyrl-RS"/>
-        </w:rPr>
-      </w:pPr>
-      <w:r>
-        <w:rPr>
-          <w:lang w:val="sr-Cyrl-RS"/>
-        </w:rPr>
-        <w:t xml:space="preserve">Express је framework </w:t>
+        <w:jc w:val="both"/>
+        <w:rPr>
+          <w:lang w:val="sr-Cyrl-RS"/>
+        </w:rPr>
+      </w:pPr>
+      <w:r>
+        <w:rPr>
+          <w:lang w:val="sr-Cyrl-RS"/>
+        </w:rPr>
+        <w:t xml:space="preserve">Express је </w:t>
+      </w:r>
+      <w:proofErr w:type="spellStart"/>
+      <w:r>
+        <w:rPr>
+          <w:lang w:val="sr-Cyrl-RS"/>
+        </w:rPr>
+        <w:t>framework</w:t>
+      </w:r>
+      <w:proofErr w:type="spellEnd"/>
+      <w:r>
+        <w:rPr>
+          <w:lang w:val="sr-Cyrl-RS"/>
+        </w:rPr>
+        <w:t xml:space="preserve"> </w:t>
       </w:r>
       <w:r>
         <w:rPr>
@@ -7105,7 +7716,21 @@
         <w:rPr>
           <w:lang w:val="sr-Cyrl-RS"/>
         </w:rPr>
-        <w:t>за развој серверске стране веб апликације коришћењем JavaScript језика.</w:t>
+        <w:t xml:space="preserve">за развој серверске стране веб апликације коришћењем </w:t>
+      </w:r>
+      <w:proofErr w:type="spellStart"/>
+      <w:r>
+        <w:rPr>
+          <w:lang w:val="sr-Cyrl-RS"/>
+        </w:rPr>
+        <w:t>JavaScript</w:t>
+      </w:r>
+      <w:proofErr w:type="spellEnd"/>
+      <w:r>
+        <w:rPr>
+          <w:lang w:val="sr-Cyrl-RS"/>
+        </w:rPr>
+        <w:t xml:space="preserve"> језика.</w:t>
       </w:r>
       <w:r>
         <w:rPr>
@@ -7113,17 +7738,32 @@
         </w:rPr>
         <w:t xml:space="preserve"> Такође се користи и за п</w:t>
       </w:r>
-      <w:r>
-        <w:t>ослуживање статичких</w:t>
-      </w:r>
+      <w:proofErr w:type="spellStart"/>
+      <w:r>
+        <w:t>ослуживање</w:t>
+      </w:r>
+      <w:proofErr w:type="spellEnd"/>
+      <w:r>
+        <w:t xml:space="preserve"> </w:t>
+      </w:r>
+      <w:proofErr w:type="spellStart"/>
+      <w:r>
+        <w:t>статичких</w:t>
+      </w:r>
+      <w:proofErr w:type="spellEnd"/>
       <w:r>
         <w:rPr>
           <w:lang w:val="sr-Cyrl-RS"/>
         </w:rPr>
         <w:t xml:space="preserve"> фајлова као што су слике,</w:t>
       </w:r>
-      <w:r>
-        <w:t xml:space="preserve">css </w:t>
+      <w:proofErr w:type="spellStart"/>
+      <w:r>
+        <w:t>css</w:t>
+      </w:r>
+      <w:proofErr w:type="spellEnd"/>
+      <w:r>
+        <w:t xml:space="preserve"> </w:t>
       </w:r>
       <w:r>
         <w:rPr>
@@ -7150,7 +7790,21 @@
         <w:rPr>
           <w:lang w:val="sr-Cyrl-RS"/>
         </w:rPr>
-        <w:t>У овом пројекту је конкретно коришћен за дефинисање HTTP рута и middleware-a.</w:t>
+        <w:t xml:space="preserve">У овом пројекту је конкретно коришћен за дефинисање HTTP рута и </w:t>
+      </w:r>
+      <w:proofErr w:type="spellStart"/>
+      <w:r>
+        <w:rPr>
+          <w:lang w:val="sr-Cyrl-RS"/>
+        </w:rPr>
+        <w:t>middleware</w:t>
+      </w:r>
+      <w:proofErr w:type="spellEnd"/>
+      <w:r>
+        <w:rPr>
+          <w:lang w:val="sr-Cyrl-RS"/>
+        </w:rPr>
+        <w:t>-a.</w:t>
       </w:r>
       <w:r>
         <w:t xml:space="preserve"> </w:t>
@@ -7191,6 +7845,7 @@
         </w:rPr>
       </w:pPr>
       <w:bookmarkStart w:id="9" w:name="_Toc161506706"/>
+      <w:proofErr w:type="spellStart"/>
       <w:r>
         <w:rPr>
           <w:lang w:val="sr-Cyrl-RS"/>
@@ -7198,9 +7853,11 @@
         <w:t>TypeScript</w:t>
       </w:r>
       <w:bookmarkEnd w:id="9"/>
-    </w:p>
-    <w:p>
-      <w:pPr>
+      <w:proofErr w:type="spellEnd"/>
+    </w:p>
+    <w:p>
+      <w:pPr>
+        <w:jc w:val="both"/>
         <w:rPr>
           <w:lang w:val="sr-Cyrl-RS"/>
         </w:rPr>
@@ -7215,13 +7872,69 @@
         <w:rPr>
           <w:lang w:val="sr-Cyrl-RS"/>
         </w:rPr>
-        <w:t>Бесплатан и open-source језик који представља надоградњу JavaScript-а</w:t>
-      </w:r>
-      <w:r>
-        <w:rPr>
-          <w:lang w:val="sr-Cyrl-RS"/>
-        </w:rPr>
-        <w:t xml:space="preserve">. Главна разлика између TypeScript-а и JavaScript-а је коришћење статичких типова насупрот динамичких што омогућава </w:t>
+        <w:t xml:space="preserve">Бесплатан и </w:t>
+      </w:r>
+      <w:proofErr w:type="spellStart"/>
+      <w:r>
+        <w:rPr>
+          <w:lang w:val="sr-Cyrl-RS"/>
+        </w:rPr>
+        <w:t>open-source</w:t>
+      </w:r>
+      <w:proofErr w:type="spellEnd"/>
+      <w:r>
+        <w:rPr>
+          <w:lang w:val="sr-Cyrl-RS"/>
+        </w:rPr>
+        <w:t xml:space="preserve"> језик који представља надоградњу </w:t>
+      </w:r>
+      <w:proofErr w:type="spellStart"/>
+      <w:r>
+        <w:rPr>
+          <w:lang w:val="sr-Cyrl-RS"/>
+        </w:rPr>
+        <w:t>JavaScript</w:t>
+      </w:r>
+      <w:proofErr w:type="spellEnd"/>
+      <w:r>
+        <w:rPr>
+          <w:lang w:val="sr-Cyrl-RS"/>
+        </w:rPr>
+        <w:t>-а</w:t>
+      </w:r>
+      <w:r>
+        <w:rPr>
+          <w:lang w:val="sr-Cyrl-RS"/>
+        </w:rPr>
+        <w:t xml:space="preserve">. Главна разлика између </w:t>
+      </w:r>
+      <w:proofErr w:type="spellStart"/>
+      <w:r>
+        <w:rPr>
+          <w:lang w:val="sr-Cyrl-RS"/>
+        </w:rPr>
+        <w:t>TypeScript</w:t>
+      </w:r>
+      <w:proofErr w:type="spellEnd"/>
+      <w:r>
+        <w:rPr>
+          <w:lang w:val="sr-Cyrl-RS"/>
+        </w:rPr>
+        <w:t xml:space="preserve">-а и </w:t>
+      </w:r>
+      <w:proofErr w:type="spellStart"/>
+      <w:r>
+        <w:rPr>
+          <w:lang w:val="sr-Cyrl-RS"/>
+        </w:rPr>
+        <w:t>JavaScript</w:t>
+      </w:r>
+      <w:proofErr w:type="spellEnd"/>
+      <w:r>
+        <w:rPr>
+          <w:lang w:val="sr-Cyrl-RS"/>
+        </w:rPr>
+        <w:t xml:space="preserve">-а је коришћење статичких типова насупрот динамичких што омогућава </w:t>
       </w:r>
       <w:r>
         <w:rPr>
@@ -7236,11 +7949,19 @@
           <w:lang w:val="sr-Cyrl-RS"/>
         </w:rPr>
       </w:pPr>
-      <w:r>
-        <w:rPr>
-          <w:lang w:val="sr-Cyrl-RS"/>
-        </w:rPr>
-        <w:t>TypeScript подржава наслеђивање што омогућава креирање хијерархије класа.</w:t>
+      <w:proofErr w:type="spellStart"/>
+      <w:r>
+        <w:rPr>
+          <w:lang w:val="sr-Cyrl-RS"/>
+        </w:rPr>
+        <w:t>TypeScript</w:t>
+      </w:r>
+      <w:proofErr w:type="spellEnd"/>
+      <w:r>
+        <w:rPr>
+          <w:lang w:val="sr-Cyrl-RS"/>
+        </w:rPr>
+        <w:t xml:space="preserve"> подржава наслеђивање што омогућава креирање хијерархије класа.</w:t>
       </w:r>
     </w:p>
     <w:p>
@@ -7258,6 +7979,7 @@
     </w:p>
     <w:p>
       <w:pPr>
+        <w:jc w:val="both"/>
         <w:rPr>
           <w:lang w:val="sr-Cyrl-RS"/>
         </w:rPr>
@@ -7267,7 +7989,76 @@
           <w:lang w:val="sr-Cyrl-RS"/>
         </w:rPr>
         <w:tab/>
-        <w:t>TypeScript код се компајлира у JavaScript код који може бити извршен на било којем JavaScript окружењу. Ова особина  нам је омогућила да TypeScript користимо при развоју React и Node.js апликација.</w:t>
+      </w:r>
+      <w:proofErr w:type="spellStart"/>
+      <w:r>
+        <w:rPr>
+          <w:lang w:val="sr-Cyrl-RS"/>
+        </w:rPr>
+        <w:t>TypeScript</w:t>
+      </w:r>
+      <w:proofErr w:type="spellEnd"/>
+      <w:r>
+        <w:rPr>
+          <w:lang w:val="sr-Cyrl-RS"/>
+        </w:rPr>
+        <w:t xml:space="preserve"> код се компајлира у </w:t>
+      </w:r>
+      <w:proofErr w:type="spellStart"/>
+      <w:r>
+        <w:rPr>
+          <w:lang w:val="sr-Cyrl-RS"/>
+        </w:rPr>
+        <w:t>JavaScript</w:t>
+      </w:r>
+      <w:proofErr w:type="spellEnd"/>
+      <w:r>
+        <w:rPr>
+          <w:lang w:val="sr-Cyrl-RS"/>
+        </w:rPr>
+        <w:t xml:space="preserve"> код који може бити извршен на било којем </w:t>
+      </w:r>
+      <w:proofErr w:type="spellStart"/>
+      <w:r>
+        <w:rPr>
+          <w:lang w:val="sr-Cyrl-RS"/>
+        </w:rPr>
+        <w:t>JavaScript</w:t>
+      </w:r>
+      <w:proofErr w:type="spellEnd"/>
+      <w:r>
+        <w:rPr>
+          <w:lang w:val="sr-Cyrl-RS"/>
+        </w:rPr>
+        <w:t xml:space="preserve"> окружењу. Ова особина  нам је омогућила да </w:t>
+      </w:r>
+      <w:proofErr w:type="spellStart"/>
+      <w:r>
+        <w:rPr>
+          <w:lang w:val="sr-Cyrl-RS"/>
+        </w:rPr>
+        <w:t>TypeScript</w:t>
+      </w:r>
+      <w:proofErr w:type="spellEnd"/>
+      <w:r>
+        <w:rPr>
+          <w:lang w:val="sr-Cyrl-RS"/>
+        </w:rPr>
+        <w:t xml:space="preserve"> користимо при развоју </w:t>
+      </w:r>
+      <w:proofErr w:type="spellStart"/>
+      <w:r>
+        <w:rPr>
+          <w:lang w:val="sr-Cyrl-RS"/>
+        </w:rPr>
+        <w:t>React</w:t>
+      </w:r>
+      <w:proofErr w:type="spellEnd"/>
+      <w:r>
+        <w:rPr>
+          <w:lang w:val="sr-Cyrl-RS"/>
+        </w:rPr>
+        <w:t xml:space="preserve"> и Node.js апликација.</w:t>
       </w:r>
     </w:p>
     <w:p>
@@ -7292,6 +8083,7 @@
         </w:rPr>
       </w:pPr>
       <w:bookmarkStart w:id="10" w:name="_Toc161506707"/>
+      <w:proofErr w:type="spellStart"/>
       <w:r>
         <w:rPr>
           <w:lang w:val="sr-Cyrl-RS"/>
@@ -7299,10 +8091,12 @@
         <w:t>Redis</w:t>
       </w:r>
       <w:bookmarkEnd w:id="10"/>
+      <w:proofErr w:type="spellEnd"/>
     </w:p>
     <w:p>
       <w:pPr>
         <w:pStyle w:val="NoSpacing"/>
+        <w:jc w:val="both"/>
         <w:rPr>
           <w:lang w:val="sr-Cyrl-RS"/>
         </w:rPr>
@@ -7312,7 +8106,49 @@
           <w:lang w:val="sr-Cyrl-RS"/>
         </w:rPr>
         <w:tab/>
-        <w:t>Open-source, in-memory база података која се може користити за кеширање, стримовање, сервис за дистрибуцију порука…</w:t>
+        <w:t>Open-</w:t>
+      </w:r>
+      <w:proofErr w:type="spellStart"/>
+      <w:r>
+        <w:rPr>
+          <w:lang w:val="sr-Cyrl-RS"/>
+        </w:rPr>
+        <w:t>source</w:t>
+      </w:r>
+      <w:proofErr w:type="spellEnd"/>
+      <w:r>
+        <w:rPr>
+          <w:lang w:val="sr-Cyrl-RS"/>
+        </w:rPr>
+        <w:t xml:space="preserve">, </w:t>
+      </w:r>
+      <w:proofErr w:type="spellStart"/>
+      <w:r>
+        <w:rPr>
+          <w:lang w:val="sr-Cyrl-RS"/>
+        </w:rPr>
+        <w:t>in-memory</w:t>
+      </w:r>
+      <w:proofErr w:type="spellEnd"/>
+      <w:r>
+        <w:rPr>
+          <w:lang w:val="sr-Cyrl-RS"/>
+        </w:rPr>
+        <w:t xml:space="preserve"> база података која се може користити за кеширање, </w:t>
+      </w:r>
+      <w:proofErr w:type="spellStart"/>
+      <w:r>
+        <w:rPr>
+          <w:lang w:val="sr-Cyrl-RS"/>
+        </w:rPr>
+        <w:t>стримовање</w:t>
+      </w:r>
+      <w:proofErr w:type="spellEnd"/>
+      <w:r>
+        <w:rPr>
+          <w:lang w:val="sr-Cyrl-RS"/>
+        </w:rPr>
+        <w:t>, сервис за дистрибуцију порука…</w:t>
       </w:r>
     </w:p>
     <w:p>
@@ -7332,6 +8168,7 @@
     <w:p>
       <w:pPr>
         <w:pStyle w:val="NoSpacing"/>
+        <w:jc w:val="both"/>
         <w:rPr>
           <w:lang w:val="sr-Cyrl-RS"/>
         </w:rPr>
@@ -7341,7 +8178,21 @@
           <w:lang w:val="sr-Cyrl-RS"/>
         </w:rPr>
         <w:tab/>
-        <w:t xml:space="preserve">У овом пројекту Redis је коришћен као систем за кеширање резултата одређених HTTP захтева што позитивно утиче на </w:t>
+        <w:t xml:space="preserve">У овом пројекту </w:t>
+      </w:r>
+      <w:proofErr w:type="spellStart"/>
+      <w:r>
+        <w:rPr>
+          <w:lang w:val="sr-Cyrl-RS"/>
+        </w:rPr>
+        <w:t>Redis</w:t>
+      </w:r>
+      <w:proofErr w:type="spellEnd"/>
+      <w:r>
+        <w:rPr>
+          <w:lang w:val="sr-Cyrl-RS"/>
+        </w:rPr>
+        <w:t xml:space="preserve"> је коришћен као систем за кеширање резултата одређених HTTP захтева што позитивно утиче на </w:t>
       </w:r>
       <w:r>
         <w:rPr>
@@ -7371,7 +8222,49 @@
         <w:rPr>
           <w:lang w:val="sr-Cyrl-RS"/>
         </w:rPr>
-        <w:t xml:space="preserve"> Једина мана овог система је што Redis није подржан на windows системима па је потребно користити виртуелну машину са Linux оперативним системом. </w:t>
+        <w:t xml:space="preserve"> Једина мана овог система је што </w:t>
+      </w:r>
+      <w:proofErr w:type="spellStart"/>
+      <w:r>
+        <w:rPr>
+          <w:lang w:val="sr-Cyrl-RS"/>
+        </w:rPr>
+        <w:t>Redis</w:t>
+      </w:r>
+      <w:proofErr w:type="spellEnd"/>
+      <w:r>
+        <w:rPr>
+          <w:lang w:val="sr-Cyrl-RS"/>
+        </w:rPr>
+        <w:t xml:space="preserve"> није подржан на </w:t>
+      </w:r>
+      <w:proofErr w:type="spellStart"/>
+      <w:r>
+        <w:rPr>
+          <w:lang w:val="sr-Cyrl-RS"/>
+        </w:rPr>
+        <w:t>windows</w:t>
+      </w:r>
+      <w:proofErr w:type="spellEnd"/>
+      <w:r>
+        <w:rPr>
+          <w:lang w:val="sr-Cyrl-RS"/>
+        </w:rPr>
+        <w:t xml:space="preserve"> системима па је потребно користити виртуелну машину са </w:t>
+      </w:r>
+      <w:proofErr w:type="spellStart"/>
+      <w:r>
+        <w:rPr>
+          <w:lang w:val="sr-Cyrl-RS"/>
+        </w:rPr>
+        <w:t>Linux</w:t>
+      </w:r>
+      <w:proofErr w:type="spellEnd"/>
+      <w:r>
+        <w:rPr>
+          <w:lang w:val="sr-Cyrl-RS"/>
+        </w:rPr>
+        <w:t xml:space="preserve"> оперативним системом. </w:t>
       </w:r>
     </w:p>
     <w:p>
@@ -7405,6 +8298,7 @@
         </w:rPr>
       </w:pPr>
       <w:bookmarkStart w:id="11" w:name="_Toc161506708"/>
+      <w:proofErr w:type="spellStart"/>
       <w:r>
         <w:rPr>
           <w:lang w:val="sr-Cyrl-RS"/>
@@ -7412,10 +8306,12 @@
         <w:t>Python</w:t>
       </w:r>
       <w:bookmarkEnd w:id="11"/>
+      <w:proofErr w:type="spellEnd"/>
     </w:p>
     <w:p>
       <w:pPr>
         <w:pStyle w:val="NoSpacing"/>
+        <w:jc w:val="both"/>
         <w:rPr>
           <w:lang w:val="sr-Cyrl-RS"/>
         </w:rPr>
@@ -7425,13 +8321,54 @@
           <w:lang w:val="sr-Cyrl-RS"/>
         </w:rPr>
         <w:tab/>
-        <w:t xml:space="preserve">Python је одабран као основа scraping сервиса </w:t>
-      </w:r>
-      <w:r>
-        <w:rPr>
-          <w:lang w:val="sr-Cyrl-RS"/>
-        </w:rPr>
-        <w:t xml:space="preserve">због великог броја доступних библиотека, framework-ова и алата за обраду података. </w:t>
+      </w:r>
+      <w:proofErr w:type="spellStart"/>
+      <w:r>
+        <w:rPr>
+          <w:lang w:val="sr-Cyrl-RS"/>
+        </w:rPr>
+        <w:t>Python</w:t>
+      </w:r>
+      <w:proofErr w:type="spellEnd"/>
+      <w:r>
+        <w:rPr>
+          <w:lang w:val="sr-Cyrl-RS"/>
+        </w:rPr>
+        <w:t xml:space="preserve"> је одабран као основа </w:t>
+      </w:r>
+      <w:proofErr w:type="spellStart"/>
+      <w:r>
+        <w:rPr>
+          <w:lang w:val="sr-Cyrl-RS"/>
+        </w:rPr>
+        <w:t>scraping</w:t>
+      </w:r>
+      <w:proofErr w:type="spellEnd"/>
+      <w:r>
+        <w:rPr>
+          <w:lang w:val="sr-Cyrl-RS"/>
+        </w:rPr>
+        <w:t xml:space="preserve"> сервиса </w:t>
+      </w:r>
+      <w:r>
+        <w:rPr>
+          <w:lang w:val="sr-Cyrl-RS"/>
+        </w:rPr>
+        <w:t xml:space="preserve">због великог броја доступних библиотека, </w:t>
+      </w:r>
+      <w:proofErr w:type="spellStart"/>
+      <w:r>
+        <w:rPr>
+          <w:lang w:val="sr-Cyrl-RS"/>
+        </w:rPr>
+        <w:t>framework</w:t>
+      </w:r>
+      <w:proofErr w:type="spellEnd"/>
+      <w:r>
+        <w:rPr>
+          <w:lang w:val="sr-Cyrl-RS"/>
+        </w:rPr>
+        <w:t xml:space="preserve">-ова и алата за обраду података. </w:t>
       </w:r>
     </w:p>
     <w:p>
@@ -7450,6 +8387,7 @@
         </w:rPr>
       </w:pPr>
       <w:bookmarkStart w:id="12" w:name="_Toc161506709"/>
+      <w:proofErr w:type="spellStart"/>
       <w:r>
         <w:rPr>
           <w:lang w:val="sr-Cyrl-RS"/>
@@ -7457,10 +8395,12 @@
         <w:t>Scrapy</w:t>
       </w:r>
       <w:bookmarkEnd w:id="12"/>
+      <w:proofErr w:type="spellEnd"/>
     </w:p>
     <w:p>
       <w:pPr>
         <w:pStyle w:val="NoSpacing"/>
+        <w:jc w:val="both"/>
         <w:rPr>
           <w:lang w:val="sr-Cyrl-RS"/>
         </w:rPr>
@@ -7470,7 +8410,118 @@
           <w:lang w:val="sr-Cyrl-RS"/>
         </w:rPr>
         <w:tab/>
-        <w:t>Scrapy је open-source framework који се користи за преузимање различитих врста података са веб-а. Највећа предност овог framework-а је лако одржавање и надоградња што је у овом пројекту битно због честих измена и додавања нових производа. Пошто је framework написан у Python-у то му омогућава да ради на различитим окружењима као што су : Linux, Windows, Mac…</w:t>
+      </w:r>
+      <w:proofErr w:type="spellStart"/>
+      <w:r>
+        <w:rPr>
+          <w:lang w:val="sr-Cyrl-RS"/>
+        </w:rPr>
+        <w:t>Scrapy</w:t>
+      </w:r>
+      <w:proofErr w:type="spellEnd"/>
+      <w:r>
+        <w:rPr>
+          <w:lang w:val="sr-Cyrl-RS"/>
+        </w:rPr>
+        <w:t xml:space="preserve"> је </w:t>
+      </w:r>
+      <w:proofErr w:type="spellStart"/>
+      <w:r>
+        <w:rPr>
+          <w:lang w:val="sr-Cyrl-RS"/>
+        </w:rPr>
+        <w:t>open-source</w:t>
+      </w:r>
+      <w:proofErr w:type="spellEnd"/>
+      <w:r>
+        <w:rPr>
+          <w:lang w:val="sr-Cyrl-RS"/>
+        </w:rPr>
+        <w:t xml:space="preserve"> </w:t>
+      </w:r>
+      <w:proofErr w:type="spellStart"/>
+      <w:r>
+        <w:rPr>
+          <w:lang w:val="sr-Cyrl-RS"/>
+        </w:rPr>
+        <w:t>framework</w:t>
+      </w:r>
+      <w:proofErr w:type="spellEnd"/>
+      <w:r>
+        <w:rPr>
+          <w:lang w:val="sr-Cyrl-RS"/>
+        </w:rPr>
+        <w:t xml:space="preserve"> који се користи за преузимање различитих врста података са веб-а. Највећа предност овог </w:t>
+      </w:r>
+      <w:proofErr w:type="spellStart"/>
+      <w:r>
+        <w:rPr>
+          <w:lang w:val="sr-Cyrl-RS"/>
+        </w:rPr>
+        <w:t>framework</w:t>
+      </w:r>
+      <w:proofErr w:type="spellEnd"/>
+      <w:r>
+        <w:rPr>
+          <w:lang w:val="sr-Cyrl-RS"/>
+        </w:rPr>
+        <w:t xml:space="preserve">-а је лако одржавање и надоградња што је у овом пројекту битно због честих измена и додавања нових производа. Пошто је </w:t>
+      </w:r>
+      <w:proofErr w:type="spellStart"/>
+      <w:r>
+        <w:rPr>
+          <w:lang w:val="sr-Cyrl-RS"/>
+        </w:rPr>
+        <w:t>framework</w:t>
+      </w:r>
+      <w:proofErr w:type="spellEnd"/>
+      <w:r>
+        <w:rPr>
+          <w:lang w:val="sr-Cyrl-RS"/>
+        </w:rPr>
+        <w:t xml:space="preserve"> написан у </w:t>
+      </w:r>
+      <w:proofErr w:type="spellStart"/>
+      <w:r>
+        <w:rPr>
+          <w:lang w:val="sr-Cyrl-RS"/>
+        </w:rPr>
+        <w:t>Python</w:t>
+      </w:r>
+      <w:proofErr w:type="spellEnd"/>
+      <w:r>
+        <w:rPr>
+          <w:lang w:val="sr-Cyrl-RS"/>
+        </w:rPr>
+        <w:t xml:space="preserve">-у то му омогућава да ради на различитим окружењима као што су : </w:t>
+      </w:r>
+      <w:proofErr w:type="spellStart"/>
+      <w:r>
+        <w:rPr>
+          <w:lang w:val="sr-Cyrl-RS"/>
+        </w:rPr>
+        <w:t>Linux</w:t>
+      </w:r>
+      <w:proofErr w:type="spellEnd"/>
+      <w:r>
+        <w:rPr>
+          <w:lang w:val="sr-Cyrl-RS"/>
+        </w:rPr>
+        <w:t xml:space="preserve">, Windows, </w:t>
+      </w:r>
+      <w:proofErr w:type="spellStart"/>
+      <w:r>
+        <w:rPr>
+          <w:lang w:val="sr-Cyrl-RS"/>
+        </w:rPr>
+        <w:t>Mac</w:t>
+      </w:r>
+      <w:proofErr w:type="spellEnd"/>
+      <w:r>
+        <w:rPr>
+          <w:lang w:val="sr-Cyrl-RS"/>
+        </w:rPr>
+        <w:t>…</w:t>
       </w:r>
     </w:p>
     <w:p>
@@ -7484,6 +8535,7 @@
     <w:p>
       <w:pPr>
         <w:pStyle w:val="NoSpacing"/>
+        <w:jc w:val="both"/>
         <w:rPr>
           <w:lang w:val="sr-Cyrl-RS"/>
         </w:rPr>
@@ -7493,13 +8545,40 @@
           <w:lang w:val="sr-Cyrl-RS"/>
         </w:rPr>
         <w:tab/>
-        <w:t xml:space="preserve">Scrapy </w:t>
-      </w:r>
-      <w:r>
-        <w:rPr>
-          <w:lang w:val="sr-Cyrl-RS"/>
-        </w:rPr>
-        <w:t>се састоји од појединачних радника(Spider) који су задужени за рад на појединачним продавницама.</w:t>
+      </w:r>
+      <w:proofErr w:type="spellStart"/>
+      <w:r>
+        <w:rPr>
+          <w:lang w:val="sr-Cyrl-RS"/>
+        </w:rPr>
+        <w:t>Scrapy</w:t>
+      </w:r>
+      <w:proofErr w:type="spellEnd"/>
+      <w:r>
+        <w:rPr>
+          <w:lang w:val="sr-Cyrl-RS"/>
+        </w:rPr>
+        <w:t xml:space="preserve"> </w:t>
+      </w:r>
+      <w:r>
+        <w:rPr>
+          <w:lang w:val="sr-Cyrl-RS"/>
+        </w:rPr>
+        <w:t>се састоји од појединачних радника(</w:t>
+      </w:r>
+      <w:proofErr w:type="spellStart"/>
+      <w:r>
+        <w:rPr>
+          <w:lang w:val="sr-Cyrl-RS"/>
+        </w:rPr>
+        <w:t>Spider</w:t>
+      </w:r>
+      <w:proofErr w:type="spellEnd"/>
+      <w:r>
+        <w:rPr>
+          <w:lang w:val="sr-Cyrl-RS"/>
+        </w:rPr>
+        <w:t>) који су задужени за рад на појединачним продавницама.</w:t>
       </w:r>
       <w:r>
         <w:rPr>
@@ -7524,6 +8603,7 @@
         </w:rPr>
       </w:pPr>
       <w:bookmarkStart w:id="13" w:name="_Toc161506710"/>
+      <w:proofErr w:type="spellStart"/>
       <w:r>
         <w:rPr>
           <w:lang w:val="sr-Cyrl-RS"/>
@@ -7531,10 +8611,12 @@
         <w:t>Git</w:t>
       </w:r>
       <w:bookmarkEnd w:id="13"/>
+      <w:proofErr w:type="spellEnd"/>
     </w:p>
     <w:p>
       <w:pPr>
         <w:pStyle w:val="NoSpacing"/>
+        <w:jc w:val="both"/>
         <w:rPr>
           <w:lang w:val="sr-Cyrl-RS"/>
         </w:rPr>
@@ -7544,7 +8626,20 @@
           <w:lang w:val="sr-Cyrl-RS"/>
         </w:rPr>
         <w:tab/>
-        <w:t xml:space="preserve">Git је </w:t>
+      </w:r>
+      <w:proofErr w:type="spellStart"/>
+      <w:r>
+        <w:rPr>
+          <w:lang w:val="sr-Cyrl-RS"/>
+        </w:rPr>
+        <w:t>Git</w:t>
+      </w:r>
+      <w:proofErr w:type="spellEnd"/>
+      <w:r>
+        <w:rPr>
+          <w:lang w:val="sr-Cyrl-RS"/>
+        </w:rPr>
+        <w:t xml:space="preserve"> је </w:t>
       </w:r>
       <w:r>
         <w:rPr>
@@ -7556,7 +8651,21 @@
         <w:rPr>
           <w:lang w:val="sr-Cyrl-RS"/>
         </w:rPr>
-        <w:t xml:space="preserve"> и open-source систем за контролу верзије кода. </w:t>
+        <w:t xml:space="preserve"> и </w:t>
+      </w:r>
+      <w:proofErr w:type="spellStart"/>
+      <w:r>
+        <w:rPr>
+          <w:lang w:val="sr-Cyrl-RS"/>
+        </w:rPr>
+        <w:t>open-source</w:t>
+      </w:r>
+      <w:proofErr w:type="spellEnd"/>
+      <w:r>
+        <w:rPr>
+          <w:lang w:val="sr-Cyrl-RS"/>
+        </w:rPr>
+        <w:t xml:space="preserve"> систем за контролу верзије кода. </w:t>
       </w:r>
       <w:r>
         <w:rPr>
@@ -7574,7 +8683,21 @@
         <w:rPr>
           <w:lang w:val="sr-Cyrl-RS"/>
         </w:rPr>
-        <w:t xml:space="preserve"> Git-a </w:t>
+        <w:t xml:space="preserve"> </w:t>
+      </w:r>
+      <w:proofErr w:type="spellStart"/>
+      <w:r>
+        <w:rPr>
+          <w:lang w:val="sr-Cyrl-RS"/>
+        </w:rPr>
+        <w:t>Git</w:t>
+      </w:r>
+      <w:proofErr w:type="spellEnd"/>
+      <w:r>
+        <w:rPr>
+          <w:lang w:val="sr-Cyrl-RS"/>
+        </w:rPr>
+        <w:t xml:space="preserve">-a </w:t>
       </w:r>
       <w:r>
         <w:rPr>
@@ -7712,6 +8835,7 @@
     <w:p>
       <w:pPr>
         <w:pStyle w:val="NoSpacing"/>
+        <w:jc w:val="both"/>
         <w:rPr>
           <w:lang w:val="sr-Cyrl-RS"/>
         </w:rPr>
@@ -7862,6 +8986,7 @@
     <w:p>
       <w:pPr>
         <w:pStyle w:val="NoSpacing"/>
+        <w:jc w:val="both"/>
         <w:rPr>
           <w:lang w:val="sr-Cyrl-RS"/>
         </w:rPr>
@@ -8012,6 +9137,7 @@
     <w:p>
       <w:pPr>
         <w:pStyle w:val="NoSpacing"/>
+        <w:jc w:val="both"/>
         <w:rPr>
           <w:lang w:val="sr-Cyrl-RS"/>
         </w:rPr>
@@ -8034,12 +9160,14 @@
         </w:rPr>
         <w:t>„</w:t>
       </w:r>
+      <w:proofErr w:type="spellStart"/>
       <w:r>
         <w:rPr>
           <w:lang w:val="sr-Cyrl-RS"/>
         </w:rPr>
         <w:t>EzDeals</w:t>
       </w:r>
+      <w:proofErr w:type="spellEnd"/>
       <w:r>
         <w:rPr>
           <w:lang w:val="sr-Cyrl-RS"/>
@@ -8050,19 +9178,61 @@
         <w:rPr>
           <w:lang w:val="sr-Cyrl-RS"/>
         </w:rPr>
-        <w:t xml:space="preserve"> ће се састојати из три самосталне целине: клијентски део, серверски део и микросервис за </w:t>
-      </w:r>
-      <w:r>
-        <w:rPr>
-          <w:lang w:val="sr-Cyrl-RS"/>
-        </w:rPr>
-        <w:t>„web scraping“</w:t>
-      </w:r>
-      <w:r>
-        <w:rPr>
-          <w:lang w:val="sr-Cyrl-RS"/>
-        </w:rPr>
-        <w:t xml:space="preserve">, као и базе података којој ће приступати и серверски део и микросервис. Све три целине ће бити на истом серверу ради практичности, али </w:t>
+        <w:t xml:space="preserve"> ће се састојати из три самосталне целине: клијентски део, серверски део и </w:t>
+      </w:r>
+      <w:proofErr w:type="spellStart"/>
+      <w:r>
+        <w:rPr>
+          <w:lang w:val="sr-Cyrl-RS"/>
+        </w:rPr>
+        <w:t>микросервис</w:t>
+      </w:r>
+      <w:proofErr w:type="spellEnd"/>
+      <w:r>
+        <w:rPr>
+          <w:lang w:val="sr-Cyrl-RS"/>
+        </w:rPr>
+        <w:t xml:space="preserve"> за </w:t>
+      </w:r>
+      <w:r>
+        <w:rPr>
+          <w:lang w:val="sr-Cyrl-RS"/>
+        </w:rPr>
+        <w:t xml:space="preserve">„web </w:t>
+      </w:r>
+      <w:proofErr w:type="spellStart"/>
+      <w:r>
+        <w:rPr>
+          <w:lang w:val="sr-Cyrl-RS"/>
+        </w:rPr>
+        <w:t>scraping</w:t>
+      </w:r>
+      <w:proofErr w:type="spellEnd"/>
+      <w:r>
+        <w:rPr>
+          <w:lang w:val="sr-Cyrl-RS"/>
+        </w:rPr>
+        <w:t>“</w:t>
+      </w:r>
+      <w:r>
+        <w:rPr>
+          <w:lang w:val="sr-Cyrl-RS"/>
+        </w:rPr>
+        <w:t xml:space="preserve">, као и базе података којој ће приступати и серверски део и </w:t>
+      </w:r>
+      <w:proofErr w:type="spellStart"/>
+      <w:r>
+        <w:rPr>
+          <w:lang w:val="sr-Cyrl-RS"/>
+        </w:rPr>
+        <w:t>микросервис</w:t>
+      </w:r>
+      <w:proofErr w:type="spellEnd"/>
+      <w:r>
+        <w:rPr>
+          <w:lang w:val="sr-Cyrl-RS"/>
+        </w:rPr>
+        <w:t xml:space="preserve">. Све три целине ће бити на истом серверу ради практичности, али </w:t>
       </w:r>
       <w:r>
         <w:rPr>
@@ -8254,6 +9424,7 @@
     <w:p>
       <w:pPr>
         <w:pStyle w:val="NoSpacing"/>
+        <w:jc w:val="both"/>
         <w:rPr>
           <w:lang w:val="sr-Cyrl-RS"/>
         </w:rPr>
@@ -8593,6 +9764,7 @@
     <w:p>
       <w:pPr>
         <w:ind w:firstLine="709"/>
+        <w:jc w:val="both"/>
       </w:pPr>
       <w:r>
         <w:rPr>
@@ -8786,6 +9958,7 @@
     <w:p>
       <w:pPr>
         <w:ind w:firstLine="709"/>
+        <w:jc w:val="both"/>
       </w:pPr>
       <w:r>
         <w:rPr>
@@ -8932,7 +10105,7 @@
             <v:path gradientshapeok="t" o:connecttype="rect"/>
           </v:shapetype>
           <v:shape id="_x0000_s2056" type="#_x0000_t202" style="position:absolute;left:0;text-align:left;margin-left:-7.6pt;margin-top:98.35pt;width:482.05pt;height:.05pt;z-index:251662336;mso-position-horizontal-relative:text;mso-position-vertical-relative:text" stroked="f">
-            <v:textbox style="mso-fit-shape-to-text:t" inset="0,0,0,0">
+            <v:textbox style="mso-next-textbox:#_x0000_s2056;mso-fit-shape-to-text:t" inset="0,0,0,0">
               <w:txbxContent>
                 <w:p>
                   <w:pPr>
@@ -8986,12 +10159,27 @@
     <w:p>
       <w:pPr>
         <w:ind w:firstLine="709"/>
-      </w:pPr>
-      <w:r>
-        <w:rPr>
-          <w:lang w:val="sr-Cyrl-RS"/>
-        </w:rPr>
-        <w:t>Када се корисник успешно региструје потребно је да изврши верификацију емаил-а и да се улогује у свој налог</w:t>
+        <w:jc w:val="both"/>
+      </w:pPr>
+      <w:r>
+        <w:rPr>
+          <w:lang w:val="sr-Cyrl-RS"/>
+        </w:rPr>
+        <w:t xml:space="preserve">Када се корисник успешно региструје потребно је да изврши верификацију </w:t>
+      </w:r>
+      <w:proofErr w:type="spellStart"/>
+      <w:r>
+        <w:rPr>
+          <w:lang w:val="sr-Cyrl-RS"/>
+        </w:rPr>
+        <w:t>емаил</w:t>
+      </w:r>
+      <w:proofErr w:type="spellEnd"/>
+      <w:r>
+        <w:rPr>
+          <w:lang w:val="sr-Cyrl-RS"/>
+        </w:rPr>
+        <w:t>-а и да се улогује у свој налог</w:t>
       </w:r>
       <w:r>
         <w:t>[</w:t>
@@ -9030,7 +10218,7 @@
         </w:rPr>
         <w:pict w14:anchorId="30BAE934">
           <v:shape id="_x0000_s2058" type="#_x0000_t202" style="position:absolute;left:0;text-align:left;margin-left:.2pt;margin-top:230.1pt;width:482.05pt;height:.05pt;z-index:251664384;mso-position-horizontal-relative:text;mso-position-vertical-relative:text" stroked="f">
-            <v:textbox style="mso-fit-shape-to-text:t" inset="0,0,0,0">
+            <v:textbox style="mso-next-textbox:#_x0000_s2058;mso-fit-shape-to-text:t" inset="0,0,0,0">
               <w:txbxContent>
                 <w:p>
                   <w:pPr>
@@ -9271,7 +10459,7 @@
         </w:rPr>
         <w:pict w14:anchorId="481C01F0">
           <v:shape id="_x0000_s2057" type="#_x0000_t202" style="position:absolute;left:0;text-align:left;margin-left:-5.85pt;margin-top:3.6pt;width:482.05pt;height:13.8pt;z-index:251663360;mso-position-horizontal-relative:text;mso-position-vertical-relative:text" stroked="f">
-            <v:textbox style="mso-fit-shape-to-text:t" inset="0,0,0,0">
+            <v:textbox style="mso-next-textbox:#_x0000_s2057;mso-fit-shape-to-text:t" inset="0,0,0,0">
               <w:txbxContent>
                 <w:p>
                   <w:pPr>
@@ -9460,6 +10648,7 @@
     <w:p>
       <w:pPr>
         <w:pStyle w:val="NoSpacing"/>
+        <w:jc w:val="both"/>
         <w:rPr>
           <w:lang w:val="sr-Cyrl-RS"/>
         </w:rPr>
@@ -9615,7 +10804,21 @@
         <w:rPr>
           <w:lang w:val="sr-Cyrl-RS"/>
         </w:rPr>
-        <w:t>објеката постоје везе које могу имати различите кардиналности.</w:t>
+        <w:t xml:space="preserve">објеката постоје везе које могу имати различите </w:t>
+      </w:r>
+      <w:proofErr w:type="spellStart"/>
+      <w:r>
+        <w:rPr>
+          <w:lang w:val="sr-Cyrl-RS"/>
+        </w:rPr>
+        <w:t>кардиналности</w:t>
+      </w:r>
+      <w:proofErr w:type="spellEnd"/>
+      <w:r>
+        <w:rPr>
+          <w:lang w:val="sr-Cyrl-RS"/>
+        </w:rPr>
+        <w:t>.</w:t>
       </w:r>
       <w:r>
         <w:t xml:space="preserve"> </w:t>
@@ -9923,6 +11126,7 @@
     </w:p>
     <w:p>
       <w:pPr>
+        <w:jc w:val="both"/>
         <w:rPr>
           <w:lang w:val="sr-Cyrl-RS"/>
         </w:rPr>
@@ -9996,11 +11200,19 @@
       <w:r>
         <w:t xml:space="preserve"> </w:t>
       </w:r>
-      <w:r>
-        <w:rPr>
-          <w:lang w:val="sr-Cyrl-RS"/>
-        </w:rPr>
-        <w:t xml:space="preserve">framework-у </w:t>
+      <w:proofErr w:type="spellStart"/>
+      <w:r>
+        <w:rPr>
+          <w:lang w:val="sr-Cyrl-RS"/>
+        </w:rPr>
+        <w:t>framework</w:t>
+      </w:r>
+      <w:proofErr w:type="spellEnd"/>
+      <w:r>
+        <w:rPr>
+          <w:lang w:val="sr-Cyrl-RS"/>
+        </w:rPr>
+        <w:t xml:space="preserve">-у </w:t>
       </w:r>
       <w:r>
         <w:rPr>
@@ -10131,12 +11343,14 @@
       <w:r>
         <w:t>scrape-</w:t>
       </w:r>
+      <w:proofErr w:type="spellStart"/>
       <w:r>
         <w:rPr>
           <w:lang w:val="sr-Cyrl-RS"/>
         </w:rPr>
         <w:t>овања</w:t>
       </w:r>
+      <w:proofErr w:type="spellEnd"/>
       <w:r>
         <w:rPr>
           <w:lang w:val="sr-Cyrl-RS"/>
@@ -10170,8 +11384,13 @@
         </w:rPr>
         <w:t xml:space="preserve">стране и преузимање потребних података помоћу </w:t>
       </w:r>
-      <w:r>
-        <w:t xml:space="preserve">xpath-a </w:t>
+      <w:proofErr w:type="spellStart"/>
+      <w:r>
+        <w:t>xpath</w:t>
+      </w:r>
+      <w:proofErr w:type="spellEnd"/>
+      <w:r>
+        <w:t xml:space="preserve">-a </w:t>
       </w:r>
       <w:r>
         <w:rPr>
@@ -10179,8 +11398,13 @@
         </w:rPr>
         <w:t xml:space="preserve">и </w:t>
       </w:r>
-      <w:r>
-        <w:t xml:space="preserve">css </w:t>
+      <w:proofErr w:type="spellStart"/>
+      <w:r>
+        <w:t>css</w:t>
+      </w:r>
+      <w:proofErr w:type="spellEnd"/>
+      <w:r>
+        <w:t xml:space="preserve"> </w:t>
       </w:r>
       <w:r>
         <w:rPr>
@@ -10270,6 +11494,7 @@
     </w:p>
     <w:p>
       <w:pPr>
+        <w:jc w:val="both"/>
         <w:rPr>
           <w:lang w:val="sr-Cyrl-RS"/>
         </w:rPr>
@@ -10320,8 +11545,13 @@
         </w:rPr>
         <w:t xml:space="preserve"> дефинишемо име, почетни </w:t>
       </w:r>
-      <w:r>
-        <w:t xml:space="preserve">url </w:t>
+      <w:proofErr w:type="spellStart"/>
+      <w:r>
+        <w:t>url</w:t>
+      </w:r>
+      <w:proofErr w:type="spellEnd"/>
+      <w:r>
+        <w:t xml:space="preserve"> </w:t>
       </w:r>
       <w:r>
         <w:rPr>
@@ -10332,11 +11562,19 @@
       <w:r>
         <w:t>scrape-</w:t>
       </w:r>
-      <w:r>
-        <w:rPr>
-          <w:lang w:val="sr-Cyrl-RS"/>
-        </w:rPr>
-        <w:t>ујемо.</w:t>
+      <w:proofErr w:type="spellStart"/>
+      <w:r>
+        <w:rPr>
+          <w:lang w:val="sr-Cyrl-RS"/>
+        </w:rPr>
+        <w:t>ујемо</w:t>
+      </w:r>
+      <w:proofErr w:type="spellEnd"/>
+      <w:r>
+        <w:rPr>
+          <w:lang w:val="sr-Cyrl-RS"/>
+        </w:rPr>
+        <w:t>.</w:t>
       </w:r>
     </w:p>
     <w:p>
@@ -11197,44 +12435,121 @@
       <w:pPr>
         <w:pStyle w:val="Textbody"/>
         <w:rPr>
-          <w:lang w:val="sr-Cyrl-RS"/>
-        </w:rPr>
-      </w:pPr>
-      <w:r>
-        <w:rPr>
-          <w:lang w:val="sr-Cyrl-RS"/>
-        </w:rPr>
-        <w:t>Ова функција је наслеђена апстрактна функција која се извршава приликом иницијализације spider-a.</w:t>
-      </w:r>
-      <w:r>
-        <w:rPr>
+          <w:rFonts w:ascii="Liberation Serif" w:hAnsi="Liberation Serif"/>
+          <w:lang w:val="sr-Cyrl-RS"/>
+        </w:rPr>
+      </w:pPr>
+      <w:r>
+        <w:rPr>
+          <w:rFonts w:ascii="Liberation Serif" w:hAnsi="Liberation Serif"/>
+          <w:lang w:val="sr-Cyrl-RS"/>
+        </w:rPr>
+        <w:t xml:space="preserve">Ова функција је наслеђена апстрактна функција која се извршава приликом иницијализације </w:t>
+      </w:r>
+      <w:proofErr w:type="spellStart"/>
+      <w:r>
+        <w:rPr>
+          <w:rFonts w:ascii="Liberation Serif" w:hAnsi="Liberation Serif"/>
+          <w:lang w:val="sr-Cyrl-RS"/>
+        </w:rPr>
+        <w:t>spider</w:t>
+      </w:r>
+      <w:proofErr w:type="spellEnd"/>
+      <w:r>
+        <w:rPr>
+          <w:rFonts w:ascii="Liberation Serif" w:hAnsi="Liberation Serif"/>
+          <w:lang w:val="sr-Cyrl-RS"/>
+        </w:rPr>
+        <w:t>-a.</w:t>
+      </w:r>
+      <w:r>
+        <w:rPr>
+          <w:rFonts w:ascii="Liberation Serif" w:hAnsi="Liberation Serif"/>
           <w:lang w:val="sr-Cyrl-RS"/>
         </w:rPr>
         <w:t xml:space="preserve"> Прво проверавамо да ли имамо приступ датој страни и</w:t>
       </w:r>
       <w:r>
         <w:rPr>
+          <w:rFonts w:ascii="Liberation Serif" w:hAnsi="Liberation Serif"/>
           <w:lang w:val="sr-Cyrl-RS"/>
         </w:rPr>
         <w:t xml:space="preserve"> памтимо време када је </w:t>
       </w:r>
       <w:r>
+        <w:rPr>
+          <w:rFonts w:ascii="Liberation Serif" w:hAnsi="Liberation Serif"/>
+        </w:rPr>
         <w:t>scrape-</w:t>
       </w:r>
-      <w:r>
-        <w:rPr>
-          <w:lang w:val="sr-Cyrl-RS"/>
-        </w:rPr>
-        <w:t xml:space="preserve">овање започето. На крају итерирамо кроз претходно дефинисане стране и шаљемо захтеве са њиховим </w:t>
-      </w:r>
-      <w:r>
-        <w:t>url-</w:t>
-      </w:r>
-      <w:r>
-        <w:rPr>
-          <w:lang w:val="sr-Cyrl-RS"/>
-        </w:rPr>
-        <w:t>овима и креирамо Listener којем ће се резултати захтева проследити када се захтев заврши.</w:t>
+      <w:proofErr w:type="spellStart"/>
+      <w:r>
+        <w:rPr>
+          <w:rFonts w:ascii="Liberation Serif" w:hAnsi="Liberation Serif"/>
+          <w:lang w:val="sr-Cyrl-RS"/>
+        </w:rPr>
+        <w:t>овање</w:t>
+      </w:r>
+      <w:proofErr w:type="spellEnd"/>
+      <w:r>
+        <w:rPr>
+          <w:rFonts w:ascii="Liberation Serif" w:hAnsi="Liberation Serif"/>
+          <w:lang w:val="sr-Cyrl-RS"/>
+        </w:rPr>
+        <w:t xml:space="preserve"> започето. На крају </w:t>
+      </w:r>
+      <w:proofErr w:type="spellStart"/>
+      <w:r>
+        <w:rPr>
+          <w:rFonts w:ascii="Liberation Serif" w:hAnsi="Liberation Serif"/>
+          <w:lang w:val="sr-Cyrl-RS"/>
+        </w:rPr>
+        <w:t>итерирамо</w:t>
+      </w:r>
+      <w:proofErr w:type="spellEnd"/>
+      <w:r>
+        <w:rPr>
+          <w:rFonts w:ascii="Liberation Serif" w:hAnsi="Liberation Serif"/>
+          <w:lang w:val="sr-Cyrl-RS"/>
+        </w:rPr>
+        <w:t xml:space="preserve"> кроз претходно дефинисане стране и шаљемо захтеве са њиховим </w:t>
+      </w:r>
+      <w:proofErr w:type="spellStart"/>
+      <w:r>
+        <w:rPr>
+          <w:rFonts w:ascii="Liberation Serif" w:hAnsi="Liberation Serif"/>
+        </w:rPr>
+        <w:t>url</w:t>
+      </w:r>
+      <w:proofErr w:type="spellEnd"/>
+      <w:r>
+        <w:rPr>
+          <w:rFonts w:ascii="Liberation Serif" w:hAnsi="Liberation Serif"/>
+        </w:rPr>
+        <w:t>-</w:t>
+      </w:r>
+      <w:r>
+        <w:rPr>
+          <w:rFonts w:ascii="Liberation Serif" w:hAnsi="Liberation Serif"/>
+          <w:lang w:val="sr-Cyrl-RS"/>
+        </w:rPr>
+        <w:t xml:space="preserve">овима и креирамо </w:t>
+      </w:r>
+      <w:proofErr w:type="spellStart"/>
+      <w:r>
+        <w:rPr>
+          <w:rFonts w:ascii="Liberation Serif" w:hAnsi="Liberation Serif"/>
+          <w:lang w:val="sr-Cyrl-RS"/>
+        </w:rPr>
+        <w:t>Listener</w:t>
+      </w:r>
+      <w:proofErr w:type="spellEnd"/>
+      <w:r>
+        <w:rPr>
+          <w:rFonts w:ascii="Liberation Serif" w:hAnsi="Liberation Serif"/>
+          <w:lang w:val="sr-Cyrl-RS"/>
+        </w:rPr>
+        <w:t xml:space="preserve"> којем ће се резултати захтева проследити када се захтев заврши.</w:t>
       </w:r>
     </w:p>
     <w:tbl>
@@ -11863,11 +13178,26 @@
         <w:rPr>
           <w:lang w:val="sr-Cyrl-RS"/>
         </w:rPr>
-        <w:t>Пример scrape-овања позивањем API захтева</w:t>
-      </w:r>
-    </w:p>
-    <w:p>
-      <w:pPr>
+        <w:t xml:space="preserve">Пример </w:t>
+      </w:r>
+      <w:proofErr w:type="spellStart"/>
+      <w:r>
+        <w:rPr>
+          <w:lang w:val="sr-Cyrl-RS"/>
+        </w:rPr>
+        <w:t>scrape-овања</w:t>
+      </w:r>
+      <w:proofErr w:type="spellEnd"/>
+      <w:r>
+        <w:rPr>
+          <w:lang w:val="sr-Cyrl-RS"/>
+        </w:rPr>
+        <w:t xml:space="preserve"> позивањем API захтева</w:t>
+      </w:r>
+    </w:p>
+    <w:p>
+      <w:pPr>
+        <w:jc w:val="both"/>
         <w:rPr>
           <w:lang w:val="sr-Cyrl-RS"/>
         </w:rPr>
@@ -11879,8 +13209,13 @@
         <w:tab/>
         <w:t xml:space="preserve">Када се захтев изврши резултат се прослеђује функцији </w:t>
       </w:r>
-      <w:r>
-        <w:t xml:space="preserve">parsePage. </w:t>
+      <w:proofErr w:type="spellStart"/>
+      <w:r>
+        <w:t>parsePage</w:t>
+      </w:r>
+      <w:proofErr w:type="spellEnd"/>
+      <w:r>
+        <w:t xml:space="preserve">. </w:t>
       </w:r>
       <w:r>
         <w:rPr>
@@ -11900,6 +13235,7 @@
     </w:p>
     <w:p>
       <w:pPr>
+        <w:jc w:val="both"/>
         <w:rPr>
           <w:lang w:val="sr-Cyrl-RS"/>
         </w:rPr>
@@ -11980,6 +13316,7 @@
               </w:rPr>
               <w:t xml:space="preserve">Пример </w:t>
             </w:r>
+            <w:proofErr w:type="spellStart"/>
             <w:r>
               <w:rPr>
                 <w:b/>
@@ -11989,6 +13326,7 @@
               </w:rPr>
               <w:t>scrape-овања</w:t>
             </w:r>
+            <w:proofErr w:type="spellEnd"/>
             <w:r>
               <w:rPr>
                 <w:b/>
@@ -13359,11 +14697,40 @@
           <w:lang w:val="sr-Cyrl-RS"/>
         </w:rPr>
         <w:lastRenderedPageBreak/>
-        <w:t>Пример scrape-овања помоћу xpath-a</w:t>
-      </w:r>
-    </w:p>
-    <w:p>
-      <w:pPr>
+        <w:t xml:space="preserve">Пример </w:t>
+      </w:r>
+      <w:proofErr w:type="spellStart"/>
+      <w:r>
+        <w:rPr>
+          <w:lang w:val="sr-Cyrl-RS"/>
+        </w:rPr>
+        <w:t>scrape-овања</w:t>
+      </w:r>
+      <w:proofErr w:type="spellEnd"/>
+      <w:r>
+        <w:rPr>
+          <w:lang w:val="sr-Cyrl-RS"/>
+        </w:rPr>
+        <w:t xml:space="preserve"> помоћу </w:t>
+      </w:r>
+      <w:proofErr w:type="spellStart"/>
+      <w:r>
+        <w:rPr>
+          <w:lang w:val="sr-Cyrl-RS"/>
+        </w:rPr>
+        <w:t>xpath</w:t>
+      </w:r>
+      <w:proofErr w:type="spellEnd"/>
+      <w:r>
+        <w:rPr>
+          <w:lang w:val="sr-Cyrl-RS"/>
+        </w:rPr>
+        <w:t>-a</w:t>
+      </w:r>
+    </w:p>
+    <w:p>
+      <w:pPr>
+        <w:jc w:val="both"/>
         <w:rPr>
           <w:lang w:val="sr-Cyrl-RS"/>
         </w:rPr>
@@ -13374,12 +14741,14 @@
         </w:rPr>
         <w:tab/>
       </w:r>
+      <w:proofErr w:type="spellStart"/>
       <w:r>
         <w:rPr>
           <w:lang w:val="sr-Cyrl-RS"/>
         </w:rPr>
         <w:t>XPath</w:t>
       </w:r>
+      <w:proofErr w:type="spellEnd"/>
       <w:r>
         <w:t xml:space="preserve"> (</w:t>
       </w:r>
@@ -13525,6 +14894,7 @@
               </w:rPr>
               <w:t xml:space="preserve">Пример </w:t>
             </w:r>
+            <w:proofErr w:type="spellStart"/>
             <w:r>
               <w:rPr>
                 <w:b/>
@@ -13534,6 +14904,7 @@
               </w:rPr>
               <w:t>scrape-овања</w:t>
             </w:r>
+            <w:proofErr w:type="spellEnd"/>
             <w:r>
               <w:rPr>
                 <w:b/>
@@ -13552,13 +14923,23 @@
               </w:rPr>
               <w:t xml:space="preserve">помоћу </w:t>
             </w:r>
+            <w:proofErr w:type="spellStart"/>
             <w:r>
               <w:rPr>
                 <w:b/>
                 <w:bCs/>
                 <w:color w:val="FFFFFF" w:themeColor="background1"/>
               </w:rPr>
-              <w:t>xpath-a</w:t>
+              <w:t>xpath</w:t>
+            </w:r>
+            <w:proofErr w:type="spellEnd"/>
+            <w:r>
+              <w:rPr>
+                <w:b/>
+                <w:bCs/>
+                <w:color w:val="FFFFFF" w:themeColor="background1"/>
+              </w:rPr>
+              <w:t>-a</w:t>
             </w:r>
             <w:r>
               <w:rPr>
@@ -15466,6 +16847,7 @@
     </w:p>
     <w:p>
       <w:pPr>
+        <w:jc w:val="both"/>
         <w:rPr>
           <w:lang w:val="sr-Cyrl-RS"/>
         </w:rPr>
@@ -15480,67 +16862,83 @@
       <w:r>
         <w:t>P</w:t>
       </w:r>
+      <w:proofErr w:type="spellStart"/>
       <w:r>
         <w:rPr>
           <w:lang w:val="sr-Cyrl-RS"/>
         </w:rPr>
         <w:t>ymongo</w:t>
       </w:r>
-      <w:hyperlink w:anchor="_Литература" w:history="1">
-        <w:sdt>
-          <w:sdtPr>
+      <w:proofErr w:type="spellEnd"/>
+      <w:r>
+        <w:fldChar w:fldCharType="begin"/>
+      </w:r>
+      <w:r>
+        <w:instrText>HYPERLINK \l "_Литература"</w:instrText>
+      </w:r>
+      <w:r>
+        <w:fldChar w:fldCharType="separate"/>
+      </w:r>
+      <w:sdt>
+        <w:sdtPr>
+          <w:rPr>
+            <w:rStyle w:val="Hyperlink"/>
+            <w:lang w:val="sr-Cyrl-RS"/>
+          </w:rPr>
+          <w:id w:val="-1190982388"/>
+          <w:citation/>
+        </w:sdtPr>
+        <w:sdtContent>
+          <w:r>
             <w:rPr>
               <w:rStyle w:val="Hyperlink"/>
               <w:lang w:val="sr-Cyrl-RS"/>
             </w:rPr>
-            <w:id w:val="-1190982388"/>
-            <w:citation/>
-          </w:sdtPr>
-          <w:sdtContent>
-            <w:r>
-              <w:rPr>
-                <w:rStyle w:val="Hyperlink"/>
-                <w:lang w:val="sr-Cyrl-RS"/>
-              </w:rPr>
-              <w:fldChar w:fldCharType="begin"/>
-            </w:r>
-            <w:r>
-              <w:rPr>
-                <w:rStyle w:val="Hyperlink"/>
-              </w:rPr>
-              <w:instrText xml:space="preserve">CITATION pymongo \l 1033 </w:instrText>
-            </w:r>
-            <w:r>
-              <w:rPr>
-                <w:rStyle w:val="Hyperlink"/>
-                <w:lang w:val="sr-Cyrl-RS"/>
-              </w:rPr>
-              <w:fldChar w:fldCharType="separate"/>
-            </w:r>
-            <w:r>
-              <w:rPr>
-                <w:rStyle w:val="Hyperlink"/>
-                <w:noProof/>
-              </w:rPr>
-              <w:t xml:space="preserve"> </w:t>
-            </w:r>
-            <w:r>
-              <w:rPr>
-                <w:noProof/>
-                <w:color w:val="467886" w:themeColor="hyperlink"/>
-              </w:rPr>
-              <w:t>[3]</w:t>
-            </w:r>
-            <w:r>
-              <w:rPr>
-                <w:rStyle w:val="Hyperlink"/>
-                <w:lang w:val="sr-Cyrl-RS"/>
-              </w:rPr>
-              <w:fldChar w:fldCharType="end"/>
-            </w:r>
-          </w:sdtContent>
-        </w:sdt>
-      </w:hyperlink>
+            <w:fldChar w:fldCharType="begin"/>
+          </w:r>
+          <w:r>
+            <w:rPr>
+              <w:rStyle w:val="Hyperlink"/>
+            </w:rPr>
+            <w:instrText xml:space="preserve">CITATION pymongo \l 1033 </w:instrText>
+          </w:r>
+          <w:r>
+            <w:rPr>
+              <w:rStyle w:val="Hyperlink"/>
+              <w:lang w:val="sr-Cyrl-RS"/>
+            </w:rPr>
+            <w:fldChar w:fldCharType="separate"/>
+          </w:r>
+          <w:r>
+            <w:rPr>
+              <w:rStyle w:val="Hyperlink"/>
+              <w:noProof/>
+            </w:rPr>
+            <w:t xml:space="preserve"> </w:t>
+          </w:r>
+          <w:r>
+            <w:rPr>
+              <w:noProof/>
+              <w:color w:val="467886" w:themeColor="hyperlink"/>
+            </w:rPr>
+            <w:t>[3]</w:t>
+          </w:r>
+          <w:r>
+            <w:rPr>
+              <w:rStyle w:val="Hyperlink"/>
+              <w:lang w:val="sr-Cyrl-RS"/>
+            </w:rPr>
+            <w:fldChar w:fldCharType="end"/>
+          </w:r>
+        </w:sdtContent>
+      </w:sdt>
+      <w:r>
+        <w:rPr>
+          <w:rStyle w:val="Hyperlink"/>
+          <w:lang w:val="sr-Cyrl-RS"/>
+        </w:rPr>
+        <w:fldChar w:fldCharType="end"/>
+      </w:r>
       <w:r>
         <w:rPr>
           <w:lang w:val="sr-Cyrl-RS"/>
@@ -15599,6 +16997,7 @@
     </w:p>
     <w:p>
       <w:pPr>
+        <w:jc w:val="both"/>
         <w:rPr>
           <w:lang w:val="sr-Cyrl-RS"/>
         </w:rPr>
@@ -15608,16 +17007,37 @@
           <w:lang w:val="sr-Cyrl-RS"/>
         </w:rPr>
         <w:tab/>
-        <w:t xml:space="preserve">Singleton се постиже тако што </w:t>
+      </w:r>
+      <w:proofErr w:type="spellStart"/>
+      <w:r>
+        <w:rPr>
+          <w:lang w:val="sr-Cyrl-RS"/>
+        </w:rPr>
+        <w:t>Singleton</w:t>
+      </w:r>
+      <w:proofErr w:type="spellEnd"/>
+      <w:r>
+        <w:rPr>
+          <w:lang w:val="sr-Cyrl-RS"/>
+        </w:rPr>
+        <w:t xml:space="preserve"> се постиже тако што </w:t>
       </w:r>
       <w:r>
         <w:t>override-</w:t>
       </w:r>
-      <w:r>
-        <w:rPr>
-          <w:lang w:val="sr-Cyrl-RS"/>
-        </w:rPr>
-        <w:t xml:space="preserve">ујемо статичну методу  </w:t>
+      <w:proofErr w:type="spellStart"/>
+      <w:r>
+        <w:rPr>
+          <w:lang w:val="sr-Cyrl-RS"/>
+        </w:rPr>
+        <w:t>ујемо</w:t>
+      </w:r>
+      <w:proofErr w:type="spellEnd"/>
+      <w:r>
+        <w:rPr>
+          <w:lang w:val="sr-Cyrl-RS"/>
+        </w:rPr>
+        <w:t xml:space="preserve"> статичну методу  </w:t>
       </w:r>
       <w:r>
         <w:rPr>
@@ -15640,8 +17060,23 @@
         <w:rPr>
           <w:lang w:val="sr-Cyrl-RS"/>
         </w:rPr>
-        <w:t xml:space="preserve"> која се извршава приликом инстанцирања новог објекта дате класе. Функција као параметар прихвата </w:t>
-      </w:r>
+        <w:t xml:space="preserve"> која се извршава приликом </w:t>
+      </w:r>
+      <w:proofErr w:type="spellStart"/>
+      <w:r>
+        <w:rPr>
+          <w:lang w:val="sr-Cyrl-RS"/>
+        </w:rPr>
+        <w:t>инстанцирања</w:t>
+      </w:r>
+      <w:proofErr w:type="spellEnd"/>
+      <w:r>
+        <w:rPr>
+          <w:lang w:val="sr-Cyrl-RS"/>
+        </w:rPr>
+        <w:t xml:space="preserve"> новог објекта дате класе. Функција као параметар прихвата </w:t>
+      </w:r>
+      <w:proofErr w:type="spellStart"/>
       <w:r>
         <w:rPr>
           <w:b/>
@@ -15649,6 +17084,7 @@
         </w:rPr>
         <w:t>cls</w:t>
       </w:r>
+      <w:proofErr w:type="spellEnd"/>
       <w:r>
         <w:rPr>
           <w:b/>
@@ -15660,7 +17096,21 @@
         <w:rPr>
           <w:lang w:val="sr-Cyrl-RS"/>
         </w:rPr>
-        <w:t xml:space="preserve">који представља класу која се иницијализује. </w:t>
+        <w:t xml:space="preserve">који представља класу која се </w:t>
+      </w:r>
+      <w:proofErr w:type="spellStart"/>
+      <w:r>
+        <w:rPr>
+          <w:lang w:val="sr-Cyrl-RS"/>
+        </w:rPr>
+        <w:t>иницијализује</w:t>
+      </w:r>
+      <w:proofErr w:type="spellEnd"/>
+      <w:r>
+        <w:rPr>
+          <w:lang w:val="sr-Cyrl-RS"/>
+        </w:rPr>
+        <w:t xml:space="preserve">. </w:t>
       </w:r>
     </w:p>
     <w:p>
@@ -15678,6 +17128,7 @@
     </w:p>
     <w:p>
       <w:pPr>
+        <w:jc w:val="both"/>
         <w:rPr>
           <w:lang w:val="sr-Cyrl-RS"/>
         </w:rPr>
@@ -15741,7 +17192,21 @@
         <w:rPr>
           <w:lang w:val="sr-Cyrl-RS"/>
         </w:rPr>
-        <w:t xml:space="preserve">“ за приступ заједничким ресурсима. У нашем случају може доћи до тога да неке нити у исто време покушају да инстанцирају објекат и у исто време утврде да тренутно не постоји ниједна инстанца дате класе. Тада ће прва нит </w:t>
+        <w:t xml:space="preserve">“ за приступ заједничким ресурсима. У нашем случају може доћи до тога да неке нити у исто време покушају да </w:t>
+      </w:r>
+      <w:proofErr w:type="spellStart"/>
+      <w:r>
+        <w:rPr>
+          <w:lang w:val="sr-Cyrl-RS"/>
+        </w:rPr>
+        <w:t>инстанцирају</w:t>
+      </w:r>
+      <w:proofErr w:type="spellEnd"/>
+      <w:r>
+        <w:rPr>
+          <w:lang w:val="sr-Cyrl-RS"/>
+        </w:rPr>
+        <w:t xml:space="preserve"> објекат и у исто време утврде да тренутно не постоји ниједна инстанца дате класе. Тада ће прва нит </w:t>
       </w:r>
       <w:r>
         <w:rPr>
@@ -15766,6 +17231,7 @@
     </w:p>
     <w:p>
       <w:pPr>
+        <w:jc w:val="both"/>
         <w:rPr>
           <w:lang w:val="sr-Cyrl-RS"/>
         </w:rPr>
@@ -16960,6 +18426,9 @@
       </w:pPr>
     </w:p>
     <w:p>
+      <w:pPr>
+        <w:jc w:val="both"/>
+      </w:pPr>
       <w:r>
         <w:rPr>
           <w:lang w:val="sr-Cyrl-RS"/>
@@ -16970,8 +18439,21 @@
       <w:r>
         <w:t>[</w:t>
       </w:r>
-      <w:r>
-        <w:t>Изворни код 4.5</w:t>
+      <w:proofErr w:type="spellStart"/>
+      <w:r>
+        <w:t>Изворни</w:t>
+      </w:r>
+      <w:proofErr w:type="spellEnd"/>
+      <w:r>
+        <w:t xml:space="preserve"> </w:t>
+      </w:r>
+      <w:proofErr w:type="spellStart"/>
+      <w:r>
+        <w:t>код</w:t>
+      </w:r>
+      <w:proofErr w:type="spellEnd"/>
+      <w:r>
+        <w:t xml:space="preserve"> 4.5</w:t>
       </w:r>
       <w:r>
         <w:t xml:space="preserve">], </w:t>
@@ -16985,8 +18467,21 @@
       <w:r>
         <w:t>[</w:t>
       </w:r>
-      <w:r>
-        <w:t>Изворни код 4.6</w:t>
+      <w:proofErr w:type="spellStart"/>
+      <w:r>
+        <w:t>Изворни</w:t>
+      </w:r>
+      <w:proofErr w:type="spellEnd"/>
+      <w:r>
+        <w:t xml:space="preserve"> </w:t>
+      </w:r>
+      <w:proofErr w:type="spellStart"/>
+      <w:r>
+        <w:t>код</w:t>
+      </w:r>
+      <w:proofErr w:type="spellEnd"/>
+      <w:r>
+        <w:t xml:space="preserve"> 4.6</w:t>
       </w:r>
       <w:r>
         <w:t xml:space="preserve">] </w:t>
@@ -17000,8 +18495,21 @@
       <w:r>
         <w:t>[</w:t>
       </w:r>
-      <w:r>
-        <w:t>Изворни код 4.7</w:t>
+      <w:proofErr w:type="spellStart"/>
+      <w:r>
+        <w:t>Изворни</w:t>
+      </w:r>
+      <w:proofErr w:type="spellEnd"/>
+      <w:r>
+        <w:t xml:space="preserve"> </w:t>
+      </w:r>
+      <w:proofErr w:type="spellStart"/>
+      <w:r>
+        <w:t>код</w:t>
+      </w:r>
+      <w:proofErr w:type="spellEnd"/>
+      <w:r>
+        <w:t xml:space="preserve"> 4.7</w:t>
       </w:r>
       <w:r>
         <w:t>]</w:t>
@@ -18354,17 +19862,34 @@
         </w:rPr>
       </w:pPr>
       <w:bookmarkStart w:id="24" w:name="_Toc161506721"/>
+      <w:proofErr w:type="spellStart"/>
       <w:r>
         <w:rPr>
           <w:lang w:val="sr-Cyrl-RS"/>
         </w:rPr>
         <w:lastRenderedPageBreak/>
-        <w:t>Scrapy pipeline</w:t>
+        <w:t>Scrapy</w:t>
+      </w:r>
+      <w:proofErr w:type="spellEnd"/>
+      <w:r>
+        <w:rPr>
+          <w:lang w:val="sr-Cyrl-RS"/>
+        </w:rPr>
+        <w:t xml:space="preserve"> </w:t>
+      </w:r>
+      <w:proofErr w:type="spellStart"/>
+      <w:r>
+        <w:rPr>
+          <w:lang w:val="sr-Cyrl-RS"/>
+        </w:rPr>
+        <w:t>pipeline</w:t>
       </w:r>
       <w:bookmarkEnd w:id="24"/>
-    </w:p>
-    <w:p>
-      <w:pPr>
+      <w:proofErr w:type="spellEnd"/>
+    </w:p>
+    <w:p>
+      <w:pPr>
+        <w:jc w:val="both"/>
         <w:rPr>
           <w:lang w:val="sr-Cyrl-RS"/>
         </w:rPr>
@@ -18390,9 +19915,11 @@
         </w:rPr>
         <w:t xml:space="preserve">и </w:t>
       </w:r>
+      <w:proofErr w:type="spellStart"/>
       <w:r>
         <w:t>ProductMenager</w:t>
       </w:r>
+      <w:proofErr w:type="spellEnd"/>
       <w:r>
         <w:rPr>
           <w:lang w:val="sr-Cyrl-RS"/>
@@ -18426,23 +19953,41 @@
         </w:rPr>
         <w:t xml:space="preserve"> заврши са обрадом производа исти шаље методи  </w:t>
       </w:r>
+      <w:proofErr w:type="spellStart"/>
       <w:r>
         <w:t>process_item</w:t>
       </w:r>
+      <w:proofErr w:type="spellEnd"/>
       <w:r>
         <w:rPr>
           <w:lang w:val="sr-Cyrl-RS"/>
         </w:rPr>
         <w:t xml:space="preserve"> која га прослеђује одређеном  </w:t>
       </w:r>
+      <w:proofErr w:type="spellStart"/>
       <w:r>
         <w:t>ProductMenager</w:t>
       </w:r>
-      <w:r>
-        <w:rPr>
-          <w:lang w:val="sr-Cyrl-RS"/>
-        </w:rPr>
-        <w:t>-у у зависности од категорије</w:t>
+      <w:proofErr w:type="spellEnd"/>
+      <w:r>
+        <w:rPr>
+          <w:lang w:val="sr-Cyrl-RS"/>
+        </w:rPr>
+        <w:t xml:space="preserve">-у </w:t>
+      </w:r>
+      <w:proofErr w:type="spellStart"/>
+      <w:r>
+        <w:rPr>
+          <w:lang w:val="sr-Cyrl-RS"/>
+        </w:rPr>
+        <w:t>у</w:t>
+      </w:r>
+      <w:proofErr w:type="spellEnd"/>
+      <w:r>
+        <w:rPr>
+          <w:lang w:val="sr-Cyrl-RS"/>
+        </w:rPr>
+        <w:t xml:space="preserve"> зависности од категорије</w:t>
       </w:r>
       <w:r>
         <w:rPr>
@@ -19131,9 +20676,11 @@
         </w:rPr>
       </w:pPr>
       <w:bookmarkStart w:id="25" w:name="_Toc161506722"/>
+      <w:proofErr w:type="spellStart"/>
       <w:r>
         <w:t>ProductMenager</w:t>
       </w:r>
+      <w:proofErr w:type="spellEnd"/>
       <w:r>
         <w:rPr>
           <w:lang w:val="sr-Cyrl-RS"/>
@@ -19144,6 +20691,7 @@
     </w:p>
     <w:p>
       <w:pPr>
+        <w:jc w:val="both"/>
         <w:rPr>
           <w:lang w:val="sr-Cyrl-RS"/>
         </w:rPr>
@@ -19170,9 +20718,11 @@
         </w:rPr>
         <w:t xml:space="preserve">Сваки појединачни </w:t>
       </w:r>
+      <w:proofErr w:type="spellStart"/>
       <w:r>
         <w:t>ProductMenager</w:t>
       </w:r>
+      <w:proofErr w:type="spellEnd"/>
       <w:r>
         <w:rPr>
           <w:lang w:val="sr-Cyrl-RS"/>
@@ -19194,9 +20744,11 @@
         </w:rPr>
         <w:t xml:space="preserve"> Да смо се одлучили да користимо само једну нит за све </w:t>
       </w:r>
+      <w:proofErr w:type="spellStart"/>
       <w:r>
         <w:t>ProductMenager</w:t>
       </w:r>
+      <w:proofErr w:type="spellEnd"/>
       <w:r>
         <w:rPr>
           <w:lang w:val="sr-Cyrl-RS"/>
@@ -19217,8 +20769,13 @@
         </w:rPr>
         <w:t xml:space="preserve">између </w:t>
       </w:r>
-      <w:r>
-        <w:t xml:space="preserve">ProductMenager-a </w:t>
+      <w:proofErr w:type="spellStart"/>
+      <w:r>
+        <w:t>ProductMenager</w:t>
+      </w:r>
+      <w:proofErr w:type="spellEnd"/>
+      <w:r>
+        <w:t xml:space="preserve">-a </w:t>
       </w:r>
       <w:r>
         <w:rPr>
@@ -19303,6 +20860,7 @@
               </w:rPr>
               <w:t xml:space="preserve">: </w:t>
             </w:r>
+            <w:proofErr w:type="spellStart"/>
             <w:r>
               <w:rPr>
                 <w:b/>
@@ -19312,6 +20870,7 @@
               </w:rPr>
               <w:t>ProductMenager</w:t>
             </w:r>
+            <w:proofErr w:type="spellEnd"/>
           </w:p>
         </w:tc>
       </w:tr>
@@ -20298,6 +21857,7 @@
     </w:p>
     <w:p>
       <w:pPr>
+        <w:jc w:val="both"/>
         <w:rPr>
           <w:lang w:val="sr-Cyrl-RS"/>
         </w:rPr>
@@ -20314,9 +21874,11 @@
         </w:rPr>
         <w:t xml:space="preserve">Производи се чувају у одређеном </w:t>
       </w:r>
+      <w:proofErr w:type="spellStart"/>
       <w:r>
         <w:t>ProductMenager</w:t>
       </w:r>
+      <w:proofErr w:type="spellEnd"/>
       <w:r>
         <w:rPr>
           <w:lang w:val="sr-Cyrl-RS"/>
@@ -20450,8 +22012,19 @@
                 <w:color w:val="FFFFFF" w:themeColor="background1"/>
                 <w:lang w:val="sr-Cyrl-RS"/>
               </w:rPr>
-              <w:t xml:space="preserve"> ProductMenager</w:t>
-            </w:r>
+              <w:t xml:space="preserve"> </w:t>
+            </w:r>
+            <w:proofErr w:type="spellStart"/>
+            <w:r>
+              <w:rPr>
+                <w:b/>
+                <w:bCs/>
+                <w:color w:val="FFFFFF" w:themeColor="background1"/>
+                <w:lang w:val="sr-Cyrl-RS"/>
+              </w:rPr>
+              <w:t>ProductMenager</w:t>
+            </w:r>
+            <w:proofErr w:type="spellEnd"/>
           </w:p>
         </w:tc>
       </w:tr>
@@ -21017,6 +22590,9 @@
       </w:r>
     </w:p>
     <w:p>
+      <w:pPr>
+        <w:jc w:val="both"/>
+      </w:pPr>
       <w:r>
         <w:rPr>
           <w:lang w:val="sr-Cyrl-RS"/>
@@ -21032,17 +22608,38 @@
       <w:r>
         <w:t>scrape-</w:t>
       </w:r>
-      <w:r>
-        <w:rPr>
-          <w:lang w:val="sr-Cyrl-RS"/>
-        </w:rPr>
-        <w:t>овање свих продавница онда се врши уписивање свих производа у базу</w:t>
+      <w:proofErr w:type="spellStart"/>
+      <w:r>
+        <w:rPr>
+          <w:lang w:val="sr-Cyrl-RS"/>
+        </w:rPr>
+        <w:t>овање</w:t>
+      </w:r>
+      <w:proofErr w:type="spellEnd"/>
+      <w:r>
+        <w:rPr>
+          <w:lang w:val="sr-Cyrl-RS"/>
+        </w:rPr>
+        <w:t xml:space="preserve"> свих продавница онда се врши уписивање свих производа у базу</w:t>
       </w:r>
       <w:r>
         <w:t>[</w:t>
       </w:r>
-      <w:r>
-        <w:t>Изворни код 4.11</w:t>
+      <w:proofErr w:type="spellStart"/>
+      <w:r>
+        <w:t>Изворни</w:t>
+      </w:r>
+      <w:proofErr w:type="spellEnd"/>
+      <w:r>
+        <w:t xml:space="preserve"> </w:t>
+      </w:r>
+      <w:proofErr w:type="spellStart"/>
+      <w:r>
+        <w:t>код</w:t>
+      </w:r>
+      <w:proofErr w:type="spellEnd"/>
+      <w:r>
+        <w:t xml:space="preserve"> 4.11</w:t>
       </w:r>
       <w:r>
         <w:t>]</w:t>
@@ -22284,6 +23881,7 @@
       <w:r>
         <w:t>scrape-</w:t>
       </w:r>
+      <w:proofErr w:type="spellStart"/>
       <w:r>
         <w:rPr>
           <w:lang w:val="sr-Cyrl-RS"/>
@@ -22291,9 +23889,11 @@
         <w:t>овања</w:t>
       </w:r>
       <w:bookmarkEnd w:id="26"/>
-    </w:p>
-    <w:p>
-      <w:pPr>
+      <w:proofErr w:type="spellEnd"/>
+    </w:p>
+    <w:p>
+      <w:pPr>
+        <w:jc w:val="both"/>
         <w:rPr>
           <w:lang w:val="sr-Cyrl-RS"/>
         </w:rPr>
@@ -22308,11 +23908,19 @@
       <w:r>
         <w:t>scrape-</w:t>
       </w:r>
-      <w:r>
-        <w:rPr>
-          <w:lang w:val="sr-Cyrl-RS"/>
-        </w:rPr>
-        <w:t xml:space="preserve">овање извршава више пута у току дана. Овим омогућавамо да корисници увек имају увид у најновије промене цена производа. </w:t>
+      <w:proofErr w:type="spellStart"/>
+      <w:r>
+        <w:rPr>
+          <w:lang w:val="sr-Cyrl-RS"/>
+        </w:rPr>
+        <w:t>овање</w:t>
+      </w:r>
+      <w:proofErr w:type="spellEnd"/>
+      <w:r>
+        <w:rPr>
+          <w:lang w:val="sr-Cyrl-RS"/>
+        </w:rPr>
+        <w:t xml:space="preserve"> извршава више пута у току дана. Овим омогућавамо да корисници увек имају увид у најновије промене цена производа. </w:t>
       </w:r>
     </w:p>
     <w:p>
@@ -22334,12 +23942,14 @@
           <w:numId w:val="17"/>
         </w:numPr>
       </w:pPr>
+      <w:proofErr w:type="spellStart"/>
       <w:r>
         <w:rPr>
           <w:lang w:val="sr-Cyrl-RS"/>
         </w:rPr>
         <w:t>Multiprocessing</w:t>
       </w:r>
+      <w:proofErr w:type="spellEnd"/>
     </w:p>
     <w:p>
       <w:pPr>
@@ -22428,6 +24038,7 @@
     </w:p>
     <w:p>
       <w:pPr>
+        <w:jc w:val="both"/>
         <w:rPr>
           <w:lang w:val="sr-Cyrl-RS"/>
         </w:rPr>
@@ -22435,15 +24046,32 @@
       <w:r>
         <w:t>Scrape-</w:t>
       </w:r>
-      <w:r>
-        <w:rPr>
-          <w:lang w:val="sr-Cyrl-RS"/>
-        </w:rPr>
-        <w:t>овање ће се извршавати сваког сата а попуњавање историје једном дневно</w:t>
+      <w:proofErr w:type="spellStart"/>
+      <w:r>
+        <w:rPr>
+          <w:lang w:val="sr-Cyrl-RS"/>
+        </w:rPr>
+        <w:t>овање</w:t>
+      </w:r>
+      <w:proofErr w:type="spellEnd"/>
+      <w:r>
+        <w:rPr>
+          <w:lang w:val="sr-Cyrl-RS"/>
+        </w:rPr>
+        <w:t xml:space="preserve"> ће се извршавати сваког сата а попуњавање историје једном </w:t>
+      </w:r>
+      <w:proofErr w:type="gramStart"/>
+      <w:r>
+        <w:rPr>
+          <w:lang w:val="sr-Cyrl-RS"/>
+        </w:rPr>
+        <w:t>дневно</w:t>
       </w:r>
       <w:r>
         <w:t>[</w:t>
       </w:r>
+      <w:proofErr w:type="spellStart"/>
+      <w:proofErr w:type="gramEnd"/>
       <w:r>
         <w:t>Изворни</w:t>
       </w:r>
@@ -22451,7 +24079,11 @@
         <w:t>-</w:t>
       </w:r>
       <w:r>
-        <w:t>код 4.12</w:t>
+        <w:t>код</w:t>
+      </w:r>
+      <w:proofErr w:type="spellEnd"/>
+      <w:r>
+        <w:t xml:space="preserve"> 4.12</w:t>
       </w:r>
       <w:r>
         <w:t>]</w:t>
@@ -22471,11 +24103,19 @@
       <w:r>
         <w:t>Scrape-</w:t>
       </w:r>
-      <w:r>
-        <w:rPr>
-          <w:lang w:val="sr-Cyrl-RS"/>
-        </w:rPr>
-        <w:t>овање за појединачне продавнице се извршава паралелно.</w:t>
+      <w:proofErr w:type="spellStart"/>
+      <w:r>
+        <w:rPr>
+          <w:lang w:val="sr-Cyrl-RS"/>
+        </w:rPr>
+        <w:t>овање</w:t>
+      </w:r>
+      <w:proofErr w:type="spellEnd"/>
+      <w:r>
+        <w:rPr>
+          <w:lang w:val="sr-Cyrl-RS"/>
+        </w:rPr>
+        <w:t xml:space="preserve"> за појединачне продавнице се извршава паралелно.</w:t>
       </w:r>
     </w:p>
     <w:tbl>
@@ -22557,6 +24197,7 @@
             <w:r>
               <w:t xml:space="preserve"> </w:t>
             </w:r>
+            <w:proofErr w:type="spellStart"/>
             <w:r>
               <w:rPr>
                 <w:b/>
@@ -22566,6 +24207,7 @@
               </w:rPr>
               <w:t>scrape-овања</w:t>
             </w:r>
+            <w:proofErr w:type="spellEnd"/>
           </w:p>
         </w:tc>
       </w:tr>
@@ -22987,6 +24629,9 @@
       </w:r>
     </w:p>
     <w:p>
+      <w:pPr>
+        <w:jc w:val="both"/>
+      </w:pPr>
       <w:r>
         <w:rPr>
           <w:lang w:val="sr-Cyrl-RS"/>
@@ -22999,17 +24644,32 @@
         </w:rPr>
         <w:t xml:space="preserve">Процес </w:t>
       </w:r>
+      <w:proofErr w:type="spellStart"/>
       <w:r>
         <w:rPr>
           <w:lang w:val="sr-Cyrl-RS"/>
         </w:rPr>
         <w:t>scrape-овања</w:t>
       </w:r>
+      <w:proofErr w:type="spellEnd"/>
       <w:r>
         <w:t>[</w:t>
       </w:r>
-      <w:r>
-        <w:t>Изворни код 4.13</w:t>
+      <w:proofErr w:type="spellStart"/>
+      <w:r>
+        <w:t>Изворни</w:t>
+      </w:r>
+      <w:proofErr w:type="spellEnd"/>
+      <w:r>
+        <w:t xml:space="preserve"> </w:t>
+      </w:r>
+      <w:proofErr w:type="spellStart"/>
+      <w:r>
+        <w:t>код</w:t>
+      </w:r>
+      <w:proofErr w:type="spellEnd"/>
+      <w:r>
+        <w:t xml:space="preserve"> 4.13</w:t>
       </w:r>
       <w:r>
         <w:t>]</w:t>
@@ -23030,7 +24690,21 @@
         <w:rPr>
           <w:lang w:val="sr-Cyrl-RS"/>
         </w:rPr>
-        <w:t xml:space="preserve"> све производе у бази сетујемо </w:t>
+        <w:t xml:space="preserve"> све производе у бази </w:t>
+      </w:r>
+      <w:proofErr w:type="spellStart"/>
+      <w:r>
+        <w:rPr>
+          <w:lang w:val="sr-Cyrl-RS"/>
+        </w:rPr>
+        <w:t>сетујемо</w:t>
+      </w:r>
+      <w:proofErr w:type="spellEnd"/>
+      <w:r>
+        <w:rPr>
+          <w:lang w:val="sr-Cyrl-RS"/>
+        </w:rPr>
+        <w:t xml:space="preserve"> </w:t>
       </w:r>
       <w:r>
         <w:rPr>
@@ -23059,6 +24733,7 @@
         </w:rPr>
         <w:t xml:space="preserve">и започињемо </w:t>
       </w:r>
+      <w:proofErr w:type="spellStart"/>
       <w:r>
         <w:rPr>
           <w:lang w:val="sr-Cyrl-RS"/>
@@ -23069,7 +24744,14 @@
         <w:rPr>
           <w:lang w:val="sr-Cyrl-RS"/>
         </w:rPr>
-        <w:t xml:space="preserve">е појединачних </w:t>
+        <w:t>е</w:t>
+      </w:r>
+      <w:proofErr w:type="spellEnd"/>
+      <w:r>
+        <w:rPr>
+          <w:lang w:val="sr-Cyrl-RS"/>
+        </w:rPr>
+        <w:t xml:space="preserve"> појединачних </w:t>
       </w:r>
       <w:r>
         <w:rPr>
@@ -23259,6 +24941,7 @@
             <w:r>
               <w:t xml:space="preserve"> </w:t>
             </w:r>
+            <w:proofErr w:type="spellStart"/>
             <w:r>
               <w:rPr>
                 <w:b/>
@@ -23268,6 +24951,7 @@
               </w:rPr>
               <w:t>scrape-овања</w:t>
             </w:r>
+            <w:proofErr w:type="spellEnd"/>
           </w:p>
         </w:tc>
       </w:tr>
@@ -24214,6 +25898,7 @@
     </w:tbl>
     <w:p>
       <w:pPr>
+        <w:jc w:val="both"/>
         <w:rPr>
           <w:lang w:val="sr-Cyrl-RS"/>
         </w:rPr>
@@ -24262,7 +25947,7 @@
         </w:rPr>
         <w:pict w14:anchorId="097A9466">
           <v:shape id="_x0000_s2061" type="#_x0000_t202" style="position:absolute;margin-left:0;margin-top:285.55pt;width:482.05pt;height:.05pt;z-index:251665408;mso-position-horizontal-relative:text;mso-position-vertical-relative:text" stroked="f">
-            <v:textbox style="mso-fit-shape-to-text:t" inset="0,0,0,0">
+            <v:textbox style="mso-next-textbox:#_x0000_s2061;mso-fit-shape-to-text:t" inset="0,0,0,0">
               <w:txbxContent>
                 <w:p>
                   <w:pPr>
@@ -24458,150 +26143,154 @@
           <w:lang w:val="sr-Cyrl-RS"/>
         </w:rPr>
       </w:pPr>
-      <w:r>
-        <w:rPr>
-          <w:lang w:val="sr-Cyrl-RS"/>
-        </w:rPr>
+      <w:bookmarkStart w:id="27" w:name="_Toc161506724"/>
+      <w:r>
         <w:lastRenderedPageBreak/>
+        <w:t xml:space="preserve">Node.js </w:t>
+      </w:r>
+      <w:r>
+        <w:rPr>
+          <w:lang w:val="sr-Cyrl-RS"/>
+        </w:rPr>
+        <w:t>WEB сервер</w:t>
+      </w:r>
+      <w:bookmarkEnd w:id="27"/>
+    </w:p>
+    <w:p>
+      <w:pPr>
+        <w:jc w:val="both"/>
+        <w:rPr>
+          <w:lang w:val="sr-Cyrl-RS"/>
+        </w:rPr>
+      </w:pPr>
+      <w:r>
+        <w:rPr>
+          <w:lang w:val="sr-Cyrl-RS"/>
+        </w:rPr>
         <w:tab/>
       </w:r>
-      <w:bookmarkStart w:id="27" w:name="_Toc161506724"/>
-      <w:r>
-        <w:t xml:space="preserve">Node.js </w:t>
-      </w:r>
-      <w:r>
-        <w:rPr>
-          <w:lang w:val="sr-Cyrl-RS"/>
-        </w:rPr>
-        <w:t>WEB сервер</w:t>
-      </w:r>
-      <w:bookmarkEnd w:id="27"/>
-    </w:p>
-    <w:p>
-      <w:pPr>
-        <w:rPr>
-          <w:lang w:val="sr-Cyrl-RS"/>
-        </w:rPr>
-      </w:pPr>
-      <w:r>
-        <w:rPr>
-          <w:lang w:val="sr-Cyrl-RS"/>
-        </w:rPr>
+      <w:r>
+        <w:t xml:space="preserve">WEB </w:t>
+      </w:r>
+      <w:r>
+        <w:rPr>
+          <w:lang w:val="sr-Cyrl-RS"/>
+        </w:rPr>
+        <w:t>сервер је развије</w:t>
+      </w:r>
+      <w:r>
+        <w:rPr>
+          <w:lang w:val="sr-Cyrl-RS"/>
+        </w:rPr>
+        <w:t>н</w:t>
+      </w:r>
+      <w:r>
+        <w:rPr>
+          <w:lang w:val="sr-Cyrl-RS"/>
+        </w:rPr>
+        <w:t xml:space="preserve"> у</w:t>
+      </w:r>
+      <w:r>
+        <w:rPr>
+          <w:lang w:val="sr-Cyrl-RS"/>
+        </w:rPr>
+        <w:t xml:space="preserve"> </w:t>
+      </w:r>
+      <w:r>
+        <w:rPr>
+          <w:lang w:val="sr-Cyrl-RS"/>
+        </w:rPr>
+        <w:t>Node.js</w:t>
+      </w:r>
+      <w:r>
+        <w:rPr>
+          <w:lang w:val="sr-Cyrl-RS"/>
+        </w:rPr>
+        <w:t xml:space="preserve"> </w:t>
+      </w:r>
+      <w:r>
+        <w:rPr>
+          <w:lang w:val="sr-Cyrl-RS"/>
+        </w:rPr>
+        <w:t xml:space="preserve">окружењу, а као језик је коришћен </w:t>
+      </w:r>
+      <w:r>
+        <w:t>Typescript</w:t>
+      </w:r>
+      <w:r>
+        <w:rPr>
+          <w:lang w:val="sr-Cyrl-RS"/>
+        </w:rPr>
+        <w:t>.</w:t>
+      </w:r>
+      <w:r>
+        <w:rPr>
+          <w:lang w:val="sr-Cyrl-RS"/>
+        </w:rPr>
+        <w:t xml:space="preserve"> </w:t>
+      </w:r>
+      <w:r>
+        <w:rPr>
+          <w:lang w:val="sr-Cyrl-RS"/>
+        </w:rPr>
+        <w:t xml:space="preserve">Главни задатак веб сервера је да опслужује захтеве који долазе са </w:t>
+      </w:r>
+      <w:r>
+        <w:t xml:space="preserve">Front End </w:t>
+      </w:r>
+      <w:r>
+        <w:rPr>
+          <w:lang w:val="sr-Cyrl-RS"/>
+        </w:rPr>
+        <w:t xml:space="preserve">стране апликације. </w:t>
+      </w:r>
+    </w:p>
+    <w:p>
+      <w:pPr>
+        <w:rPr>
+          <w:lang w:val="sr-Cyrl-RS"/>
+        </w:rPr>
+      </w:pPr>
+    </w:p>
+    <w:p>
+      <w:pPr>
+        <w:pStyle w:val="Heading3"/>
+        <w:rPr>
+          <w:lang w:val="sr-Cyrl-RS"/>
+        </w:rPr>
+      </w:pPr>
+      <w:bookmarkStart w:id="28" w:name="_Toc161506725"/>
+      <w:r>
+        <w:rPr>
+          <w:lang w:val="sr-Cyrl-RS"/>
+        </w:rPr>
+        <w:t>Руте</w:t>
+      </w:r>
+      <w:bookmarkEnd w:id="28"/>
+    </w:p>
+    <w:p>
+      <w:pPr>
+        <w:jc w:val="both"/>
+        <w:rPr>
+          <w:lang w:val="sr-Cyrl-RS"/>
+        </w:rPr>
+      </w:pPr>
+      <w:r>
         <w:tab/>
       </w:r>
-      <w:r>
-        <w:t xml:space="preserve">WEB </w:t>
-      </w:r>
-      <w:r>
-        <w:rPr>
-          <w:lang w:val="sr-Cyrl-RS"/>
-        </w:rPr>
-        <w:t>сервер је развије</w:t>
-      </w:r>
-      <w:r>
-        <w:rPr>
-          <w:lang w:val="sr-Cyrl-RS"/>
-        </w:rPr>
-        <w:t>н</w:t>
-      </w:r>
-      <w:r>
-        <w:rPr>
-          <w:lang w:val="sr-Cyrl-RS"/>
-        </w:rPr>
-        <w:t xml:space="preserve"> у</w:t>
-      </w:r>
-      <w:r>
-        <w:rPr>
-          <w:lang w:val="sr-Cyrl-RS"/>
-        </w:rPr>
-        <w:t xml:space="preserve"> </w:t>
-      </w:r>
-      <w:r>
-        <w:rPr>
-          <w:lang w:val="sr-Cyrl-RS"/>
-        </w:rPr>
-        <w:t>Node.js</w:t>
-      </w:r>
-      <w:r>
-        <w:rPr>
-          <w:lang w:val="sr-Cyrl-RS"/>
-        </w:rPr>
-        <w:t xml:space="preserve"> </w:t>
-      </w:r>
-      <w:r>
-        <w:rPr>
-          <w:lang w:val="sr-Cyrl-RS"/>
-        </w:rPr>
-        <w:t xml:space="preserve">окружењу, а као језик је коришћен </w:t>
-      </w:r>
-      <w:r>
-        <w:t>Typescript</w:t>
-      </w:r>
-      <w:r>
-        <w:rPr>
-          <w:lang w:val="sr-Cyrl-RS"/>
-        </w:rPr>
-        <w:t>.</w:t>
-      </w:r>
-      <w:r>
-        <w:rPr>
-          <w:lang w:val="sr-Cyrl-RS"/>
-        </w:rPr>
-        <w:t xml:space="preserve"> </w:t>
-      </w:r>
-      <w:r>
-        <w:rPr>
-          <w:lang w:val="sr-Cyrl-RS"/>
-        </w:rPr>
-        <w:t xml:space="preserve">Главни задатак веб сервера је да опслужује захтеве који долазе са </w:t>
-      </w:r>
-      <w:r>
-        <w:t xml:space="preserve">Front End </w:t>
-      </w:r>
-      <w:r>
-        <w:rPr>
-          <w:lang w:val="sr-Cyrl-RS"/>
-        </w:rPr>
-        <w:t xml:space="preserve">стране апликације. </w:t>
-      </w:r>
-    </w:p>
-    <w:p>
-      <w:pPr>
-        <w:rPr>
-          <w:lang w:val="sr-Cyrl-RS"/>
-        </w:rPr>
-      </w:pPr>
-    </w:p>
-    <w:p>
-      <w:pPr>
-        <w:pStyle w:val="Heading3"/>
-        <w:rPr>
-          <w:lang w:val="sr-Cyrl-RS"/>
-        </w:rPr>
-      </w:pPr>
-      <w:bookmarkStart w:id="28" w:name="_Toc161506725"/>
-      <w:r>
-        <w:rPr>
-          <w:lang w:val="sr-Cyrl-RS"/>
-        </w:rPr>
-        <w:t>Руте</w:t>
-      </w:r>
-      <w:bookmarkEnd w:id="28"/>
-    </w:p>
-    <w:p>
-      <w:pPr>
-        <w:rPr>
-          <w:lang w:val="sr-Cyrl-RS"/>
-        </w:rPr>
-      </w:pPr>
-      <w:r>
-        <w:tab/>
-      </w:r>
-      <w:r>
-        <w:rPr>
-          <w:lang w:val="sr-Cyrl-RS"/>
-        </w:rPr>
-        <w:t>Рутирање је механизам којим се захтеви наводе до контролера који ће тај захтев да обради.</w:t>
+      <w:proofErr w:type="spellStart"/>
+      <w:r>
+        <w:rPr>
+          <w:lang w:val="sr-Cyrl-RS"/>
+        </w:rPr>
+        <w:t>Рутирање</w:t>
+      </w:r>
+      <w:proofErr w:type="spellEnd"/>
+      <w:r>
+        <w:rPr>
+          <w:lang w:val="sr-Cyrl-RS"/>
+        </w:rPr>
+        <w:t xml:space="preserve"> је механизам којим се захтеви наводе до контролера који ће тај захтев да обради.</w:t>
       </w:r>
       <w:r>
         <w:t xml:space="preserve"> </w:t>
@@ -26054,6 +27743,7 @@
     </w:p>
     <w:p>
       <w:pPr>
+        <w:jc w:val="both"/>
         <w:rPr>
           <w:lang w:val="sr-Cyrl-RS"/>
         </w:rPr>
@@ -26070,82 +27760,100 @@
         </w:rPr>
         <w:t xml:space="preserve">Комуникација је изведена уз помоћ </w:t>
       </w:r>
+      <w:proofErr w:type="spellStart"/>
       <w:r>
         <w:rPr>
           <w:lang w:val="sr-Cyrl-RS"/>
         </w:rPr>
         <w:t>mongoosejs</w:t>
       </w:r>
-      <w:hyperlink w:anchor="_Литература" w:history="1">
-        <w:sdt>
-          <w:sdtPr>
+      <w:proofErr w:type="spellEnd"/>
+      <w:r>
+        <w:fldChar w:fldCharType="begin"/>
+      </w:r>
+      <w:r>
+        <w:instrText>HYPERLINK \l "_Литература"</w:instrText>
+      </w:r>
+      <w:r>
+        <w:fldChar w:fldCharType="separate"/>
+      </w:r>
+      <w:sdt>
+        <w:sdtPr>
+          <w:rPr>
+            <w:rStyle w:val="Hyperlink"/>
+            <w:lang w:val="sr-Cyrl-RS"/>
+          </w:rPr>
+          <w:id w:val="784470598"/>
+          <w:citation/>
+        </w:sdtPr>
+        <w:sdtContent>
+          <w:r>
             <w:rPr>
               <w:rStyle w:val="Hyperlink"/>
               <w:lang w:val="sr-Cyrl-RS"/>
             </w:rPr>
-            <w:id w:val="784470598"/>
-            <w:citation/>
-          </w:sdtPr>
-          <w:sdtContent>
-            <w:r>
-              <w:rPr>
-                <w:rStyle w:val="Hyperlink"/>
-                <w:lang w:val="sr-Cyrl-RS"/>
-              </w:rPr>
-              <w:fldChar w:fldCharType="begin"/>
-            </w:r>
-            <w:r>
-              <w:rPr>
-                <w:rStyle w:val="Hyperlink"/>
-                <w:lang w:val="sr-Cyrl-RS"/>
-              </w:rPr>
-              <w:instrText xml:space="preserve">CITATION mongoosejs \l 10266 </w:instrText>
-            </w:r>
-            <w:r>
-              <w:rPr>
-                <w:rStyle w:val="Hyperlink"/>
-                <w:lang w:val="sr-Cyrl-RS"/>
-              </w:rPr>
-              <w:fldChar w:fldCharType="separate"/>
-            </w:r>
-            <w:r>
-              <w:rPr>
-                <w:rStyle w:val="Hyperlink"/>
-                <w:noProof/>
-                <w:lang w:val="sr-Cyrl-RS"/>
-              </w:rPr>
-              <w:t xml:space="preserve"> </w:t>
-            </w:r>
-            <w:r>
-              <w:rPr>
-                <w:noProof/>
-                <w:color w:val="467886" w:themeColor="hyperlink"/>
-                <w:lang w:val="sr-Cyrl-RS"/>
-              </w:rPr>
-              <w:t>[6]</w:t>
-            </w:r>
-            <w:r>
-              <w:rPr>
-                <w:rStyle w:val="Hyperlink"/>
-                <w:lang w:val="sr-Cyrl-RS"/>
-              </w:rPr>
-              <w:fldChar w:fldCharType="end"/>
-            </w:r>
-          </w:sdtContent>
-        </w:sdt>
-      </w:hyperlink>
+            <w:fldChar w:fldCharType="begin"/>
+          </w:r>
+          <w:r>
+            <w:rPr>
+              <w:rStyle w:val="Hyperlink"/>
+              <w:lang w:val="sr-Cyrl-RS"/>
+            </w:rPr>
+            <w:instrText xml:space="preserve">CITATION mongoosejs \l 10266 </w:instrText>
+          </w:r>
+          <w:r>
+            <w:rPr>
+              <w:rStyle w:val="Hyperlink"/>
+              <w:lang w:val="sr-Cyrl-RS"/>
+            </w:rPr>
+            <w:fldChar w:fldCharType="separate"/>
+          </w:r>
+          <w:r>
+            <w:rPr>
+              <w:rStyle w:val="Hyperlink"/>
+              <w:noProof/>
+              <w:lang w:val="sr-Cyrl-RS"/>
+            </w:rPr>
+            <w:t xml:space="preserve"> </w:t>
+          </w:r>
+          <w:r>
+            <w:rPr>
+              <w:noProof/>
+              <w:color w:val="467886" w:themeColor="hyperlink"/>
+              <w:lang w:val="sr-Cyrl-RS"/>
+            </w:rPr>
+            <w:t>[6]</w:t>
+          </w:r>
+          <w:r>
+            <w:rPr>
+              <w:rStyle w:val="Hyperlink"/>
+              <w:lang w:val="sr-Cyrl-RS"/>
+            </w:rPr>
+            <w:fldChar w:fldCharType="end"/>
+          </w:r>
+        </w:sdtContent>
+      </w:sdt>
+      <w:r>
+        <w:rPr>
+          <w:rStyle w:val="Hyperlink"/>
+          <w:lang w:val="sr-Cyrl-RS"/>
+        </w:rPr>
+        <w:fldChar w:fldCharType="end"/>
+      </w:r>
       <w:r>
         <w:rPr>
           <w:lang w:val="sr-Cyrl-RS"/>
         </w:rPr>
         <w:t xml:space="preserve"> библиотеке. У класи </w:t>
       </w:r>
+      <w:proofErr w:type="spellStart"/>
       <w:r>
         <w:rPr>
           <w:lang w:val="sr-Cyrl-RS"/>
         </w:rPr>
         <w:t>Database</w:t>
       </w:r>
+      <w:proofErr w:type="spellEnd"/>
       <w:r>
         <w:rPr>
           <w:lang w:val="sr-Cyrl-RS"/>
@@ -26169,7 +27877,21 @@
         <w:rPr>
           <w:lang w:val="sr-Cyrl-RS"/>
         </w:rPr>
-        <w:t xml:space="preserve">фајла узимамо два параметра, конекциони стринг и име базе, који су нам потребни за успостављање везе са базом. Додатно креирамо </w:t>
+        <w:t xml:space="preserve">фајла узимамо два параметра, </w:t>
+      </w:r>
+      <w:proofErr w:type="spellStart"/>
+      <w:r>
+        <w:rPr>
+          <w:lang w:val="sr-Cyrl-RS"/>
+        </w:rPr>
+        <w:t>конекциони</w:t>
+      </w:r>
+      <w:proofErr w:type="spellEnd"/>
+      <w:r>
+        <w:rPr>
+          <w:lang w:val="sr-Cyrl-RS"/>
+        </w:rPr>
+        <w:t xml:space="preserve"> стринг и име базе, који су нам потребни за успостављање везе са базом. Додатно креирамо </w:t>
       </w:r>
       <w:r>
         <w:rPr>
@@ -28038,6 +29760,7 @@
     </w:p>
     <w:p>
       <w:pPr>
+        <w:jc w:val="both"/>
         <w:rPr>
           <w:lang w:val="sr-Cyrl-RS"/>
         </w:rPr>
@@ -28704,6 +30427,7 @@
     </w:p>
     <w:p>
       <w:pPr>
+        <w:jc w:val="both"/>
         <w:rPr>
           <w:lang w:val="sr-Cyrl-RS"/>
         </w:rPr>
@@ -28728,17 +30452,33 @@
         </w:rPr>
         <w:t xml:space="preserve"> </w:t>
       </w:r>
+      <w:proofErr w:type="spellStart"/>
       <w:r>
         <w:rPr>
           <w:lang w:val="sr-Cyrl-RS"/>
         </w:rPr>
         <w:t>productCategories</w:t>
       </w:r>
-      <w:r>
-        <w:rPr>
-          <w:lang w:val="sr-Cyrl-RS"/>
-        </w:rPr>
-        <w:t xml:space="preserve"> се чувају singleton модели појединачних категорија производа, који се после могу користити за читање и уписивање нових података у базу.</w:t>
+      <w:proofErr w:type="spellEnd"/>
+      <w:r>
+        <w:rPr>
+          <w:lang w:val="sr-Cyrl-RS"/>
+        </w:rPr>
+        <w:t xml:space="preserve"> се чувају </w:t>
+      </w:r>
+      <w:proofErr w:type="spellStart"/>
+      <w:r>
+        <w:rPr>
+          <w:lang w:val="sr-Cyrl-RS"/>
+        </w:rPr>
+        <w:t>singleton</w:t>
+      </w:r>
+      <w:proofErr w:type="spellEnd"/>
+      <w:r>
+        <w:rPr>
+          <w:lang w:val="sr-Cyrl-RS"/>
+        </w:rPr>
+        <w:t xml:space="preserve"> модели појединачних категорија производа, који се после могу користити за читање и уписивање нових података у базу.</w:t>
       </w:r>
     </w:p>
     <w:tbl>
@@ -29367,6 +31107,7 @@
     </w:p>
     <w:p>
       <w:pPr>
+        <w:jc w:val="both"/>
         <w:rPr>
           <w:lang w:val="sr-Cyrl-RS"/>
         </w:rPr>
@@ -29692,6 +31433,7 @@
     </w:p>
     <w:p>
       <w:pPr>
+        <w:jc w:val="both"/>
         <w:rPr>
           <w:lang w:val="sr-Cyrl-RS"/>
         </w:rPr>
@@ -29722,6 +31464,7 @@
     </w:p>
     <w:p>
       <w:pPr>
+        <w:jc w:val="both"/>
         <w:rPr>
           <w:lang w:val="sr-Cyrl-RS"/>
         </w:rPr>
@@ -30271,6 +32014,7 @@
     </w:p>
     <w:p>
       <w:pPr>
+        <w:jc w:val="both"/>
         <w:rPr>
           <w:lang w:val="sr-Cyrl-RS"/>
         </w:rPr>
@@ -30384,7 +32128,21 @@
         <w:rPr>
           <w:lang w:val="sr-Cyrl-RS"/>
         </w:rPr>
-        <w:t xml:space="preserve">база је коришћена као системски кеш зарад боље одзивности апликације. </w:t>
+        <w:t xml:space="preserve">база је коришћена као системски кеш зарад боље </w:t>
+      </w:r>
+      <w:proofErr w:type="spellStart"/>
+      <w:r>
+        <w:rPr>
+          <w:lang w:val="sr-Cyrl-RS"/>
+        </w:rPr>
+        <w:t>одзивности</w:t>
+      </w:r>
+      <w:proofErr w:type="spellEnd"/>
+      <w:r>
+        <w:rPr>
+          <w:lang w:val="sr-Cyrl-RS"/>
+        </w:rPr>
+        <w:t xml:space="preserve"> апликације. </w:t>
       </w:r>
     </w:p>
     <w:tbl>
@@ -30924,6 +32682,7 @@
     </w:p>
     <w:p>
       <w:pPr>
+        <w:jc w:val="both"/>
         <w:rPr>
           <w:lang w:val="sr-Cyrl-RS"/>
         </w:rPr>
@@ -30986,9 +32745,11 @@
         </w:rPr>
         <w:t xml:space="preserve"> а када применимо кеширање само ће први послати захтев имати време извршавања од 70</w:t>
       </w:r>
+      <w:proofErr w:type="spellStart"/>
       <w:r>
         <w:t>ms</w:t>
       </w:r>
+      <w:proofErr w:type="spellEnd"/>
       <w:r>
         <w:rPr>
           <w:lang w:val="sr-Cyrl-RS"/>
@@ -31012,13 +32773,15 @@
     </w:p>
     <w:p>
       <w:pPr>
-        <w:rPr>
-          <w:lang w:val="sr-Cyrl-RS"/>
-        </w:rPr>
-      </w:pPr>
-    </w:p>
-    <w:p>
-      <w:pPr>
+        <w:jc w:val="both"/>
+        <w:rPr>
+          <w:lang w:val="sr-Cyrl-RS"/>
+        </w:rPr>
+      </w:pPr>
+    </w:p>
+    <w:p>
+      <w:pPr>
+        <w:jc w:val="both"/>
         <w:rPr>
           <w:lang w:val="sr-Cyrl-RS"/>
         </w:rPr>
@@ -31069,6 +32832,7 @@
     </w:p>
     <w:p>
       <w:pPr>
+        <w:jc w:val="both"/>
         <w:rPr>
           <w:lang w:val="sr-Cyrl-RS"/>
         </w:rPr>
@@ -31114,6 +32878,7 @@
     </w:p>
     <w:p>
       <w:pPr>
+        <w:jc w:val="both"/>
         <w:rPr>
           <w:lang w:val="sr-Cyrl-RS"/>
         </w:rPr>
@@ -32382,6 +34147,7 @@
     </w:p>
     <w:p>
       <w:pPr>
+        <w:jc w:val="both"/>
         <w:rPr>
           <w:lang w:val="sr-Cyrl-RS"/>
         </w:rPr>
@@ -32446,17 +34212,33 @@
         </w:rPr>
         <w:t xml:space="preserve"> је </w:t>
       </w:r>
+      <w:proofErr w:type="spellStart"/>
       <w:r>
         <w:rPr>
           <w:lang w:val="sr-Cyrl-RS"/>
         </w:rPr>
         <w:t>useState</w:t>
       </w:r>
-      <w:r>
-        <w:rPr>
-          <w:lang w:val="sr-Cyrl-RS"/>
-        </w:rPr>
-        <w:t xml:space="preserve"> који се користи за декларацију и сетовање параметара.</w:t>
+      <w:proofErr w:type="spellEnd"/>
+      <w:r>
+        <w:rPr>
+          <w:lang w:val="sr-Cyrl-RS"/>
+        </w:rPr>
+        <w:t xml:space="preserve"> који се користи за декларацију и </w:t>
+      </w:r>
+      <w:proofErr w:type="spellStart"/>
+      <w:r>
+        <w:rPr>
+          <w:lang w:val="sr-Cyrl-RS"/>
+        </w:rPr>
+        <w:t>сетовање</w:t>
+      </w:r>
+      <w:proofErr w:type="spellEnd"/>
+      <w:r>
+        <w:rPr>
+          <w:lang w:val="sr-Cyrl-RS"/>
+        </w:rPr>
+        <w:t xml:space="preserve"> параметара.</w:t>
       </w:r>
       <w:r>
         <w:rPr>
@@ -32464,12 +34246,14 @@
         </w:rPr>
         <w:t xml:space="preserve"> Када дође до промене параметара дефинисаних у </w:t>
       </w:r>
+      <w:proofErr w:type="spellStart"/>
       <w:r>
         <w:rPr>
           <w:lang w:val="sr-Cyrl-RS"/>
         </w:rPr>
         <w:t>useState</w:t>
       </w:r>
+      <w:proofErr w:type="spellEnd"/>
       <w:r>
         <w:rPr>
           <w:lang w:val="sr-Cyrl-RS"/>
@@ -32485,6 +34269,7 @@
     </w:p>
     <w:p>
       <w:pPr>
+        <w:jc w:val="both"/>
         <w:rPr>
           <w:lang w:val="sr-Cyrl-RS"/>
         </w:rPr>
@@ -32498,6 +34283,7 @@
     </w:p>
     <w:p>
       <w:pPr>
+        <w:jc w:val="both"/>
         <w:rPr>
           <w:lang w:val="sr-Cyrl-RS"/>
         </w:rPr>
@@ -32521,6 +34307,7 @@
     </w:p>
     <w:p>
       <w:pPr>
+        <w:jc w:val="both"/>
         <w:rPr>
           <w:lang w:val="sr-Cyrl-RS"/>
         </w:rPr>
@@ -32531,9 +34318,11 @@
         </w:rPr>
         <w:tab/>
       </w:r>
+      <w:proofErr w:type="spellStart"/>
       <w:r>
         <w:t>useState</w:t>
       </w:r>
+      <w:proofErr w:type="spellEnd"/>
       <w:r>
         <w:rPr>
           <w:lang w:val="sr-Cyrl-RS"/>
@@ -32549,9 +34338,11 @@
         </w:rPr>
         <w:t xml:space="preserve">сервера, а </w:t>
       </w:r>
+      <w:proofErr w:type="spellStart"/>
       <w:r>
         <w:t>useEffect</w:t>
       </w:r>
+      <w:proofErr w:type="spellEnd"/>
       <w:r>
         <w:rPr>
           <w:lang w:val="sr-Cyrl-RS"/>
@@ -32634,6 +34425,7 @@
               </w:rPr>
               <w:t xml:space="preserve">Пример коришћења  </w:t>
             </w:r>
+            <w:proofErr w:type="spellStart"/>
             <w:r>
               <w:rPr>
                 <w:b/>
@@ -32643,6 +34435,7 @@
               </w:rPr>
               <w:t>Hooks</w:t>
             </w:r>
+            <w:proofErr w:type="spellEnd"/>
             <w:r>
               <w:rPr>
                 <w:b/>
@@ -32843,6 +34636,7 @@
     </w:p>
     <w:p>
       <w:pPr>
+        <w:jc w:val="both"/>
         <w:rPr>
           <w:lang w:val="sr-Cyrl-RS"/>
         </w:rPr>
@@ -32859,17 +34653,32 @@
         </w:rPr>
         <w:t xml:space="preserve">За </w:t>
       </w:r>
+      <w:proofErr w:type="spellStart"/>
       <w:r>
         <w:rPr>
           <w:lang w:val="sr-Cyrl-RS"/>
         </w:rPr>
         <w:t>рутирање</w:t>
       </w:r>
+      <w:proofErr w:type="spellEnd"/>
       <w:r>
         <w:t>[</w:t>
       </w:r>
-      <w:r>
-        <w:t>Изворни код 4.23</w:t>
+      <w:proofErr w:type="spellStart"/>
+      <w:r>
+        <w:t>Изворни</w:t>
+      </w:r>
+      <w:proofErr w:type="spellEnd"/>
+      <w:r>
+        <w:t xml:space="preserve"> </w:t>
+      </w:r>
+      <w:proofErr w:type="spellStart"/>
+      <w:r>
+        <w:t>код</w:t>
+      </w:r>
+      <w:proofErr w:type="spellEnd"/>
+      <w:r>
+        <w:t xml:space="preserve"> 4.23</w:t>
       </w:r>
       <w:r>
         <w:t>]</w:t>
@@ -32880,17 +34689,33 @@
         </w:rPr>
         <w:t xml:space="preserve"> је коришћена </w:t>
       </w:r>
+      <w:proofErr w:type="spellStart"/>
       <w:r>
         <w:rPr>
           <w:lang w:val="sr-Cyrl-RS"/>
         </w:rPr>
         <w:t>react-router-dom</w:t>
       </w:r>
-      <w:r>
-        <w:rPr>
-          <w:lang w:val="sr-Cyrl-RS"/>
-        </w:rPr>
-        <w:t xml:space="preserve"> библиотека. Рутирање нам омогућава да</w:t>
+      <w:proofErr w:type="spellEnd"/>
+      <w:r>
+        <w:rPr>
+          <w:lang w:val="sr-Cyrl-RS"/>
+        </w:rPr>
+        <w:t xml:space="preserve"> библиотека. </w:t>
+      </w:r>
+      <w:proofErr w:type="spellStart"/>
+      <w:r>
+        <w:rPr>
+          <w:lang w:val="sr-Cyrl-RS"/>
+        </w:rPr>
+        <w:t>Рутирање</w:t>
+      </w:r>
+      <w:proofErr w:type="spellEnd"/>
+      <w:r>
+        <w:rPr>
+          <w:lang w:val="sr-Cyrl-RS"/>
+        </w:rPr>
+        <w:t xml:space="preserve"> нам омогућава да</w:t>
       </w:r>
       <w:r>
         <w:rPr>
@@ -32907,6 +34732,7 @@
     </w:p>
     <w:p>
       <w:pPr>
+        <w:jc w:val="both"/>
         <w:rPr>
           <w:lang w:val="sr-Cyrl-RS"/>
         </w:rPr>
@@ -32987,8 +34813,16 @@
         <w:rPr>
           <w:color w:val="008800"/>
         </w:rPr>
-        <w:t>:productId</w:t>
-      </w:r>
+        <w:t>:</w:t>
+      </w:r>
+      <w:proofErr w:type="spellStart"/>
+      <w:r>
+        <w:rPr>
+          <w:color w:val="008800"/>
+        </w:rPr>
+        <w:t>productId</w:t>
+      </w:r>
+      <w:proofErr w:type="spellEnd"/>
       <w:r>
         <w:rPr>
           <w:color w:val="008800"/>
@@ -33075,6 +34909,7 @@
               </w:rPr>
               <w:t xml:space="preserve">: </w:t>
             </w:r>
+            <w:proofErr w:type="spellStart"/>
             <w:r>
               <w:rPr>
                 <w:b/>
@@ -33084,6 +34919,7 @@
               </w:rPr>
               <w:t>Рутирање</w:t>
             </w:r>
+            <w:proofErr w:type="spellEnd"/>
           </w:p>
         </w:tc>
       </w:tr>
@@ -34239,6 +36075,7 @@
     </w:p>
     <w:p>
       <w:pPr>
+        <w:jc w:val="both"/>
         <w:rPr>
           <w:lang w:val="sr-Cyrl-RS"/>
         </w:rPr>
@@ -34316,7 +36153,21 @@
         <w:rPr>
           <w:lang w:val="sr-Cyrl-RS"/>
         </w:rPr>
-        <w:t xml:space="preserve"> као што су тајни кључеви и конекциони стрингови </w:t>
+        <w:t xml:space="preserve"> као што су тајни кључеви и </w:t>
+      </w:r>
+      <w:proofErr w:type="spellStart"/>
+      <w:r>
+        <w:rPr>
+          <w:lang w:val="sr-Cyrl-RS"/>
+        </w:rPr>
+        <w:t>конекциони</w:t>
+      </w:r>
+      <w:proofErr w:type="spellEnd"/>
+      <w:r>
+        <w:rPr>
+          <w:lang w:val="sr-Cyrl-RS"/>
+        </w:rPr>
+        <w:t xml:space="preserve"> стрингови </w:t>
       </w:r>
       <w:r>
         <w:rPr>
@@ -34578,6 +36429,7 @@
     </w:p>
     <w:p>
       <w:pPr>
+        <w:jc w:val="both"/>
         <w:rPr>
           <w:lang w:val="sr-Cyrl-RS"/>
         </w:rPr>
@@ -34824,6 +36676,7 @@
     </w:p>
     <w:p>
       <w:pPr>
+        <w:jc w:val="both"/>
         <w:rPr>
           <w:lang w:val="sr-Cyrl-RS"/>
         </w:rPr>
@@ -34993,7 +36846,21 @@
         <w:rPr>
           <w:lang w:val="sr-Cyrl-RS"/>
         </w:rPr>
-        <w:t>Кликом на дугме „Proizvodi“ из навигационе траке прелазимо на страну за одабир категорије производа. Кликом на одговарајућу категорију корисник прелази на страну на којој су приказани само производи из те категорије.</w:t>
+        <w:t>Кликом на дугме „</w:t>
+      </w:r>
+      <w:proofErr w:type="spellStart"/>
+      <w:r>
+        <w:rPr>
+          <w:lang w:val="sr-Cyrl-RS"/>
+        </w:rPr>
+        <w:t>Proizvodi</w:t>
+      </w:r>
+      <w:proofErr w:type="spellEnd"/>
+      <w:r>
+        <w:rPr>
+          <w:lang w:val="sr-Cyrl-RS"/>
+        </w:rPr>
+        <w:t>“ из навигационе траке прелазимо на страну за одабир категорије производа. Кликом на одговарајућу категорију корисник прелази на страну на којој су приказани само производи из те категорије.</w:t>
       </w:r>
     </w:p>
     <w:p>
@@ -35164,6 +37031,7 @@
     </w:p>
     <w:p>
       <w:pPr>
+        <w:jc w:val="both"/>
         <w:rPr>
           <w:lang w:val="sr-Cyrl-RS"/>
         </w:rPr>
@@ -35189,6 +37057,7 @@
     </w:p>
     <w:p>
       <w:pPr>
+        <w:jc w:val="both"/>
         <w:rPr>
           <w:lang w:val="sr-Cyrl-RS"/>
         </w:rPr>
@@ -35201,6 +37070,9 @@
       </w:r>
     </w:p>
     <w:p>
+      <w:pPr>
+        <w:jc w:val="both"/>
+      </w:pPr>
       <w:r>
         <w:rPr>
           <w:lang w:val="sr-Cyrl-RS"/>
@@ -35214,6 +37086,7 @@
     </w:p>
     <w:p>
       <w:pPr>
+        <w:jc w:val="both"/>
         <w:rPr>
           <w:lang w:val="sr-Cyrl-RS"/>
         </w:rPr>
@@ -35230,6 +37103,7 @@
     </w:p>
     <w:p>
       <w:pPr>
+        <w:jc w:val="both"/>
         <w:rPr>
           <w:lang w:val="sr-Cyrl-RS"/>
         </w:rPr>
@@ -35244,6 +37118,7 @@
     </w:p>
     <w:p>
       <w:pPr>
+        <w:jc w:val="both"/>
         <w:rPr>
           <w:lang w:val="sr-Cyrl-RS"/>
         </w:rPr>
@@ -35258,12 +37133,16 @@
     </w:p>
     <w:p>
       <w:pPr>
-        <w:rPr>
-          <w:lang w:val="sr-Cyrl-RS"/>
-        </w:rPr>
-      </w:pPr>
-    </w:p>
-    <w:p>
+        <w:jc w:val="both"/>
+        <w:rPr>
+          <w:lang w:val="sr-Cyrl-RS"/>
+        </w:rPr>
+      </w:pPr>
+    </w:p>
+    <w:p>
+      <w:pPr>
+        <w:jc w:val="both"/>
+      </w:pPr>
       <w:r>
         <w:rPr>
           <w:lang w:val="sr-Cyrl-RS"/>
@@ -36073,6 +37952,7 @@
         </w:rPr>
         <w:t xml:space="preserve">“ у </w:t>
       </w:r>
+      <w:proofErr w:type="spellStart"/>
       <w:r>
         <w:rPr>
           <w:b/>
@@ -36081,6 +37961,7 @@
         </w:rPr>
         <w:t>Десимировцу</w:t>
       </w:r>
+      <w:proofErr w:type="spellEnd"/>
       <w:r>
         <w:rPr>
           <w:lang w:val="sr-Cyrl-RS"/>
@@ -36431,8 +38312,16 @@
         <w:rPr>
           <w:lang w:val="sr-Cyrl-RS"/>
         </w:rPr>
-        <w:t>Владимир Цвjетковић</w:t>
-      </w:r>
+        <w:t xml:space="preserve">Владимир </w:t>
+      </w:r>
+      <w:proofErr w:type="spellStart"/>
+      <w:r>
+        <w:rPr>
+          <w:lang w:val="sr-Cyrl-RS"/>
+        </w:rPr>
+        <w:t>Цвjетковић</w:t>
+      </w:r>
+      <w:proofErr w:type="spellEnd"/>
       <w:r>
         <w:rPr>
           <w:lang w:val="sr-Cyrl-RS"/>
@@ -36489,9 +38378,11 @@
     <w:p>
       <w:pPr>
         <w:pStyle w:val="Standard"/>
-        <w:rPr>
-          <w:lang w:val="sr-Cyrl-RS"/>
-        </w:rPr>
+      </w:pPr>
+    </w:p>
+    <w:p>
+      <w:pPr>
+        <w:pStyle w:val="Standard"/>
       </w:pPr>
     </w:p>
     <w:p>
@@ -36662,8 +38553,16 @@
         <w:rPr>
           <w:lang w:val="sr-Cyrl-RS"/>
         </w:rPr>
-        <w:t>Марина Свичевић</w:t>
-      </w:r>
+        <w:t xml:space="preserve">Марина </w:t>
+      </w:r>
+      <w:proofErr w:type="spellStart"/>
+      <w:r>
+        <w:rPr>
+          <w:lang w:val="sr-Cyrl-RS"/>
+        </w:rPr>
+        <w:t>Свичевић</w:t>
+      </w:r>
+      <w:proofErr w:type="spellEnd"/>
       <w:r>
         <w:rPr>
           <w:lang w:val="sr-Cyrl-RS"/>
